--- a/source/Samples/Documentation/Report_ML 2425-01 Investigate Image Reconstruction by using Classifiers.docx
+++ b/source/Samples/Documentation/Report_ML 2425-01 Investigate Image Reconstruction by using Classifiers.docx
@@ -23,7 +23,6 @@
           <w:i w:val="0"/>
           <w:smallCaps w:val="0"/>
           <w:strike w:val="0"/>
-          <w:color w:val="000000"/>
           <w:u w:val="none"/>
           <w:shd w:fill="auto" w:val="clear"/>
           <w:vertAlign w:val="baseline"/>
@@ -37,14 +36,13 @@
           <w:titlePg w:val="1"/>
         </w:sectPr>
       </w:pPr>
-      <w:bookmarkStart w:colFirst="0" w:colLast="0" w:name="_1pqohjbtosdg" w:id="0"/>
+      <w:bookmarkStart w:colFirst="0" w:colLast="0" w:name="_tv1baju8if16" w:id="0"/>
       <w:bookmarkEnd w:id="0"/>
       <w:r>
         <w:rPr>
           <w:i w:val="1"/>
           <w:smallCaps w:val="0"/>
           <w:strike w:val="0"/>
-          <w:color w:val="000000"/>
           <w:u w:val="none"/>
           <w:shd w:fill="auto" w:val="clear"/>
           <w:vertAlign w:val="baseline"/>
@@ -79,18 +77,16 @@
           <w:i w:val="0"/>
           <w:smallCaps w:val="0"/>
           <w:strike w:val="0"/>
-          <w:color w:val="000000"/>
-          <w:u w:val="none"/>
-          <w:shd w:fill="auto" w:val="clear"/>
-          <w:vertAlign w:val="baseline"/>
-        </w:rPr>
-      </w:pPr>
-      <w:r>
-        <w:rPr>
-          <w:i w:val="0"/>
-          <w:smallCaps w:val="0"/>
-          <w:strike w:val="0"/>
-          <w:color w:val="000000"/>
+          <w:u w:val="none"/>
+          <w:shd w:fill="auto" w:val="clear"/>
+          <w:vertAlign w:val="baseline"/>
+        </w:rPr>
+      </w:pPr>
+      <w:r>
+        <w:rPr>
+          <w:i w:val="0"/>
+          <w:smallCaps w:val="0"/>
+          <w:strike w:val="0"/>
           <w:u w:val="none"/>
           <w:shd w:fill="auto" w:val="clear"/>
           <w:vertAlign w:val="baseline"/>
@@ -122,7 +118,6 @@
           <w:i w:val="0"/>
           <w:smallCaps w:val="0"/>
           <w:strike w:val="0"/>
-          <w:color w:val="000000"/>
           <w:u w:val="none"/>
           <w:shd w:fill="auto" w:val="clear"/>
           <w:vertAlign w:val="baseline"/>
@@ -136,7 +131,6 @@
           <w:i w:val="0"/>
           <w:smallCaps w:val="0"/>
           <w:strike w:val="0"/>
-          <w:color w:val="000000"/>
           <w:u w:val="none"/>
           <w:shd w:fill="auto" w:val="clear"/>
           <w:vertAlign w:val="baseline"/>
@@ -168,7 +162,6 @@
           <w:i w:val="0"/>
           <w:smallCaps w:val="0"/>
           <w:strike w:val="0"/>
-          <w:color w:val="000000"/>
           <w:u w:val="none"/>
           <w:shd w:fill="auto" w:val="clear"/>
           <w:vertAlign w:val="baseline"/>
@@ -192,7 +185,6 @@
           <w:i w:val="0"/>
           <w:smallCaps w:val="0"/>
           <w:strike w:val="0"/>
-          <w:color w:val="000000"/>
           <w:u w:val="none"/>
           <w:shd w:fill="auto" w:val="clear"/>
           <w:vertAlign w:val="baseline"/>
@@ -254,7 +246,6 @@
           <w:i w:val="1"/>
           <w:smallCaps w:val="0"/>
           <w:strike w:val="0"/>
-          <w:color w:val="000000"/>
           <w:u w:val="none"/>
           <w:shd w:fill="auto" w:val="clear"/>
           <w:vertAlign w:val="baseline"/>
@@ -268,24 +259,66 @@
           <w:i w:val="0"/>
           <w:smallCaps w:val="0"/>
           <w:strike w:val="0"/>
-          <w:color w:val="000000"/>
-          <w:u w:val="none"/>
-          <w:shd w:fill="auto" w:val="clear"/>
-          <w:vertAlign w:val="baseline"/>
-          <w:rtl w:val="0"/>
-        </w:rPr>
-        <w:t xml:space="preserve">—</w:t>
-      </w:r>
-      <w:r>
-        <w:rPr>
-          <w:b w:val="1"/>
-          <w:i w:val="0"/>
-          <w:smallCaps w:val="0"/>
-          <w:strike w:val="0"/>
-          <w:color w:val="000000"/>
-          <w:u w:val="none"/>
-          <w:shd w:fill="auto" w:val="clear"/>
-          <w:vertAlign w:val="baseline"/>
+          <w:u w:val="none"/>
+          <w:shd w:fill="auto" w:val="clear"/>
+          <w:vertAlign w:val="baseline"/>
+          <w:rtl w:val="0"/>
+        </w:rPr>
+        <w:t xml:space="preserve">— </w:t>
+      </w:r>
+      <w:r>
+        <w:rPr>
+          <w:i w:val="1"/>
+          <w:smallCaps w:val="0"/>
+          <w:strike w:val="0"/>
+          <w:u w:val="none"/>
+          <w:shd w:fill="auto" w:val="clear"/>
+          <w:vertAlign w:val="baseline"/>
+          <w:rtl w:val="0"/>
+        </w:rPr>
+        <w:t xml:space="preserve">Image reconstruction </w:t>
+      </w:r>
+      <w:r>
+        <w:rPr>
+          <w:i w:val="1"/>
+          <w:rtl w:val="0"/>
+        </w:rPr>
+        <w:t xml:space="preserve">is one of the most important tasks </w:t>
+      </w:r>
+      <w:r>
+        <w:rPr>
+          <w:i w:val="1"/>
+          <w:smallCaps w:val="0"/>
+          <w:strike w:val="0"/>
+          <w:u w:val="none"/>
+          <w:shd w:fill="auto" w:val="clear"/>
+          <w:vertAlign w:val="baseline"/>
+          <w:rtl w:val="0"/>
+        </w:rPr>
+        <w:t xml:space="preserve">in computer vision and machine learning, owing to its importance in pattern recognition, autonomous systems, and medical imaging, where it improves analytical accuracy, decision-making, and diagnostic precision. In this project, the feasibility of employing K-Nearest Neighbors (KNN) and HTM classifiers within the Hierarchical Temporal Memory (HTM) framework to reconstruct images from Sparse Distributed Representations (SDRs) is examined. Biologically based HTM is an ideal model for sequence learning and anomaly detection, as it replicates the principles of cortical learning. The purpose of this </w:t>
+      </w:r>
+      <w:r>
+        <w:rPr>
+          <w:i w:val="1"/>
+          <w:rtl w:val="0"/>
+        </w:rPr>
+        <w:t xml:space="preserve">project </w:t>
+      </w:r>
+      <w:r>
+        <w:rPr>
+          <w:i w:val="1"/>
+          <w:smallCaps w:val="0"/>
+          <w:strike w:val="0"/>
+          <w:u w:val="none"/>
+          <w:shd w:fill="auto" w:val="clear"/>
+          <w:vertAlign w:val="baseline"/>
+          <w:rtl w:val="0"/>
+        </w:rPr>
+        <w:t xml:space="preserve">is to employ classification methods to reverse the SDR encoding process and retrieve the original input images. We propose a modified classification-based reconstruction framework that utilizes the IClassifier interface to broaden the scope of the SpatialLearning experiment. The proposed method approximates the original inputs by utilizing KNN and HTM classifiers and stores image data in SDRs using an ImageEncoder.The dataset consisted of grayscale images encoded into 64×64 SDRs, representing 4096-bit sparse patterns.In addition to qualitative visual comparisons, the NeocortexApi</w:t>
+      </w:r>
+      <w:r>
+        <w:rPr>
+          <w:i w:val="1"/>
           <w:rtl w:val="0"/>
         </w:rPr>
         <w:t xml:space="preserve"> </w:t>
@@ -295,134 +328,57 @@
           <w:i w:val="1"/>
           <w:smallCaps w:val="0"/>
           <w:strike w:val="0"/>
-          <w:color w:val="000000"/>
-          <w:u w:val="none"/>
-          <w:shd w:fill="auto" w:val="clear"/>
-          <w:vertAlign w:val="baseline"/>
-          <w:rtl w:val="0"/>
-        </w:rPr>
-        <w:t xml:space="preserve">Image reconstruction </w:t>
+          <w:u w:val="none"/>
+          <w:shd w:fill="auto" w:val="clear"/>
+          <w:vertAlign w:val="baseline"/>
+          <w:rtl w:val="0"/>
+        </w:rPr>
+        <w:t xml:space="preserve">quantitative similarity measures are employed to evaluate the reconstruction accuracy. Every classifier's ability to replicate high-dimensional data is demonstrated through an exhaustive performance analysis. According to experimental findings, classification-based SDR inversion is feasible and exhibits a range of reconstruction quality</w:t>
       </w:r>
       <w:r>
         <w:rPr>
           <w:i w:val="1"/>
           <w:rtl w:val="0"/>
         </w:rPr>
-        <w:t xml:space="preserve">is one of the most important tasks </w:t>
+        <w:t xml:space="preserve">.On</w:t>
       </w:r>
       <w:r>
         <w:rPr>
           <w:i w:val="1"/>
           <w:smallCaps w:val="0"/>
           <w:strike w:val="0"/>
-          <w:color w:val="000000"/>
-          <w:u w:val="none"/>
-          <w:shd w:fill="auto" w:val="clear"/>
-          <w:vertAlign w:val="baseline"/>
-          <w:rtl w:val="0"/>
-        </w:rPr>
-        <w:t xml:space="preserve">in computer vision and machine learning, owing to its importance in pattern recognition, autonomous systems, and medical imaging, where it improves analytical accuracy, decision-making, and diagnostic precision. In this project, the feasibility of employing K-Nearest Neighbors (KNN) and HTM classifiers within the Hierarchical Temporal Memory (HTM) framework to reconstruct images from Sparse Distributed Representations (SDRs) is examined. Biologically based HTM is an ideal model for sequence learning and anomaly detection, as it replicates the principles of cortical learning. The purpose of this </w:t>
+          <w:u w:val="none"/>
+          <w:shd w:fill="auto" w:val="clear"/>
+          <w:vertAlign w:val="baseline"/>
+          <w:rtl w:val="0"/>
+        </w:rPr>
+        <w:t xml:space="preserve"> average, HTM achieved a hybrid similarity score of 83.5%, outperforming k-NN’s 76.2% across the </w:t>
       </w:r>
       <w:r>
         <w:rPr>
           <w:i w:val="1"/>
           <w:rtl w:val="0"/>
         </w:rPr>
-        <w:t xml:space="preserve">project </w:t>
+        <w:t xml:space="preserve">20 test images,this dataset is small but the framework is scalable so  there is scope to use bigger dataset.</w:t>
       </w:r>
       <w:r>
         <w:rPr>
           <w:i w:val="1"/>
           <w:smallCaps w:val="0"/>
           <w:strike w:val="0"/>
-          <w:color w:val="000000"/>
-          <w:u w:val="none"/>
-          <w:shd w:fill="auto" w:val="clear"/>
-          <w:vertAlign w:val="baseline"/>
-          <w:rtl w:val="0"/>
-        </w:rPr>
-        <w:t xml:space="preserve">is to employ classification methods to reverse the SDR encoding process and retrieve the original input images. We propose a modified classification-based reconstruction framework that utilizes the IClassifier interface to broaden the scope of the SpatialLearning experiment. The proposed method approximates the original inputs by utilizing KNN and HTM classifiers and stores image data in SDRs using an ImageEncoder.The dataset consisted of grayscale images encoded into 64×64 SDRs, representing 4096-bit sparse patterns.In addition to qualitative visual comparisons, the NeocortexApi</w:t>
+          <w:u w:val="none"/>
+          <w:shd w:fill="auto" w:val="clear"/>
+          <w:vertAlign w:val="baseline"/>
+          <w:rtl w:val="0"/>
+        </w:rPr>
+        <w:t xml:space="preserve"> contingent upon the classifier utilized. This investigation enhances HTM-based image reconstruction and establishes a foundation for subsequent investigations that aim to enhance the reversibility of SDRs within biologically inspired machine learning architectures.</w:t>
       </w:r>
       <w:r>
         <w:rPr>
           <w:i w:val="1"/>
           <w:rtl w:val="0"/>
         </w:rPr>
-        <w:t xml:space="preserve"> </w:t>
-      </w:r>
-      <w:r>
-        <w:rPr>
-          <w:i w:val="1"/>
-          <w:smallCaps w:val="0"/>
-          <w:strike w:val="0"/>
-          <w:color w:val="000000"/>
-          <w:u w:val="none"/>
-          <w:shd w:fill="auto" w:val="clear"/>
-          <w:vertAlign w:val="baseline"/>
-          <w:rtl w:val="0"/>
-        </w:rPr>
-        <w:t xml:space="preserve">quantitative similarity measures are employed to evaluate the reconstruction accuracy. Every classifier's ability to replicate high-dimensional data is demonstrated through an exhaustive performance analysis. According to experimental findings, classification-based SDR inversion is feasible and exhibits a range of reconstruction quality</w:t>
-      </w:r>
-      <w:r>
-        <w:rPr>
-          <w:i w:val="1"/>
-          <w:rtl w:val="0"/>
-        </w:rPr>
-        <w:t xml:space="preserve">.On</w:t>
-      </w:r>
-      <w:r>
-        <w:rPr>
-          <w:i w:val="1"/>
-          <w:smallCaps w:val="0"/>
-          <w:strike w:val="0"/>
-          <w:color w:val="000000"/>
-          <w:u w:val="none"/>
-          <w:shd w:fill="auto" w:val="clear"/>
-          <w:vertAlign w:val="baseline"/>
-          <w:rtl w:val="0"/>
-        </w:rPr>
-        <w:t xml:space="preserve"> average, HTM achieved a hybrid similarity score of 83.5%, outperforming k-NN’s 76.2% across the </w:t>
-      </w:r>
-      <w:r>
-        <w:rPr>
-          <w:i w:val="1"/>
-          <w:rtl w:val="0"/>
-        </w:rPr>
-        <w:t xml:space="preserve">20 test images,this dataset is small but the framework is scalable so  there is scope to use bigger dataset.</w:t>
-      </w:r>
-      <w:r>
-        <w:rPr>
-          <w:i w:val="1"/>
-          <w:smallCaps w:val="0"/>
-          <w:strike w:val="0"/>
-          <w:color w:val="000000"/>
-          <w:u w:val="none"/>
-          <w:shd w:fill="auto" w:val="clear"/>
-          <w:vertAlign w:val="baseline"/>
-          <w:rtl w:val="0"/>
-        </w:rPr>
-        <w:t xml:space="preserve"> contingent upon the classifier utilized. This investigation enhances HTM-based image reconstruction and establishes a foundation for subsequent investigations that aim to enhance the reversibility of SDRs within biologically inspired machine learning architectures.</w:t>
-      </w:r>
-      <w:r>
-        <w:rPr>
-          <w:i w:val="1"/>
-          <w:rtl w:val="0"/>
-        </w:rPr>
-        <w:t xml:space="preserve">A key contribution of this project is the extension of the NeoCortexApi framework with a classifier-driven reconstruction pipeline using the </w:t>
-      </w:r>
-      <w:r>
-        <w:rPr>
-          <w:i w:val="1"/>
-          <w:rtl w:val="0"/>
-        </w:rPr>
-        <w:t xml:space="preserve">IClassifier</w:t>
-      </w:r>
-      <w:r>
-        <w:rPr>
-          <w:i w:val="1"/>
-          <w:rtl w:val="0"/>
-        </w:rPr>
-        <w:t xml:space="preserve"> interface.</w:t>
+        <w:t xml:space="preserve">A key contribution of this project is the extension of the NeoCortexApi framework with a classifier-driven reconstruction pipeline using the IClassifier interface.</w:t>
       </w:r>
     </w:p>
     <w:p>
@@ -446,38 +402,10 @@
           <w:i w:val="1"/>
           <w:smallCaps w:val="0"/>
           <w:strike w:val="0"/>
-          <w:color w:val="000000"/>
-          <w:u w:val="none"/>
-          <w:shd w:fill="auto" w:val="clear"/>
-          <w:vertAlign w:val="baseline"/>
-        </w:rPr>
-      </w:pPr>
-      <w:r>
-        <w:rPr>
-          <w:i w:val="1"/>
-          <w:smallCaps w:val="0"/>
-          <w:strike w:val="0"/>
-          <w:color w:val="000000"/>
-          <w:u w:val="none"/>
-          <w:shd w:fill="auto" w:val="clear"/>
-          <w:vertAlign w:val="baseline"/>
-          <w:rtl w:val="0"/>
-        </w:rPr>
-        <w:t xml:space="preserve">Keywords—Image reconstruction, Classifiers, K-Nearest Neighbors (KNN), Hierarchical Temporal Memory (HTM)</w:t>
-      </w:r>
-    </w:p>
-    <w:p>
-      <w:pPr>
-        <w:pStyle w:val="Heading1"/>
-        <w:tabs>
-          <w:tab w:val="left" w:leader="none" w:pos="216"/>
-          <w:tab w:val="left" w:leader="none" w:pos="216"/>
-          <w:tab w:val="left" w:leader="none" w:pos="216"/>
-        </w:tabs>
-        <w:spacing w:line="240" w:lineRule="auto"/>
-        <w:ind w:left="0" w:firstLine="216"/>
-        <w:jc w:val="both"/>
-        <w:rPr/>
+          <w:u w:val="none"/>
+          <w:shd w:fill="auto" w:val="clear"/>
+          <w:vertAlign w:val="baseline"/>
+        </w:rPr>
         <w:sectPr>
           <w:type w:val="continuous"/>
           <w:pgSz w:h="16838" w:w="11906" w:orient="portrait"/>
@@ -490,8 +418,15 @@
       </w:pPr>
       <w:r>
         <w:rPr>
-          <w:rtl w:val="0"/>
-        </w:rPr>
+          <w:i w:val="1"/>
+          <w:smallCaps w:val="0"/>
+          <w:strike w:val="0"/>
+          <w:u w:val="none"/>
+          <w:shd w:fill="auto" w:val="clear"/>
+          <w:vertAlign w:val="baseline"/>
+          <w:rtl w:val="0"/>
+        </w:rPr>
+        <w:t xml:space="preserve">Keywords—Image reconstruction, Classifiers, K-Nearest Neighbors (KNN), Hierarchical Temporal Memory (HTM)</w:t>
       </w:r>
     </w:p>
     <w:p>
@@ -505,6 +440,7 @@
           <w:tab w:val="left" w:leader="none" w:pos="216"/>
           <w:tab w:val="left" w:leader="none" w:pos="216"/>
           <w:tab w:val="left" w:leader="none" w:pos="216"/>
+          <w:tab w:val="left" w:leader="none" w:pos="216"/>
         </w:tabs>
         <w:spacing w:line="240" w:lineRule="auto"/>
         <w:ind w:left="0" w:firstLine="216"/>
@@ -519,6 +455,452 @@
           <w:rtl w:val="0"/>
         </w:rPr>
         <w:t xml:space="preserve">Introduction</w:t>
+      </w:r>
+    </w:p>
+    <w:p>
+      <w:pPr>
+        <w:tabs>
+          <w:tab w:val="left" w:leader="none" w:pos="288"/>
+        </w:tabs>
+        <w:spacing w:after="240" w:before="240" w:lineRule="auto"/>
+        <w:jc w:val="both"/>
+        <w:rPr/>
+      </w:pPr>
+      <w:bookmarkStart w:colFirst="0" w:colLast="0" w:name="_46brjbd4v23q" w:id="1"/>
+      <w:bookmarkEnd w:id="1"/>
+      <w:r>
+        <w:rPr>
+          <w:rtl w:val="0"/>
+        </w:rPr>
+        <w:t xml:space="preserve">Reconstructing or approximating an image from incomplete, noisy, or partial data is the basic challenge in image reconstruction in computer vision, machine learning, and artificial intelligence. Improving the performance of many applications, including medical imaging, autonomous systems, and pattern recognition [1, 2, 3], depends on this process. Widely-used conventional image reconstruction techniques include compressive sensing, imprinting, and interpolation. But the growth of machine learning techniques, especially classification-based methods like K-Nearest Neighbors (KNN) and Hierarchical Temporal Memory (HTM) [3], has opened up new ways to improve the accuracy and speed of picture reconstruction.</w:t>
+      </w:r>
+    </w:p>
+    <w:p>
+      <w:pPr>
+        <w:tabs>
+          <w:tab w:val="left" w:leader="none" w:pos="288"/>
+        </w:tabs>
+        <w:spacing w:after="240" w:before="240" w:lineRule="auto"/>
+        <w:jc w:val="both"/>
+        <w:rPr/>
+      </w:pPr>
+      <w:bookmarkStart w:colFirst="0" w:colLast="0" w:name="_46brjbd4v23q" w:id="1"/>
+      <w:bookmarkEnd w:id="1"/>
+      <w:r>
+        <w:rPr>
+          <w:rtl w:val="0"/>
+        </w:rPr>
+        <w:t xml:space="preserve">These methods help models understand the fundamental patterns in an image collection, enabling more exact reconstructions even in extremely deteriorated circumstances [4]. Particularly successful in tasks involving spatial and temporal learning, HTM is a scientifically inspired framework meant to replicate the neocortex [5]. The basic building blocks of HTM are Sparse Distributed Representations (SDRs), which are high-dimensional, sparse binary representations that can hold information well while being resistant to noise [6].</w:t>
+      </w:r>
+    </w:p>
+    <w:p>
+      <w:pPr>
+        <w:tabs>
+          <w:tab w:val="left" w:leader="none" w:pos="288"/>
+        </w:tabs>
+        <w:spacing w:after="240" w:before="240" w:lineRule="auto"/>
+        <w:jc w:val="both"/>
+        <w:rPr/>
+      </w:pPr>
+      <w:bookmarkStart w:colFirst="0" w:colLast="0" w:name="_46brjbd4v23q" w:id="1"/>
+      <w:bookmarkEnd w:id="1"/>
+      <w:r>
+        <w:rPr>
+          <w:rtl w:val="0"/>
+        </w:rPr>
+        <w:t xml:space="preserve">Although SDRs have shown promise in applications such as anomaly detection and sequence learning, their ability for picture reconstruction is still unmet. Conversely, a commonly used classification method, KNN, runs on feature similarity and has shown success in many pattern recognition challenges [7]. When used with SDR-based encoding systems, KNN is a good fit for reconstructing pictures as it uses the feature space of input data to identify class labels.</w:t>
+      </w:r>
+    </w:p>
+    <w:p>
+      <w:pPr>
+        <w:tabs>
+          <w:tab w:val="left" w:leader="none" w:pos="288"/>
+        </w:tabs>
+        <w:spacing w:after="240" w:before="240" w:lineRule="auto"/>
+        <w:jc w:val="both"/>
+        <w:rPr/>
+      </w:pPr>
+      <w:bookmarkStart w:colFirst="0" w:colLast="0" w:name="_46brjbd4v23q" w:id="1"/>
+      <w:bookmarkEnd w:id="1"/>
+      <w:r>
+        <w:rPr>
+          <w:rtl w:val="0"/>
+        </w:rPr>
+        <w:t xml:space="preserve">The goal of this work is to create a classification-based way to rebuild pictures from SDR-encoded data that takes advantage of the best parts of HTM and KNN. This will create a new framework that strikes a good balance between how quickly the reconstruction is done and how well it looks. Image reconstruction has use in many important areas. Image reconstruction improves object identification, feature classification, and pattern recognition under demanding situations. Improved quality of reconstructed pictures will greatly increase the accuracy of categorization models [2].</w:t>
+      </w:r>
+    </w:p>
+    <w:p>
+      <w:pPr>
+        <w:tabs>
+          <w:tab w:val="left" w:leader="none" w:pos="288"/>
+        </w:tabs>
+        <w:spacing w:after="240" w:before="240" w:lineRule="auto"/>
+        <w:jc w:val="both"/>
+        <w:rPr/>
+      </w:pPr>
+      <w:bookmarkStart w:colFirst="0" w:colLast="0" w:name="_46brjbd4v23q" w:id="1"/>
+      <w:bookmarkEnd w:id="1"/>
+      <w:r>
+        <w:rPr>
+          <w:rtl w:val="0"/>
+        </w:rPr>
+        <w:t xml:space="preserve">Likewise, successful navigation and decision-making in autonomous systems—including robots and self-driving cars—rely on high-quality picture reconstruction. Autonomous systems often cope with partial or damaged pictures due to environmental constraints such as occlusions, low resolution, and bad illumination, so strong reconstruction methods [3] are often needed. Although autonomous cars depend on many sensors to detect their surroundings, real-world environments may include notable noise and missing data, which could affect decision-making procedures. Autonomous systems may get more accurate reconstructions by using machine learning methods such as KNN and HTM, therefore enhancing operating efficiency and safety.</w:t>
+      </w:r>
+    </w:p>
+    <w:p>
+      <w:pPr>
+        <w:tabs>
+          <w:tab w:val="left" w:leader="none" w:pos="288"/>
+        </w:tabs>
+        <w:spacing w:after="240" w:before="240" w:lineRule="auto"/>
+        <w:jc w:val="both"/>
+        <w:rPr/>
+      </w:pPr>
+      <w:bookmarkStart w:colFirst="0" w:colLast="0" w:name="_46brjbd4v23q" w:id="1"/>
+      <w:bookmarkEnd w:id="1"/>
+      <w:r>
+        <w:rPr>
+          <w:rtl w:val="0"/>
+        </w:rPr>
+        <w:t xml:space="preserve">Another area where picture reconstruction is critical is medical imaging. Medical diagnosis and treatment planning depend critically on imaging methods like MRI, CT scans, and ultrasounds. But because of technology, patient mobility, or other outside variables, these imaging methods can provide noisy or incomplete data. By helping to rebuild the missing features, reconstruction techniques improve the quality of medical pictures and raise diagnostic accuracy [4]. Deep learning methods have particularly revolutionized medical image reconstruction by enabling high-fidelity restorations from sparse data. Still, the necessity of interpretable models and computational restrictions emphasizes the need for investigating other approaches such as HTM and KNN. These techniques are fit for inclusion in clinical procedures, as they might possibly provide strong, effective answers that preserve high interpretability.</w:t>
+      </w:r>
+    </w:p>
+    <w:p>
+      <w:pPr>
+        <w:tabs>
+          <w:tab w:val="left" w:leader="none" w:pos="288"/>
+        </w:tabs>
+        <w:spacing w:after="240" w:before="240" w:lineRule="auto"/>
+        <w:jc w:val="both"/>
+        <w:rPr/>
+      </w:pPr>
+      <w:bookmarkStart w:colFirst="0" w:colLast="0" w:name="_46brjbd4v23q" w:id="1"/>
+      <w:bookmarkEnd w:id="1"/>
+      <w:r>
+        <w:rPr>
+          <w:rtl w:val="0"/>
+        </w:rPr>
+        <w:t xml:space="preserve">Although deep learning-based methods have made significant progress in picture reconstruction, some difficulties continue to occur. The trade-off between reconstruction accuracy and processing economy is a main obstacle. Many modern reconstruction techniques need large computer resources, which limits their useful applicability in real-time situations such as autonomous driving and medical imaging [5]. Current approaches often struggle with incomplete or contaminated data, leading to poor reconstruction results. Usually requiring large datasets for training, traditional deep learning models are sensitive to changes in input quality.</w:t>
+      </w:r>
+    </w:p>
+    <w:p>
+      <w:pPr>
+        <w:tabs>
+          <w:tab w:val="left" w:leader="none" w:pos="288"/>
+        </w:tabs>
+        <w:spacing w:after="240" w:before="240" w:lineRule="auto"/>
+        <w:jc w:val="both"/>
+        <w:rPr/>
+      </w:pPr>
+      <w:bookmarkStart w:colFirst="0" w:colLast="0" w:name="_46brjbd4v23q" w:id="1"/>
+      <w:bookmarkEnd w:id="1"/>
+      <w:r>
+        <w:rPr>
+          <w:rtl w:val="0"/>
+        </w:rPr>
+        <w:t xml:space="preserve">On the other hand, classification-based techniques like KNN and HTM provide a more flexible and computationally efficient substitute, which qualifies them for uses where real-time performance is crucial. Treating spatial interdependence and high-dimensional data representations presents another challenge in picture reconstruction. Pixel-wise interpolations are common in conventional techniques, which may not be able to adequately depict complicated spatial structures. SDRs, like the ones used in HTM, could be used instead because they record spatial connections in a dispersed way and improve generalization across multiple picture domains. Additionally, KNN relies on feature-space similarity to reconstruct pictures by finding similar patterns in the dataset. This process provides a simple but effective way to add missing data. These methods, when used together, may improve reconstructing pictures from sparse representations while still maintaining computational feasibility.</w:t>
+      </w:r>
+    </w:p>
+    <w:p>
+      <w:pPr>
+        <w:tabs>
+          <w:tab w:val="left" w:leader="none" w:pos="288"/>
+        </w:tabs>
+        <w:spacing w:after="240" w:before="240" w:lineRule="auto"/>
+        <w:jc w:val="both"/>
+        <w:rPr/>
+      </w:pPr>
+      <w:bookmarkStart w:colFirst="0" w:colLast="0" w:name="_46brjbd4v23q" w:id="1"/>
+      <w:bookmarkEnd w:id="1"/>
+      <w:r>
+        <w:rPr>
+          <w:rtl w:val="0"/>
+        </w:rPr>
+        <w:t xml:space="preserve">In this work, we investigate whether it is feasible to reconstruct pictures from SDRs using HTM and KNN classifiers. The hierarchical structure of the human brain gave rise to the HTM architecture, which has been shown to be effective at tasks like sequence learning and finding outliers [6]. This work intends to improve HTM's spatial learning capacity by using the IClassifier interface, thereby exploiting KNN's power in similarity-based categorization. By means of this method, we want to create a classification-based reconstruction framework able to undo the SDR encoding process and restore the original input pictures.</w:t>
+      </w:r>
+    </w:p>
+    <w:p>
+      <w:pPr>
+        <w:tabs>
+          <w:tab w:val="left" w:leader="none" w:pos="288"/>
+        </w:tabs>
+        <w:spacing w:after="240" w:before="240" w:lineRule="auto"/>
+        <w:jc w:val="both"/>
+        <w:rPr/>
+      </w:pPr>
+      <w:bookmarkStart w:colFirst="0" w:colLast="0" w:name="_46brjbd4v23q" w:id="1"/>
+      <w:bookmarkEnd w:id="1"/>
+      <w:r>
+        <w:rPr>
+          <w:rtl w:val="0"/>
+        </w:rPr>
+        <w:t xml:space="preserve">This study advances the larger area of classification-based image restoration methods in addition to offering an understanding of the relevance of SDRs for picture reconstruction. This work offers a computationally efficient and interpreted method applicable to many fields by solving the difficulties related to conventional deep learning models. In the end, the results of this study could provide fresh avenues for creating strong, scalable image reconstruction methods catered to practical applications.</w:t>
+      </w:r>
+    </w:p>
+    <w:p>
+      <w:pPr>
+        <w:tabs>
+          <w:tab w:val="left" w:leader="none" w:pos="288"/>
+        </w:tabs>
+        <w:spacing w:after="240" w:before="240" w:lineRule="auto"/>
+        <w:jc w:val="both"/>
+        <w:rPr/>
+      </w:pPr>
+      <w:bookmarkStart w:colFirst="0" w:colLast="0" w:name="_mhvhjola1415" w:id="2"/>
+      <w:bookmarkEnd w:id="2"/>
+      <w:r>
+        <w:rPr>
+          <w:rtl w:val="0"/>
+        </w:rPr>
+      </w:r>
+    </w:p>
+    <w:p>
+      <w:pPr>
+        <w:pStyle w:val="Heading1"/>
+        <w:numPr>
+          <w:ilvl w:val="0"/>
+          <w:numId w:val="1"/>
+        </w:numPr>
+        <w:tabs>
+          <w:tab w:val="left" w:leader="none" w:pos="216"/>
+          <w:tab w:val="left" w:leader="none" w:pos="216"/>
+          <w:tab w:val="left" w:leader="none" w:pos="216"/>
+          <w:tab w:val="left" w:leader="none" w:pos="216"/>
+        </w:tabs>
+        <w:spacing w:line="240" w:lineRule="auto"/>
+        <w:ind w:left="0" w:firstLine="216"/>
+        <w:jc w:val="both"/>
+        <w:rPr>
+          <w:b w:val="1"/>
+        </w:rPr>
+      </w:pPr>
+      <w:r>
+        <w:rPr>
+          <w:b w:val="1"/>
+          <w:rtl w:val="0"/>
+        </w:rPr>
+        <w:t xml:space="preserve">Related Work</w:t>
+      </w:r>
+    </w:p>
+    <w:p>
+      <w:pPr>
+        <w:tabs>
+          <w:tab w:val="left" w:leader="none" w:pos="216"/>
+          <w:tab w:val="left" w:leader="none" w:pos="216"/>
+          <w:tab w:val="left" w:leader="none" w:pos="216"/>
+          <w:tab w:val="left" w:leader="none" w:pos="216"/>
+        </w:tabs>
+        <w:jc w:val="both"/>
+        <w:rPr/>
+      </w:pPr>
+      <w:r>
+        <w:rPr>
+          <w:rtl w:val="0"/>
+        </w:rPr>
+        <w:t xml:space="preserve">For a long period of time, graphical reconstruction has remained one of the most important matters of study in computer vision, having been traditionally undertaken with different approaches such as machine learning. The traditional reconstruction methods, such as scanning, decomposition, and imaging of compressed files, depend highly on the signal processing and mathematical models to estimate the missing parts of the image or the parts that need to be restored. While these methods may work best under certain constrained conditions, they often fail to adapt to new environments that have higher dimensions or are more complex and disorderly, especially with sparse data being their major issue.</w:t>
+      </w:r>
+    </w:p>
+    <w:p>
+      <w:pPr>
+        <w:tabs>
+          <w:tab w:val="left" w:leader="none" w:pos="216"/>
+          <w:tab w:val="left" w:leader="none" w:pos="216"/>
+          <w:tab w:val="left" w:leader="none" w:pos="216"/>
+          <w:tab w:val="left" w:leader="none" w:pos="216"/>
+        </w:tabs>
+        <w:jc w:val="both"/>
+        <w:rPr/>
+      </w:pPr>
+      <w:r>
+        <w:rPr>
+          <w:rtl w:val="0"/>
+        </w:rPr>
+      </w:r>
+    </w:p>
+    <w:p>
+      <w:pPr>
+        <w:tabs>
+          <w:tab w:val="left" w:leader="none" w:pos="216"/>
+          <w:tab w:val="left" w:leader="none" w:pos="216"/>
+          <w:tab w:val="left" w:leader="none" w:pos="216"/>
+          <w:tab w:val="left" w:leader="none" w:pos="216"/>
+        </w:tabs>
+        <w:jc w:val="both"/>
+        <w:rPr/>
+      </w:pPr>
+      <w:r>
+        <w:rPr>
+          <w:rtl w:val="0"/>
+        </w:rPr>
+        <w:t xml:space="preserve">The emergence of deep learning has brought with it powerful predictive structures that hitherto remained unprecedented. These powerful structures include the use of autoencoders, convolutional neural networks (CNNs), and the immensely popular generative adversarial networks (GANs), which have been proven outstanding in the completion, summary, and detail-oriented rendering of images. Autoencoders compress data into low dimensional latent drawings and formulate image reconstruction, whereas GANs construct high definition simulated images from partial inputs. These methods face challenges stemming from the need to possess huge datasets containing relative labels, demanding put together large amounts of computer power and lack of proper explanation which disables use with narrow resource settings in real-time.</w:t>
+      </w:r>
+    </w:p>
+    <w:p>
+      <w:pPr>
+        <w:tabs>
+          <w:tab w:val="left" w:leader="none" w:pos="216"/>
+          <w:tab w:val="left" w:leader="none" w:pos="216"/>
+          <w:tab w:val="left" w:leader="none" w:pos="216"/>
+          <w:tab w:val="left" w:leader="none" w:pos="216"/>
+        </w:tabs>
+        <w:jc w:val="both"/>
+        <w:rPr/>
+      </w:pPr>
+      <w:r>
+        <w:rPr>
+          <w:rtl w:val="0"/>
+        </w:rPr>
+      </w:r>
+    </w:p>
+    <w:p>
+      <w:pPr>
+        <w:tabs>
+          <w:tab w:val="left" w:leader="none" w:pos="216"/>
+          <w:tab w:val="left" w:leader="none" w:pos="216"/>
+          <w:tab w:val="left" w:leader="none" w:pos="216"/>
+          <w:tab w:val="left" w:leader="none" w:pos="216"/>
+        </w:tabs>
+        <w:jc w:val="both"/>
+        <w:rPr/>
+      </w:pPr>
+      <w:r>
+        <w:rPr>
+          <w:rtl w:val="0"/>
+        </w:rPr>
+        <w:t xml:space="preserve">On the other hand, biological inspired models such as Hierarchical Temporal Memory (HTM) are more interpretable and easier to work with for vast amounts of data.</w:t>
+      </w:r>
+    </w:p>
+    <w:p>
+      <w:pPr>
+        <w:tabs>
+          <w:tab w:val="left" w:leader="none" w:pos="216"/>
+          <w:tab w:val="left" w:leader="none" w:pos="216"/>
+          <w:tab w:val="left" w:leader="none" w:pos="216"/>
+          <w:tab w:val="left" w:leader="none" w:pos="216"/>
+        </w:tabs>
+        <w:jc w:val="both"/>
+        <w:rPr/>
+      </w:pPr>
+      <w:r>
+        <w:rPr>
+          <w:rtl w:val="0"/>
+        </w:rPr>
+      </w:r>
+    </w:p>
+    <w:p>
+      <w:pPr>
+        <w:tabs>
+          <w:tab w:val="left" w:leader="none" w:pos="216"/>
+          <w:tab w:val="left" w:leader="none" w:pos="216"/>
+          <w:tab w:val="left" w:leader="none" w:pos="216"/>
+          <w:tab w:val="left" w:leader="none" w:pos="216"/>
+        </w:tabs>
+        <w:jc w:val="both"/>
+        <w:rPr/>
+      </w:pPr>
+      <w:r>
+        <w:rPr>
+          <w:rtl w:val="0"/>
+        </w:rPr>
+        <w:t xml:space="preserve">HTM, modeled after the structure and function of the neocortex, excels in learning spatial and temporal patterns using Sparse Distributed Representations (SDRs). Prior research has demonstrated HTM’s strength in anomaly detection, online sequence learning, and classification of high-dimensional sensory data. However, it's potential in the field of image reconstruction remains minimally explored.</w:t>
+      </w:r>
+    </w:p>
+    <w:p>
+      <w:pPr>
+        <w:tabs>
+          <w:tab w:val="left" w:leader="none" w:pos="216"/>
+          <w:tab w:val="left" w:leader="none" w:pos="216"/>
+          <w:tab w:val="left" w:leader="none" w:pos="216"/>
+          <w:tab w:val="left" w:leader="none" w:pos="216"/>
+        </w:tabs>
+        <w:jc w:val="both"/>
+        <w:rPr/>
+      </w:pPr>
+      <w:r>
+        <w:rPr>
+          <w:rtl w:val="0"/>
+        </w:rPr>
+      </w:r>
+    </w:p>
+    <w:p>
+      <w:pPr>
+        <w:tabs>
+          <w:tab w:val="left" w:leader="none" w:pos="216"/>
+          <w:tab w:val="left" w:leader="none" w:pos="216"/>
+          <w:tab w:val="left" w:leader="none" w:pos="216"/>
+          <w:tab w:val="left" w:leader="none" w:pos="216"/>
+        </w:tabs>
+        <w:jc w:val="both"/>
+        <w:rPr/>
+      </w:pPr>
+      <w:r>
+        <w:rPr>
+          <w:rtl w:val="0"/>
+        </w:rPr>
+        <w:t xml:space="preserve">Similarly, K-Nearest Neighbors (k-NN), though simple, remains a strong baseline in features like  pattern recognition. Variants of k-NN have been effectively applied in SDR-based systems for tasks like classification and retrieval . For instance, Balasubramaniam et al. [2] has explored the enhancements in HTM classification through some similarity evaluation, while Nakata et al. [3] revisited k-NN with high-capacity storage for classification of images .</w:t>
+      </w:r>
+    </w:p>
+    <w:p>
+      <w:pPr>
+        <w:tabs>
+          <w:tab w:val="left" w:leader="none" w:pos="216"/>
+          <w:tab w:val="left" w:leader="none" w:pos="216"/>
+          <w:tab w:val="left" w:leader="none" w:pos="216"/>
+          <w:tab w:val="left" w:leader="none" w:pos="216"/>
+        </w:tabs>
+        <w:jc w:val="both"/>
+        <w:rPr/>
+      </w:pPr>
+      <w:r>
+        <w:rPr>
+          <w:rtl w:val="0"/>
+        </w:rPr>
+      </w:r>
+    </w:p>
+    <w:p>
+      <w:pPr>
+        <w:tabs>
+          <w:tab w:val="left" w:leader="none" w:pos="216"/>
+          <w:tab w:val="left" w:leader="none" w:pos="216"/>
+          <w:tab w:val="left" w:leader="none" w:pos="216"/>
+          <w:tab w:val="left" w:leader="none" w:pos="216"/>
+        </w:tabs>
+        <w:jc w:val="both"/>
+        <w:rPr/>
+      </w:pPr>
+      <w:r>
+        <w:rPr>
+          <w:rtl w:val="0"/>
+        </w:rPr>
+        <w:t xml:space="preserve">This project bridges a gap in current literature by applying HTM and k-NN in a better classification-based reconstruction pipeline. Unlike deep learning-based generative models, the proposed framework is designed to be modular, interpretable, and compatible with real-time edge computing systems. It also extends the NeoCortexApi framework by integrating reconstruction functionalities that can scale across domains requiring efficient and resilient image recovery.</w:t>
+      </w:r>
+    </w:p>
+    <w:p>
+      <w:pPr>
+        <w:pStyle w:val="Heading1"/>
+        <w:numPr>
+          <w:ilvl w:val="0"/>
+          <w:numId w:val="1"/>
+        </w:numPr>
+        <w:tabs>
+          <w:tab w:val="left" w:leader="none" w:pos="216"/>
+          <w:tab w:val="left" w:leader="none" w:pos="216"/>
+          <w:tab w:val="left" w:leader="none" w:pos="216"/>
+          <w:tab w:val="left" w:leader="none" w:pos="216"/>
+        </w:tabs>
+        <w:spacing w:line="240" w:lineRule="auto"/>
+        <w:ind w:left="0" w:firstLine="216"/>
+        <w:jc w:val="both"/>
+        <w:rPr>
+          <w:b w:val="1"/>
+        </w:rPr>
+      </w:pPr>
+      <w:r>
+        <w:rPr>
+          <w:b w:val="1"/>
+          <w:rtl w:val="0"/>
+        </w:rPr>
+        <w:t xml:space="preserve">Methodology</w:t>
       </w:r>
     </w:p>
     <w:p>
@@ -545,53 +927,58 @@
           <w:i w:val="0"/>
           <w:smallCaps w:val="0"/>
           <w:strike w:val="0"/>
-          <w:color w:val="000000"/>
-          <w:u w:val="none"/>
-          <w:shd w:fill="auto" w:val="clear"/>
-          <w:vertAlign w:val="baseline"/>
-        </w:rPr>
-      </w:pPr>
-      <w:bookmarkStart w:colFirst="0" w:colLast="0" w:name="_7x9exzby3x08" w:id="1"/>
-      <w:bookmarkEnd w:id="1"/>
-      <w:r>
-        <w:rPr>
-          <w:i w:val="0"/>
-          <w:smallCaps w:val="0"/>
-          <w:strike w:val="0"/>
-          <w:color w:val="000000"/>
-          <w:u w:val="none"/>
-          <w:shd w:fill="auto" w:val="clear"/>
-          <w:vertAlign w:val="baseline"/>
-          <w:rtl w:val="0"/>
-        </w:rPr>
-        <w:t xml:space="preserve">Reconstructing or approximating an image from incomplete, noisy, or partial data is the basic challenge in image reconstruction in computer vision, machine learning, and artificial intelligence. Improving the performance of many applications, including medical imaging, autonomous systems, and pattern recognition [1, 2, 3], depends on this process. Widely- used conventional image reconstruction techniques include compressive sensing, imprinting, and interpolation. But the growth of machine learning techniques, especially classification-based methods like K-Nearest Neighbors (KNN) and Hierarchical Temporal Memory (HTM) [3], has opened up new ways to improve the accuracy and speed of picture reconstruction. These methods help models understand the fundamental patterns in an image collection, enabling more exact reconstructions even in extremely deteriorated circumstances[4].Particularly successful in tasks involving spatial and temporal learning, HTM is a scientifically inspired framework meant to replicate the neocortex [5]. The basic building blocks of HTM are Sparse Distributed Representations (SDRs), which are high-dimensional, sparse binary representations that can hold information well while being resistant to noise [6]. Although SDRs have shown promise in applications such as anomaly detection and sequence learning, their ability for picture reconstruction is still unmet. Conversely, a commonly used classification method, KNN, runs on feature similarity and has shown success in many pattern recognition challenges [7]. When used with SDR-based encoding systems, KNN is a good fit for reconstructing pictures as it uses the feature space of input data to identify class labels. The goal of this work is to create a classification-based way to rebuild pictures from SDR-encoded data that takes advantage of the best parts of HTM and KNN. This will create a new framework that strikes a good balance between how quickly the reconstruction is done and how well it looks. Image reconstruction has use in many important areas. Image reconstruction improves object identification, feature classification, and pattern recognition under demanding situations. Improved quality of reconstructed pictures will greatly increase the accuracy of categorization models [2]. Likewise, successful navigation and decision-making in autonomous systems—including robots and self-driving cars—rely on high-quality picture reconstruction. Autonomous systems often cope with partial or damaged pictures due to environmental constraints such as occlusions, low resolution, and bad illumination, so strong reconstruction methods [3] are often needed. Although autonomous cars depend on many sensors to detect their surroundings, real-world environments may include notable noise and missing data, which could affect decision-making procedures. Autonomous systems may get more accurate reconstructions by using machine learning methods such as KNN and HTM, therefore enhancing operating efficiency and safety. Another area where picture reconstruction is critical is medical imaging. Medical diagnosis and treatment planning depend critically on imaging methods like MRI, CT scans, and ultrasounds. But because of technology, patient mobility, or other outside variables, these imaging methods can provide noisy or incomplete data. By helping to rebuild the missing features, reconstruction techniques improve the quality of medical pictures and raise diagnostic accuracy [4]. Deep learning methods have particularly revolutionized medical image reconstruction by enabling high-fidelity restorations from sparse data. Still, the necessity of interpretable models and computational restrictions emphasizes the need for investigating other approaches such as HTM and KNN. These techniques are fit for inclusion in clinical procedures, as they might possibly provide strong, effective answers that preserve high interpretability. Although deep learning-based methods have made significant progress in picture reconstruction, some difficulties continue to occur. The trade-off between reconstruction accuracy and processing economy is a main obstacle. Many modern reconstruction techniques need large computer resources, which limits their useful applicability in real-time situations such as autonomous driving and medical imaging [5]. Current approaches often struggle with incomplete or contaminated data, leading to poor reconstruction results. Usually requiring large datasets for training, traditional deep learning models are sensitive to changes in input quality. On the other hand, classification-based techniques like KNN and HTM provide a more flexible and computationally efficient substitute, which qualifies them for uses where real-time performance is crucial. Treating spatial interdependence and high-dimensional data representations presents another challenge in picture reconstruction. Pixel-wise interpolations are common in conventional techniques, which may not be able to adequately depict complicated spatial structures. SDRs, like the ones used in HTM, could be used instead because they record spatial connections in a dispersed way and improve generalization across multiple picture domains. Additionally, KNN relies on feature-space similarity to reconstruct pictures by finding similar patterns in the dataset. This process provides a simple but effective way to add missing data. These methods, when used together, may improve reconstructing pictures from sparse representations while still maintaining computational feasibility. In this work, we investigate whether it is feasible to reconstruct pictures from SDRs using HTM and KNN classifiers. The hierarchical structure of the human brain gave rise to the HTM architecture, which has been shown to be effective at tasks like sequence learning and finding outliers [6]. This work intends to improve HTM's spatial learning capacity by using the IClassifier interface, thereby exploiting KNN's power in similarity-based categorization. By means of this method, we want to create a classification-based reconstruction framework able to undo the SDR encoding process and restore the original input pictures. This study advances the larger area of classification-based image restoration methods in addition to offering an understanding of the relevance of SDRs for picture reconstruction. This work offers a computationally efficient and interpreted method applicable to many fields by solving the difficulties related to conventional deep learning models. In the end, the results of this study could provide fresh avenues for creating strong, scalable image reconstruction methods catered to practical applications. </w:t>
-      </w:r>
-    </w:p>
-    <w:p>
-      <w:pPr>
-        <w:pStyle w:val="Heading1"/>
-        <w:numPr>
-          <w:ilvl w:val="0"/>
-          <w:numId w:val="1"/>
-        </w:numPr>
-        <w:tabs>
-          <w:tab w:val="left" w:leader="none" w:pos="216"/>
-          <w:tab w:val="left" w:leader="none" w:pos="216"/>
-          <w:tab w:val="left" w:leader="none" w:pos="216"/>
-        </w:tabs>
-        <w:spacing w:line="240" w:lineRule="auto"/>
-        <w:ind w:left="0" w:firstLine="216"/>
-        <w:jc w:val="both"/>
-        <w:rPr>
-          <w:b w:val="1"/>
-        </w:rPr>
-      </w:pPr>
-      <w:r>
-        <w:rPr>
-          <w:b w:val="1"/>
-          <w:rtl w:val="0"/>
-        </w:rPr>
-        <w:t xml:space="preserve">Methodology</w:t>
+          <w:u w:val="none"/>
+          <w:shd w:fill="auto" w:val="clear"/>
+          <w:vertAlign w:val="baseline"/>
+        </w:rPr>
+      </w:pPr>
+      <w:r>
+        <w:rPr>
+          <w:i w:val="0"/>
+          <w:smallCaps w:val="0"/>
+          <w:strike w:val="0"/>
+          <w:u w:val="none"/>
+          <w:shd w:fill="auto" w:val="clear"/>
+          <w:vertAlign w:val="baseline"/>
+          <w:rtl w:val="0"/>
+        </w:rPr>
+        <w:t xml:space="preserve">The implementation of this project is focused on incorporating machine learning methods such as Hierarchical Temporal Memory (HTM) and K-Nearest Neighbors (KNN) for image classification and reconstruction. It can be performed using </w:t>
+      </w:r>
+      <w:r>
+        <w:rPr>
+          <w:rtl w:val="0"/>
+        </w:rPr>
+        <w:t xml:space="preserve">predefined</w:t>
+      </w:r>
+      <w:r>
+        <w:rPr>
+          <w:i w:val="0"/>
+          <w:smallCaps w:val="0"/>
+          <w:strike w:val="0"/>
+          <w:u w:val="none"/>
+          <w:shd w:fill="auto" w:val="clear"/>
+          <w:vertAlign w:val="baseline"/>
+          <w:rtl w:val="0"/>
+        </w:rPr>
+        <w:t xml:space="preserve"> algorithms. Key steps are implemented as illustrated in flow chart below in </w:t>
+      </w:r>
+      <w:r>
+        <w:rPr>
+          <w:rtl w:val="0"/>
+        </w:rPr>
+        <w:t xml:space="preserve">Fig.</w:t>
+      </w:r>
+      <w:r>
+        <w:rPr>
+          <w:i w:val="0"/>
+          <w:smallCaps w:val="0"/>
+          <w:strike w:val="0"/>
+          <w:u w:val="none"/>
+          <w:shd w:fill="auto" w:val="clear"/>
+          <w:vertAlign w:val="baseline"/>
+          <w:rtl w:val="0"/>
+        </w:rPr>
+        <w:t xml:space="preserve">1;</w:t>
       </w:r>
     </w:p>
     <w:p>
@@ -618,100 +1005,16 @@
           <w:i w:val="0"/>
           <w:smallCaps w:val="0"/>
           <w:strike w:val="0"/>
-          <w:color w:val="000000"/>
-          <w:u w:val="none"/>
-          <w:shd w:fill="auto" w:val="clear"/>
-          <w:vertAlign w:val="baseline"/>
-        </w:rPr>
-      </w:pPr>
-      <w:r>
-        <w:rPr>
-          <w:i w:val="0"/>
-          <w:smallCaps w:val="0"/>
-          <w:strike w:val="0"/>
-          <w:color w:val="000000"/>
-          <w:u w:val="none"/>
-          <w:shd w:fill="auto" w:val="clear"/>
-          <w:vertAlign w:val="baseline"/>
-          <w:rtl w:val="0"/>
-        </w:rPr>
-        <w:t xml:space="preserve">The implementation of this project is focused on incorporating machine learning methods such as Hierarchical Temporal Memory (HTM) and K-Nearest Neighbors (KNN) for image classification and reconstruction. It can be performed using </w:t>
-      </w:r>
-      <w:r>
-        <w:rPr>
-          <w:rtl w:val="0"/>
-        </w:rPr>
-        <w:t xml:space="preserve">predefined</w:t>
-      </w:r>
-      <w:r>
-        <w:rPr>
-          <w:i w:val="0"/>
-          <w:smallCaps w:val="0"/>
-          <w:strike w:val="0"/>
-          <w:color w:val="000000"/>
-          <w:u w:val="none"/>
-          <w:shd w:fill="auto" w:val="clear"/>
-          <w:vertAlign w:val="baseline"/>
-          <w:rtl w:val="0"/>
-        </w:rPr>
-        <w:t xml:space="preserve"> algorithms. Key steps are implemented as illustrated in flow chart below in </w:t>
-      </w:r>
-      <w:r>
-        <w:rPr>
-          <w:rtl w:val="0"/>
-        </w:rPr>
-        <w:t xml:space="preserve">Fig.</w:t>
-      </w:r>
-      <w:r>
-        <w:rPr>
-          <w:i w:val="0"/>
-          <w:smallCaps w:val="0"/>
-          <w:strike w:val="0"/>
-          <w:color w:val="000000"/>
-          <w:u w:val="none"/>
-          <w:shd w:fill="auto" w:val="clear"/>
-          <w:vertAlign w:val="baseline"/>
-          <w:rtl w:val="0"/>
-        </w:rPr>
-        <w:t xml:space="preserve">1;</w:t>
-      </w:r>
-    </w:p>
-    <w:p>
-      <w:pPr>
-        <w:keepNext w:val="0"/>
-        <w:keepLines w:val="0"/>
-        <w:pageBreakBefore w:val="0"/>
-        <w:widowControl w:val="1"/>
-        <w:pBdr>
-          <w:top w:space="0" w:sz="0" w:val="nil"/>
-          <w:left w:space="0" w:sz="0" w:val="nil"/>
-          <w:bottom w:space="0" w:sz="0" w:val="nil"/>
-          <w:right w:space="0" w:sz="0" w:val="nil"/>
-          <w:between w:space="0" w:sz="0" w:val="nil"/>
-        </w:pBdr>
-        <w:shd w:fill="auto" w:val="clear"/>
-        <w:tabs>
-          <w:tab w:val="left" w:leader="none" w:pos="288"/>
-        </w:tabs>
-        <w:spacing w:after="120" w:before="0" w:line="240" w:lineRule="auto"/>
-        <w:ind w:left="0" w:right="0" w:firstLine="288"/>
-        <w:jc w:val="both"/>
-        <w:rPr>
-          <w:i w:val="0"/>
-          <w:smallCaps w:val="0"/>
-          <w:strike w:val="0"/>
-          <w:color w:val="000000"/>
-          <w:u w:val="none"/>
-          <w:shd w:fill="auto" w:val="clear"/>
-          <w:vertAlign w:val="baseline"/>
-        </w:rPr>
-      </w:pPr>
-      <w:r>
-        <w:rPr>
-          <w:i w:val="0"/>
-          <w:smallCaps w:val="0"/>
-          <w:strike w:val="0"/>
-          <w:color w:val="000000"/>
+          <w:u w:val="none"/>
+          <w:shd w:fill="auto" w:val="clear"/>
+          <w:vertAlign w:val="baseline"/>
+        </w:rPr>
+      </w:pPr>
+      <w:r>
+        <w:rPr>
+          <w:i w:val="0"/>
+          <w:smallCaps w:val="0"/>
+          <w:strike w:val="0"/>
           <w:u w:val="none"/>
           <w:shd w:fill="auto" w:val="clear"/>
           <w:vertAlign w:val="baseline"/>
@@ -720,12 +1023,12 @@
           <wp:inline distB="0" distT="0" distL="114300" distR="114300">
             <wp:extent cx="2975445" cy="1422400"/>
             <wp:effectExtent b="0" l="0" r="0" t="0"/>
-            <wp:docPr id="3" name="image3.png"/>
+            <wp:docPr id="6" name="image20.png"/>
             <a:graphic>
               <a:graphicData uri="http://schemas.openxmlformats.org/drawingml/2006/picture">
                 <pic:pic>
                   <pic:nvPicPr>
-                    <pic:cNvPr id="0" name="image3.png"/>
+                    <pic:cNvPr id="0" name="image20.png"/>
                     <pic:cNvPicPr preferRelativeResize="0"/>
                   </pic:nvPicPr>
                   <pic:blipFill>
@@ -757,6 +1060,29 @@
     </w:p>
     <w:p>
       <w:pPr>
+        <w:tabs>
+          <w:tab w:val="left" w:leader="none" w:pos="288"/>
+        </w:tabs>
+        <w:spacing w:after="240" w:before="240" w:lineRule="auto"/>
+        <w:jc w:val="both"/>
+        <w:rPr/>
+      </w:pPr>
+      <w:r>
+        <w:rPr>
+          <w:b w:val="1"/>
+          <w:rtl w:val="0"/>
+        </w:rPr>
+        <w:t xml:space="preserve">Fig. 1:</w:t>
+      </w:r>
+      <w:r>
+        <w:rPr>
+          <w:rtl w:val="0"/>
+        </w:rPr>
+        <w:t xml:space="preserve"> Flowchart of the proposed classification-based image reconstruction approach.</w:t>
+      </w:r>
+    </w:p>
+    <w:p>
+      <w:pPr>
         <w:keepNext w:val="0"/>
         <w:keepLines w:val="0"/>
         <w:pageBreakBefore w:val="0"/>
@@ -779,28 +1105,66 @@
           <w:i w:val="0"/>
           <w:smallCaps w:val="0"/>
           <w:strike w:val="0"/>
-          <w:color w:val="000000"/>
-          <w:u w:val="none"/>
-          <w:shd w:fill="auto" w:val="clear"/>
-          <w:vertAlign w:val="baseline"/>
-        </w:rPr>
-      </w:pPr>
-      <w:r>
-        <w:rPr>
-          <w:rtl w:val="0"/>
-        </w:rPr>
-        <w:t xml:space="preserve">Fig.</w:t>
-      </w:r>
-      <w:r>
-        <w:rPr>
-          <w:rtl w:val="0"/>
-        </w:rPr>
-        <w:t xml:space="preserve">1: Flowchart of the image reconstruction process using HTM and k-NN classifiers</w:t>
-      </w:r>
-      <w:r>
-        <w:rPr>
-          <w:rtl w:val="0"/>
-        </w:rPr>
+          <w:u w:val="none"/>
+          <w:shd w:fill="auto" w:val="clear"/>
+          <w:vertAlign w:val="baseline"/>
+        </w:rPr>
+      </w:pPr>
+      <w:r>
+        <w:rPr>
+          <w:rtl w:val="0"/>
+        </w:rPr>
+        <w:t xml:space="preserve">The implementation began with image binarization, converting each grayscale input image to a Sparse Distributed Representation (SDR) (Fig. 2). Following binarization, both classifiers were trained using these SDRs, as depicted in Fig. 3. Reconstruction was performed using HTM and k-NN classifiers as shown in Fig. 4, after which similarity metrics including Jaccard, Cosine, and Hamming distances were computed (Fig. 5). These metrics were visually compared through bar graphs (Fig. 6).</w:t>
+        <w:br w:type="textWrapping"/>
+        <w:t xml:space="preserve">The first step towards achieving the goal of the project is to binarize the images located in the training folder, as illustrated in Fig. 2</w:t>
+      </w:r>
+      <w:r>
+        <w:rPr>
+          <w:i w:val="0"/>
+          <w:smallCaps w:val="0"/>
+          <w:strike w:val="0"/>
+          <w:u w:val="none"/>
+          <w:shd w:fill="auto" w:val="clear"/>
+          <w:vertAlign w:val="baseline"/>
+          <w:rtl w:val="0"/>
+        </w:rPr>
+        <w:t xml:space="preserve">. Each image is adjusted to a standard dimension of </w:t>
+      </w:r>
+      <w:r>
+        <w:rPr>
+          <w:rtl w:val="0"/>
+        </w:rPr>
+        <w:t xml:space="preserve">64</w:t>
+      </w:r>
+      <w:r>
+        <w:rPr>
+          <w:i w:val="0"/>
+          <w:smallCaps w:val="0"/>
+          <w:strike w:val="0"/>
+          <w:u w:val="none"/>
+          <w:shd w:fill="auto" w:val="clear"/>
+          <w:vertAlign w:val="baseline"/>
+          <w:rtl w:val="0"/>
+        </w:rPr>
+        <w:t xml:space="preserve">x</w:t>
+      </w:r>
+      <w:r>
+        <w:rPr>
+          <w:rtl w:val="0"/>
+        </w:rPr>
+        <w:t xml:space="preserve">64</w:t>
+      </w:r>
+      <w:r>
+        <w:rPr>
+          <w:i w:val="0"/>
+          <w:smallCaps w:val="0"/>
+          <w:strike w:val="0"/>
+          <w:u w:val="none"/>
+          <w:shd w:fill="auto" w:val="clear"/>
+          <w:vertAlign w:val="baseline"/>
+          <w:rtl w:val="0"/>
+        </w:rPr>
+        <w:t xml:space="preserve"> pixels. This maintains a specific degree of consistency among the images. In the binarization step, each pixel of an image is converted to either white or black. More technically, the pixel gets assigned 0 if it’s white and 1 if it’s black. The after effect is that a Sparse Distributed Representation (SDR) is achieved that can undergo further operations.</w:t>
       </w:r>
     </w:p>
     <w:p>
@@ -827,100 +1191,16 @@
           <w:i w:val="0"/>
           <w:smallCaps w:val="0"/>
           <w:strike w:val="0"/>
-          <w:color w:val="000000"/>
-          <w:u w:val="none"/>
-          <w:shd w:fill="auto" w:val="clear"/>
-          <w:vertAlign w:val="baseline"/>
-        </w:rPr>
-      </w:pPr>
-      <w:r>
-        <w:rPr>
-          <w:i w:val="0"/>
-          <w:smallCaps w:val="0"/>
-          <w:strike w:val="0"/>
-          <w:color w:val="000000"/>
-          <w:u w:val="none"/>
-          <w:shd w:fill="auto" w:val="clear"/>
-          <w:vertAlign w:val="baseline"/>
-          <w:rtl w:val="0"/>
-        </w:rPr>
-        <w:t xml:space="preserve">The first step towards achieving the goal of the project is to binarize the images located in the training folder. Each image is adjusted to a standard dimension of </w:t>
-      </w:r>
-      <w:r>
-        <w:rPr>
-          <w:rtl w:val="0"/>
-        </w:rPr>
-        <w:t xml:space="preserve">64</w:t>
-      </w:r>
-      <w:r>
-        <w:rPr>
-          <w:i w:val="0"/>
-          <w:smallCaps w:val="0"/>
-          <w:strike w:val="0"/>
-          <w:color w:val="000000"/>
-          <w:u w:val="none"/>
-          <w:shd w:fill="auto" w:val="clear"/>
-          <w:vertAlign w:val="baseline"/>
-          <w:rtl w:val="0"/>
-        </w:rPr>
-        <w:t xml:space="preserve">x</w:t>
-      </w:r>
-      <w:r>
-        <w:rPr>
-          <w:rtl w:val="0"/>
-        </w:rPr>
-        <w:t xml:space="preserve">64</w:t>
-      </w:r>
-      <w:r>
-        <w:rPr>
-          <w:i w:val="0"/>
-          <w:smallCaps w:val="0"/>
-          <w:strike w:val="0"/>
-          <w:color w:val="000000"/>
-          <w:u w:val="none"/>
-          <w:shd w:fill="auto" w:val="clear"/>
-          <w:vertAlign w:val="baseline"/>
-          <w:rtl w:val="0"/>
-        </w:rPr>
-        <w:t xml:space="preserve"> pixels. This maintains a specific degree of consistency among the images. In the binarization step, each pixel of an image is converted to either white or black. More technically, the pixel gets assigned 0 if it’s white and 1 if it’s black. The after effect is that a Sparse Distributed Representation (SDR) is achieved that can undergo further operations.</w:t>
-      </w:r>
-    </w:p>
-    <w:p>
-      <w:pPr>
-        <w:keepNext w:val="0"/>
-        <w:keepLines w:val="0"/>
-        <w:pageBreakBefore w:val="0"/>
-        <w:widowControl w:val="1"/>
-        <w:pBdr>
-          <w:top w:space="0" w:sz="0" w:val="nil"/>
-          <w:left w:space="0" w:sz="0" w:val="nil"/>
-          <w:bottom w:space="0" w:sz="0" w:val="nil"/>
-          <w:right w:space="0" w:sz="0" w:val="nil"/>
-          <w:between w:space="0" w:sz="0" w:val="nil"/>
-        </w:pBdr>
-        <w:shd w:fill="auto" w:val="clear"/>
-        <w:tabs>
-          <w:tab w:val="left" w:leader="none" w:pos="288"/>
-        </w:tabs>
-        <w:spacing w:after="120" w:before="0" w:line="240" w:lineRule="auto"/>
-        <w:ind w:left="0" w:right="0" w:firstLine="288"/>
-        <w:jc w:val="both"/>
-        <w:rPr>
-          <w:i w:val="0"/>
-          <w:smallCaps w:val="0"/>
-          <w:strike w:val="0"/>
-          <w:color w:val="000000"/>
-          <w:u w:val="none"/>
-          <w:shd w:fill="auto" w:val="clear"/>
-          <w:vertAlign w:val="baseline"/>
-        </w:rPr>
-      </w:pPr>
-      <w:r>
-        <w:rPr>
-          <w:i w:val="0"/>
-          <w:smallCaps w:val="0"/>
-          <w:strike w:val="0"/>
-          <w:color w:val="000000"/>
+          <w:u w:val="none"/>
+          <w:shd w:fill="auto" w:val="clear"/>
+          <w:vertAlign w:val="baseline"/>
+        </w:rPr>
+      </w:pPr>
+      <w:r>
+        <w:rPr>
+          <w:i w:val="0"/>
+          <w:smallCaps w:val="0"/>
+          <w:strike w:val="0"/>
           <w:u w:val="none"/>
           <w:shd w:fill="auto" w:val="clear"/>
           <w:vertAlign w:val="baseline"/>
@@ -934,7 +1214,6 @@
           <w:i w:val="0"/>
           <w:smallCaps w:val="0"/>
           <w:strike w:val="0"/>
-          <w:color w:val="000000"/>
           <w:u w:val="none"/>
           <w:shd w:fill="auto" w:val="clear"/>
           <w:vertAlign w:val="baseline"/>
@@ -943,12 +1222,12 @@
           <wp:inline distB="114300" distT="114300" distL="114300" distR="114300">
             <wp:extent cx="2975445" cy="304800"/>
             <wp:effectExtent b="0" l="0" r="0" t="0"/>
-            <wp:docPr id="5" name="image10.png"/>
+            <wp:docPr id="8" name="image14.png"/>
             <a:graphic>
               <a:graphicData uri="http://schemas.openxmlformats.org/drawingml/2006/picture">
                 <pic:pic>
                   <pic:nvPicPr>
-                    <pic:cNvPr id="0" name="image10.png"/>
+                    <pic:cNvPr id="0" name="image14.png"/>
                     <pic:cNvPicPr preferRelativeResize="0"/>
                   </pic:nvPicPr>
                   <pic:blipFill>
@@ -990,20 +1269,16 @@
       </w:pPr>
       <w:r>
         <w:rPr>
-          <w:rtl w:val="0"/>
-        </w:rPr>
-        <w:t xml:space="preserve">Fig.</w:t>
-      </w:r>
-      <w:r>
-        <w:rPr>
-          <w:rtl w:val="0"/>
-        </w:rPr>
-        <w:t xml:space="preserve">10:Binarization</w:t>
-      </w:r>
-      <w:r>
-        <w:rPr>
-          <w:rtl w:val="0"/>
-        </w:rPr>
+          <w:b w:val="1"/>
+          <w:rtl w:val="0"/>
+        </w:rPr>
+        <w:t xml:space="preserve">Fig. 2:</w:t>
+      </w:r>
+      <w:r>
+        <w:rPr>
+          <w:rtl w:val="0"/>
+        </w:rPr>
+        <w:t xml:space="preserve"> Original grayscale images and corresponding binarized Sparse Distributed Representations (SDRs).</w:t>
       </w:r>
     </w:p>
     <w:p>
@@ -1060,18 +1335,16 @@
           <w:i w:val="0"/>
           <w:smallCaps w:val="0"/>
           <w:strike w:val="0"/>
-          <w:color w:val="000000"/>
-          <w:u w:val="none"/>
-          <w:shd w:fill="auto" w:val="clear"/>
-          <w:vertAlign w:val="baseline"/>
-        </w:rPr>
-      </w:pPr>
-      <w:r>
-        <w:rPr>
-          <w:i w:val="0"/>
-          <w:smallCaps w:val="0"/>
-          <w:strike w:val="0"/>
-          <w:color w:val="000000"/>
+          <w:u w:val="none"/>
+          <w:shd w:fill="auto" w:val="clear"/>
+          <w:vertAlign w:val="baseline"/>
+        </w:rPr>
+      </w:pPr>
+      <w:r>
+        <w:rPr>
+          <w:i w:val="0"/>
+          <w:smallCaps w:val="0"/>
+          <w:strike w:val="0"/>
           <w:u w:val="none"/>
           <w:shd w:fill="auto" w:val="clear"/>
           <w:vertAlign w:val="baseline"/>
@@ -1085,7 +1358,6 @@
           <w:i w:val="0"/>
           <w:smallCaps w:val="0"/>
           <w:strike w:val="0"/>
-          <w:color w:val="000000"/>
           <w:u w:val="none"/>
           <w:shd w:fill="auto" w:val="clear"/>
           <w:vertAlign w:val="baseline"/>
@@ -1094,12 +1366,12 @@
           <wp:inline distB="114300" distT="114300" distL="114300" distR="114300">
             <wp:extent cx="2975445" cy="1905000"/>
             <wp:effectExtent b="0" l="0" r="0" t="0"/>
-            <wp:docPr id="4" name="image17.png"/>
+            <wp:docPr id="7" name="image12.png"/>
             <a:graphic>
               <a:graphicData uri="http://schemas.openxmlformats.org/drawingml/2006/picture">
                 <pic:pic>
                   <pic:nvPicPr>
-                    <pic:cNvPr id="0" name="image17.png"/>
+                    <pic:cNvPr id="0" name="image12.png"/>
                     <pic:cNvPicPr preferRelativeResize="0"/>
                   </pic:nvPicPr>
                   <pic:blipFill>
@@ -1147,34 +1419,29 @@
           <w:tab w:val="left" w:leader="none" w:pos="288"/>
         </w:tabs>
         <w:spacing w:after="120" w:before="0" w:line="240" w:lineRule="auto"/>
-        <w:ind w:left="0" w:right="0" w:firstLine="288"/>
-        <w:jc w:val="both"/>
-        <w:rPr>
-          <w:i w:val="0"/>
-          <w:smallCaps w:val="0"/>
-          <w:strike w:val="0"/>
-          <w:color w:val="000000"/>
-          <w:u w:val="none"/>
-          <w:shd w:fill="auto" w:val="clear"/>
-          <w:vertAlign w:val="baseline"/>
-        </w:rPr>
-      </w:pPr>
-      <w:r>
-        <w:rPr>
-          <w:rtl w:val="0"/>
-        </w:rPr>
-        <w:t xml:space="preserve">Fig.</w:t>
-      </w:r>
-      <w:r>
-        <w:rPr>
-          <w:rtl w:val="0"/>
-        </w:rPr>
-        <w:t xml:space="preserve">11:Training Classifiers</w:t>
-      </w:r>
-      <w:r>
-        <w:rPr>
-          <w:rtl w:val="0"/>
-        </w:rPr>
+        <w:ind w:left="0" w:right="0" w:firstLine="0"/>
+        <w:jc w:val="both"/>
+        <w:rPr>
+          <w:i w:val="0"/>
+          <w:smallCaps w:val="0"/>
+          <w:strike w:val="0"/>
+          <w:u w:val="none"/>
+          <w:shd w:fill="auto" w:val="clear"/>
+          <w:vertAlign w:val="baseline"/>
+        </w:rPr>
+      </w:pPr>
+      <w:r>
+        <w:rPr>
+          <w:b w:val="1"/>
+          <w:rtl w:val="0"/>
+        </w:rPr>
+        <w:t xml:space="preserve">Fig. 3:</w:t>
+      </w:r>
+      <w:r>
+        <w:rPr>
+          <w:rtl w:val="0"/>
+        </w:rPr>
+        <w:t xml:space="preserve"> Process of training the HTM and k-NN classifiers using SDR data.</w:t>
         <w:br w:type="textWrapping"/>
       </w:r>
       <w:r>
@@ -1182,7 +1449,6 @@
           <w:i w:val="0"/>
           <w:smallCaps w:val="0"/>
           <w:strike w:val="0"/>
-          <w:color w:val="000000"/>
           <w:u w:val="none"/>
           <w:shd w:fill="auto" w:val="clear"/>
           <w:vertAlign w:val="baseline"/>
@@ -1244,18 +1510,16 @@
           <w:i w:val="0"/>
           <w:smallCaps w:val="0"/>
           <w:strike w:val="0"/>
-          <w:color w:val="000000"/>
-          <w:u w:val="none"/>
-          <w:shd w:fill="auto" w:val="clear"/>
-          <w:vertAlign w:val="baseline"/>
-        </w:rPr>
-      </w:pPr>
-      <w:r>
-        <w:rPr>
-          <w:i w:val="0"/>
-          <w:smallCaps w:val="0"/>
-          <w:strike w:val="0"/>
-          <w:color w:val="000000"/>
+          <w:u w:val="none"/>
+          <w:shd w:fill="auto" w:val="clear"/>
+          <w:vertAlign w:val="baseline"/>
+        </w:rPr>
+      </w:pPr>
+      <w:r>
+        <w:rPr>
+          <w:i w:val="0"/>
+          <w:smallCaps w:val="0"/>
+          <w:strike w:val="0"/>
           <w:u w:val="none"/>
           <w:shd w:fill="auto" w:val="clear"/>
           <w:vertAlign w:val="baseline"/>
@@ -1288,18 +1552,16 @@
           <w:i w:val="0"/>
           <w:smallCaps w:val="0"/>
           <w:strike w:val="0"/>
-          <w:color w:val="000000"/>
-          <w:u w:val="none"/>
-          <w:shd w:fill="auto" w:val="clear"/>
-          <w:vertAlign w:val="baseline"/>
-        </w:rPr>
-      </w:pPr>
-      <w:r>
-        <w:rPr>
-          <w:i w:val="0"/>
-          <w:smallCaps w:val="0"/>
-          <w:strike w:val="0"/>
-          <w:color w:val="000000"/>
+          <w:u w:val="none"/>
+          <w:shd w:fill="auto" w:val="clear"/>
+          <w:vertAlign w:val="baseline"/>
+        </w:rPr>
+      </w:pPr>
+      <w:r>
+        <w:rPr>
+          <w:i w:val="0"/>
+          <w:smallCaps w:val="0"/>
+          <w:strike w:val="0"/>
           <w:u w:val="none"/>
           <w:shd w:fill="auto" w:val="clear"/>
           <w:vertAlign w:val="baseline"/>
@@ -1332,18 +1594,16 @@
           <w:i w:val="0"/>
           <w:smallCaps w:val="0"/>
           <w:strike w:val="0"/>
-          <w:color w:val="000000"/>
-          <w:u w:val="none"/>
-          <w:shd w:fill="auto" w:val="clear"/>
-          <w:vertAlign w:val="baseline"/>
-        </w:rPr>
-      </w:pPr>
-      <w:r>
-        <w:rPr>
-          <w:i w:val="0"/>
-          <w:smallCaps w:val="0"/>
-          <w:strike w:val="0"/>
-          <w:color w:val="000000"/>
+          <w:u w:val="none"/>
+          <w:shd w:fill="auto" w:val="clear"/>
+          <w:vertAlign w:val="baseline"/>
+        </w:rPr>
+      </w:pPr>
+      <w:r>
+        <w:rPr>
+          <w:i w:val="0"/>
+          <w:smallCaps w:val="0"/>
+          <w:strike w:val="0"/>
           <w:u w:val="none"/>
           <w:shd w:fill="auto" w:val="clear"/>
           <w:vertAlign w:val="baseline"/>
@@ -1362,7 +1622,6 @@
           <w:i w:val="0"/>
           <w:smallCaps w:val="0"/>
           <w:strike w:val="0"/>
-          <w:color w:val="000000"/>
           <w:u w:val="none"/>
           <w:shd w:fill="auto" w:val="clear"/>
           <w:vertAlign w:val="baseline"/>
@@ -1399,12 +1658,12 @@
           <wp:inline distB="114300" distT="114300" distL="114300" distR="114300">
             <wp:extent cx="2975445" cy="2425700"/>
             <wp:effectExtent b="0" l="0" r="0" t="0"/>
-            <wp:docPr id="7" name="image15.png"/>
+            <wp:docPr id="10" name="image7.png"/>
             <a:graphic>
               <a:graphicData uri="http://schemas.openxmlformats.org/drawingml/2006/picture">
                 <pic:pic>
                   <pic:nvPicPr>
-                    <pic:cNvPr id="0" name="image15.png"/>
+                    <pic:cNvPr id="0" name="image7.png"/>
                     <pic:cNvPicPr preferRelativeResize="0"/>
                   </pic:nvPicPr>
                   <pic:blipFill>
@@ -1452,26 +1711,22 @@
           <w:tab w:val="left" w:leader="none" w:pos="288"/>
         </w:tabs>
         <w:spacing w:after="120" w:before="0" w:line="240" w:lineRule="auto"/>
-        <w:ind w:left="0" w:right="0" w:firstLine="288"/>
+        <w:ind w:left="0" w:right="0" w:firstLine="0"/>
         <w:jc w:val="both"/>
         <w:rPr/>
       </w:pPr>
       <w:r>
         <w:rPr>
-          <w:rtl w:val="0"/>
-        </w:rPr>
-        <w:t xml:space="preserve">Fig.</w:t>
-      </w:r>
-      <w:r>
-        <w:rPr>
-          <w:rtl w:val="0"/>
-        </w:rPr>
-        <w:t xml:space="preserve">12: Reconstruction of images</w:t>
-      </w:r>
-      <w:r>
-        <w:rPr>
-          <w:rtl w:val="0"/>
-        </w:rPr>
+          <w:b w:val="1"/>
+          <w:rtl w:val="0"/>
+        </w:rPr>
+        <w:t xml:space="preserve">Fig. 4:</w:t>
+      </w:r>
+      <w:r>
+        <w:rPr>
+          <w:rtl w:val="0"/>
+        </w:rPr>
+        <w:t xml:space="preserve"> Reconstruction of SDRs into images using HTM and k-NN classifiers.</w:t>
         <w:br w:type="textWrapping"/>
         <w:br w:type="textWrapping"/>
         <w:t xml:space="preserve">This snippet calls the HTM and k-NN reconstructor classes, which use the trained classifiers to predict the most likely input SDRs and regenerate the images. Each reconstructed image is saved to its respective output folder for comparison.</w:t>
@@ -1532,7 +1787,6 @@
           <w:i w:val="0"/>
           <w:smallCaps w:val="0"/>
           <w:strike w:val="0"/>
-          <w:color w:val="000000"/>
           <w:u w:val="none"/>
           <w:shd w:fill="auto" w:val="clear"/>
           <w:vertAlign w:val="baseline"/>
@@ -1551,7 +1805,6 @@
           <w:i w:val="0"/>
           <w:smallCaps w:val="0"/>
           <w:strike w:val="0"/>
-          <w:color w:val="000000"/>
           <w:u w:val="none"/>
           <w:shd w:fill="auto" w:val="clear"/>
           <w:vertAlign w:val="baseline"/>
@@ -1570,7 +1823,6 @@
           <w:i w:val="0"/>
           <w:smallCaps w:val="0"/>
           <w:strike w:val="0"/>
-          <w:color w:val="000000"/>
           <w:u w:val="none"/>
           <w:shd w:fill="auto" w:val="clear"/>
           <w:vertAlign w:val="baseline"/>
@@ -1585,7 +1837,6 @@
           <w:i w:val="0"/>
           <w:smallCaps w:val="0"/>
           <w:strike w:val="0"/>
-          <w:color w:val="000000"/>
           <w:u w:val="none"/>
           <w:shd w:fill="auto" w:val="clear"/>
           <w:vertAlign w:val="baseline"/>
@@ -1594,12 +1845,12 @@
           <wp:inline distB="114300" distT="114300" distL="114300" distR="114300">
             <wp:extent cx="2975445" cy="508000"/>
             <wp:effectExtent b="0" l="0" r="0" t="0"/>
-            <wp:docPr id="6" name="image13.png"/>
+            <wp:docPr id="9" name="image9.png"/>
             <a:graphic>
               <a:graphicData uri="http://schemas.openxmlformats.org/drawingml/2006/picture">
                 <pic:pic>
                   <pic:nvPicPr>
-                    <pic:cNvPr id="0" name="image13.png"/>
+                    <pic:cNvPr id="0" name="image9.png"/>
                     <pic:cNvPicPr preferRelativeResize="0"/>
                   </pic:nvPicPr>
                   <pic:blipFill>
@@ -1628,7 +1879,6 @@
           <w:i w:val="0"/>
           <w:smallCaps w:val="0"/>
           <w:strike w:val="0"/>
-          <w:color w:val="000000"/>
           <w:u w:val="none"/>
           <w:shd w:fill="auto" w:val="clear"/>
           <w:vertAlign w:val="baseline"/>
@@ -1638,15 +1888,16 @@
       </w:r>
       <w:r>
         <w:rPr>
-          <w:rtl w:val="0"/>
-        </w:rPr>
-        <w:t xml:space="preserve">Fig.</w:t>
-      </w:r>
-      <w:r>
-        <w:rPr>
-          <w:rtl w:val="0"/>
-        </w:rPr>
-        <w:t xml:space="preserve">13: Similarity matrics</w:t>
+          <w:b w:val="1"/>
+          <w:rtl w:val="0"/>
+        </w:rPr>
+        <w:t xml:space="preserve">Fig. 5:</w:t>
+      </w:r>
+      <w:r>
+        <w:rPr>
+          <w:rtl w:val="0"/>
+        </w:rPr>
+        <w:t xml:space="preserve"> Computation of similarity metrics (Cosine, Jaccard, Hamming, Hybrid) for reconstructed images.</w:t>
       </w:r>
     </w:p>
     <w:p>
@@ -1673,18 +1924,16 @@
           <w:i w:val="0"/>
           <w:smallCaps w:val="0"/>
           <w:strike w:val="0"/>
-          <w:color w:val="000000"/>
-          <w:u w:val="none"/>
-          <w:shd w:fill="auto" w:val="clear"/>
-          <w:vertAlign w:val="baseline"/>
-        </w:rPr>
-      </w:pPr>
-      <w:r>
-        <w:rPr>
-          <w:i w:val="0"/>
-          <w:smallCaps w:val="0"/>
-          <w:strike w:val="0"/>
-          <w:color w:val="000000"/>
+          <w:u w:val="none"/>
+          <w:shd w:fill="auto" w:val="clear"/>
+          <w:vertAlign w:val="baseline"/>
+        </w:rPr>
+      </w:pPr>
+      <w:r>
+        <w:rPr>
+          <w:i w:val="0"/>
+          <w:smallCaps w:val="0"/>
+          <w:strike w:val="0"/>
           <w:u w:val="none"/>
           <w:shd w:fill="auto" w:val="clear"/>
           <w:vertAlign w:val="baseline"/>
@@ -1746,18 +1995,16 @@
           <w:i w:val="0"/>
           <w:smallCaps w:val="0"/>
           <w:strike w:val="0"/>
-          <w:color w:val="000000"/>
-          <w:u w:val="none"/>
-          <w:shd w:fill="auto" w:val="clear"/>
-          <w:vertAlign w:val="baseline"/>
-        </w:rPr>
-      </w:pPr>
-      <w:r>
-        <w:rPr>
-          <w:i w:val="0"/>
-          <w:smallCaps w:val="0"/>
-          <w:strike w:val="0"/>
-          <w:color w:val="000000"/>
+          <w:u w:val="none"/>
+          <w:shd w:fill="auto" w:val="clear"/>
+          <w:vertAlign w:val="baseline"/>
+        </w:rPr>
+      </w:pPr>
+      <w:r>
+        <w:rPr>
+          <w:i w:val="0"/>
+          <w:smallCaps w:val="0"/>
+          <w:strike w:val="0"/>
           <w:u w:val="none"/>
           <w:shd w:fill="auto" w:val="clear"/>
           <w:vertAlign w:val="baseline"/>
@@ -1772,7 +2019,6 @@
           <w:i w:val="0"/>
           <w:smallCaps w:val="0"/>
           <w:strike w:val="0"/>
-          <w:color w:val="000000"/>
           <w:u w:val="none"/>
           <w:shd w:fill="auto" w:val="clear"/>
           <w:vertAlign w:val="baseline"/>
@@ -1781,12 +2027,12 @@
           <wp:inline distB="114300" distT="114300" distL="114300" distR="114300">
             <wp:extent cx="2975445" cy="1422400"/>
             <wp:effectExtent b="0" l="0" r="0" t="0"/>
-            <wp:docPr id="9" name="image8.png"/>
+            <wp:docPr id="12" name="image2.png"/>
             <a:graphic>
               <a:graphicData uri="http://schemas.openxmlformats.org/drawingml/2006/picture">
                 <pic:pic>
                   <pic:nvPicPr>
-                    <pic:cNvPr id="0" name="image8.png"/>
+                    <pic:cNvPr id="0" name="image2.png"/>
                     <pic:cNvPicPr preferRelativeResize="0"/>
                   </pic:nvPicPr>
                   <pic:blipFill>
@@ -1834,43 +2080,22 @@
           <w:tab w:val="left" w:leader="none" w:pos="288"/>
         </w:tabs>
         <w:spacing w:after="120" w:before="0" w:line="240" w:lineRule="auto"/>
-        <w:ind w:left="0" w:right="0" w:firstLine="288"/>
-        <w:jc w:val="both"/>
-        <w:rPr>
-          <w:i w:val="0"/>
-          <w:smallCaps w:val="0"/>
-          <w:strike w:val="0"/>
-          <w:color w:val="000000"/>
-          <w:u w:val="none"/>
-          <w:shd w:fill="auto" w:val="clear"/>
-          <w:vertAlign w:val="baseline"/>
-        </w:rPr>
-      </w:pPr>
-      <w:r>
-        <w:rPr>
-          <w:rtl w:val="0"/>
-        </w:rPr>
-        <w:t xml:space="preserve">Fig.</w:t>
-      </w:r>
-      <w:r>
-        <w:rPr>
-          <w:rtl w:val="0"/>
-        </w:rPr>
-        <w:t xml:space="preserve">14: Graph creation</w:t>
-      </w:r>
-      <w:r>
-        <w:rPr>
-          <w:i w:val="0"/>
-          <w:smallCaps w:val="0"/>
-          <w:strike w:val="0"/>
-          <w:color w:val="000000"/>
-          <w:u w:val="none"/>
-          <w:shd w:fill="auto" w:val="clear"/>
-          <w:vertAlign w:val="baseline"/>
-          <w:rtl w:val="0"/>
-        </w:rPr>
-        <w:br w:type="textWrapping"/>
-        <w:t xml:space="preserve">This code snippet generates the bar chart that visually compares the hybrid similarity scores of HTM and k-NN for each image. Blue bars represent HTM, green bars represent k-NN, and labels show the exact percentages. The chart helps interpret the reconstruction quality at a glance.</w:t>
+        <w:ind w:left="0" w:right="0" w:firstLine="0"/>
+        <w:jc w:val="both"/>
+        <w:rPr/>
+      </w:pPr>
+      <w:r>
+        <w:rPr>
+          <w:b w:val="1"/>
+          <w:rtl w:val="0"/>
+        </w:rPr>
+        <w:t xml:space="preserve">Fig. 6:</w:t>
+      </w:r>
+      <w:r>
+        <w:rPr>
+          <w:rtl w:val="0"/>
+        </w:rPr>
+        <w:t xml:space="preserve"> Bar graphs comparing similarity metrics between HTM and k-NN classifiers</w:t>
       </w:r>
     </w:p>
     <w:p>
@@ -1891,14 +2116,29 @@
           <w:tab w:val="left" w:leader="none" w:pos="288"/>
         </w:tabs>
         <w:spacing w:after="120" w:before="0" w:line="240" w:lineRule="auto"/>
-        <w:ind w:left="0" w:right="0" w:firstLine="288"/>
-        <w:jc w:val="both"/>
-        <w:rPr/>
-      </w:pPr>
-      <w:r>
-        <w:rPr>
-          <w:rtl w:val="0"/>
-        </w:rPr>
+        <w:ind w:left="0" w:right="0" w:firstLine="0"/>
+        <w:jc w:val="both"/>
+        <w:rPr>
+          <w:i w:val="0"/>
+          <w:smallCaps w:val="0"/>
+          <w:strike w:val="0"/>
+          <w:u w:val="none"/>
+          <w:shd w:fill="auto" w:val="clear"/>
+          <w:vertAlign w:val="baseline"/>
+        </w:rPr>
+      </w:pPr>
+      <w:r>
+        <w:rPr>
+          <w:i w:val="0"/>
+          <w:smallCaps w:val="0"/>
+          <w:strike w:val="0"/>
+          <w:u w:val="none"/>
+          <w:shd w:fill="auto" w:val="clear"/>
+          <w:vertAlign w:val="baseline"/>
+          <w:rtl w:val="0"/>
+        </w:rPr>
+        <w:br w:type="textWrapping"/>
+        <w:t xml:space="preserve">This code snippet generates the bar chart that visually compares the hybrid similarity scores of HTM and k-NN for each image. Blue bars represent HTM, green bars represent k-NN, and labels show the exact percentages. The chart helps interpret the reconstruction quality at a glance.</w:t>
       </w:r>
     </w:p>
     <w:p>
@@ -1921,87 +2161,12 @@
         <w:spacing w:after="120" w:before="0" w:line="240" w:lineRule="auto"/>
         <w:ind w:left="0" w:right="0" w:firstLine="288"/>
         <w:jc w:val="both"/>
-        <w:rPr>
-          <w:i w:val="0"/>
-          <w:smallCaps w:val="0"/>
-          <w:strike w:val="0"/>
-          <w:color w:val="000000"/>
-          <w:u w:val="none"/>
-          <w:shd w:fill="auto" w:val="clear"/>
-          <w:vertAlign w:val="baseline"/>
-        </w:rPr>
-      </w:pPr>
-      <w:r>
-        <w:rPr>
-          <w:i w:val="0"/>
-          <w:smallCaps w:val="0"/>
-          <w:strike w:val="0"/>
-          <w:color w:val="000000"/>
-          <w:u w:val="none"/>
-          <w:shd w:fill="auto" w:val="clear"/>
-          <w:vertAlign w:val="baseline"/>
-          <w:rtl w:val="0"/>
-        </w:rPr>
-        <w:t xml:space="preserve">The last step of our project </w:t>
-      </w:r>
-      <w:r>
-        <w:rPr>
-          <w:rtl w:val="0"/>
-        </w:rPr>
-        <w:t xml:space="preserve">includes</w:t>
-      </w:r>
-      <w:r>
-        <w:rPr>
-          <w:i w:val="0"/>
-          <w:smallCaps w:val="0"/>
-          <w:strike w:val="0"/>
-          <w:color w:val="000000"/>
-          <w:u w:val="none"/>
-          <w:shd w:fill="auto" w:val="clear"/>
-          <w:vertAlign w:val="baseline"/>
-          <w:rtl w:val="0"/>
-        </w:rPr>
-        <w:t xml:space="preserve"> a comparison of the similarity scores of the HTM and KNN classifiers. The assessment underlines the following elements: HTM typically captures the structural representations and temporal patterns of images, resulting in better similarity ratings. When the training set consists of similar images, KNN performs well; yet, it is less successful in generalizing across many patterns. This results in, often, lower similarity scores than HTM. The capacity of the HTM and KNN classifiers to correctly reconstruct input images was assessed. We used a comparison of original and reconstructed images for each classifier to produce graphs that displayed the respective classifier performance. </w:t>
-      </w:r>
-    </w:p>
-    <w:p>
-      <w:pPr>
-        <w:pStyle w:val="Heading1"/>
-        <w:numPr>
-          <w:ilvl w:val="0"/>
-          <w:numId w:val="1"/>
-        </w:numPr>
-        <w:tabs>
-          <w:tab w:val="left" w:leader="none" w:pos="216"/>
-          <w:tab w:val="left" w:leader="none" w:pos="216"/>
-          <w:tab w:val="left" w:leader="none" w:pos="216"/>
-        </w:tabs>
-        <w:spacing w:line="240" w:lineRule="auto"/>
-        <w:ind w:left="0" w:firstLine="216"/>
-        <w:jc w:val="both"/>
-        <w:rPr>
-          <w:b w:val="1"/>
-        </w:rPr>
-      </w:pPr>
-      <w:r>
-        <w:rPr>
-          <w:b w:val="1"/>
-          <w:rtl w:val="0"/>
-        </w:rPr>
-        <w:t xml:space="preserve">Results</w:t>
-      </w:r>
-    </w:p>
-    <w:p>
-      <w:pPr>
-        <w:spacing w:line="240" w:lineRule="auto"/>
-        <w:jc w:val="both"/>
         <w:rPr/>
       </w:pPr>
       <w:r>
         <w:rPr>
           <w:rtl w:val="0"/>
         </w:rPr>
-        <w:t xml:space="preserve">Hierarchical Temporal Memory (HTM) and k-nearest Neighbors (k-NN) are employed for reconstruction of images . For better pattern recognition and noise resistance, the HTM-based reconstruction uses sparse distributed representations (SDRs), which makes the outcome more structured and easy to understand. Thus, the shape of the numbers is maintained, and noise is reduced. While it may maintain local pixel correlations, the k-NN-based reconstruction misses the global structure, so the HTM result is distorted. Since HTM is more efficient in computation, it is better suited for regular usage. The results show that the latter lacks picture reconstruction when comparing HTM to k-NN. The improved clarity, structural integrity, and noise resistance make it a potential tool for precise and efficient work.</w:t>
       </w:r>
     </w:p>
     <w:p>
@@ -2028,18 +2193,538 @@
           <w:i w:val="0"/>
           <w:smallCaps w:val="0"/>
           <w:strike w:val="0"/>
-          <w:color w:val="000000"/>
-          <w:u w:val="none"/>
-          <w:shd w:fill="auto" w:val="clear"/>
-          <w:vertAlign w:val="baseline"/>
-        </w:rPr>
-      </w:pPr>
-      <w:r>
-        <w:rPr>
-          <w:i w:val="0"/>
-          <w:smallCaps w:val="0"/>
-          <w:strike w:val="0"/>
-          <w:color w:val="000000"/>
+          <w:u w:val="none"/>
+          <w:shd w:fill="auto" w:val="clear"/>
+          <w:vertAlign w:val="baseline"/>
+        </w:rPr>
+      </w:pPr>
+      <w:r>
+        <w:rPr>
+          <w:i w:val="0"/>
+          <w:smallCaps w:val="0"/>
+          <w:strike w:val="0"/>
+          <w:u w:val="none"/>
+          <w:shd w:fill="auto" w:val="clear"/>
+          <w:vertAlign w:val="baseline"/>
+          <w:rtl w:val="0"/>
+        </w:rPr>
+        <w:t xml:space="preserve">The last step of our project </w:t>
+      </w:r>
+      <w:r>
+        <w:rPr>
+          <w:rtl w:val="0"/>
+        </w:rPr>
+        <w:t xml:space="preserve">includes</w:t>
+      </w:r>
+      <w:r>
+        <w:rPr>
+          <w:i w:val="0"/>
+          <w:smallCaps w:val="0"/>
+          <w:strike w:val="0"/>
+          <w:u w:val="none"/>
+          <w:shd w:fill="auto" w:val="clear"/>
+          <w:vertAlign w:val="baseline"/>
+          <w:rtl w:val="0"/>
+        </w:rPr>
+        <w:t xml:space="preserve"> a comparison of the similarity scores of the HTM and KNN classifiers. The assessment underlines the following elements: HTM typically captures the structural representations and temporal patterns of images, resulting in better similarity ratings. When the training set consists of similar images, KNN performs well; yet, it is less successful in generalizing across many patterns. This results in, often, lower similarity scores than HTM. The capacity of the HTM and KNN classifiers to correctly reconstruct input images was assessed. We used a comparison of original and reconstructed images for each classifier to produce graphs that displayed the respective classifier performance. </w:t>
+      </w:r>
+    </w:p>
+    <w:p>
+      <w:pPr>
+        <w:pStyle w:val="Heading1"/>
+        <w:numPr>
+          <w:ilvl w:val="0"/>
+          <w:numId w:val="1"/>
+        </w:numPr>
+        <w:tabs>
+          <w:tab w:val="left" w:leader="none" w:pos="216"/>
+          <w:tab w:val="left" w:leader="none" w:pos="216"/>
+          <w:tab w:val="left" w:leader="none" w:pos="216"/>
+          <w:tab w:val="left" w:leader="none" w:pos="216"/>
+        </w:tabs>
+        <w:spacing w:after="80" w:before="360" w:lineRule="auto"/>
+        <w:ind w:left="0" w:firstLine="216"/>
+        <w:jc w:val="both"/>
+        <w:rPr/>
+      </w:pPr>
+      <w:bookmarkStart w:colFirst="0" w:colLast="0" w:name="_n465v62l81ay" w:id="3"/>
+      <w:bookmarkEnd w:id="3"/>
+      <w:r>
+        <w:rPr>
+          <w:b w:val="1"/>
+          <w:rtl w:val="0"/>
+        </w:rPr>
+        <w:t xml:space="preserve">Error Analysis</w:t>
+      </w:r>
+      <w:r>
+        <w:rPr>
+          <w:rtl w:val="0"/>
+        </w:rPr>
+        <w:br w:type="textWrapping"/>
+      </w:r>
+    </w:p>
+    <w:p>
+      <w:pPr>
+        <w:tabs>
+          <w:tab w:val="left" w:leader="none" w:pos="216"/>
+          <w:tab w:val="left" w:leader="none" w:pos="216"/>
+          <w:tab w:val="left" w:leader="none" w:pos="216"/>
+          <w:tab w:val="left" w:leader="none" w:pos="216"/>
+        </w:tabs>
+        <w:jc w:val="left"/>
+        <w:rPr>
+          <w:highlight w:val="white"/>
+        </w:rPr>
+      </w:pPr>
+      <w:r>
+        <w:rPr>
+          <w:highlight w:val="white"/>
+          <w:rtl w:val="0"/>
+        </w:rPr>
+        <w:t xml:space="preserve">Even though HTM and k-NN classifiers seem to perform equally in terms of reconstruction, the detailed error analysis reveals clear gaps in the two implementations’ performances. These gaps highlight certain features intrinsic to each classifier, and describe the context in which the quality of reconstruction is likely to fall short.</w:t>
+      </w:r>
+    </w:p>
+    <w:p>
+      <w:pPr>
+        <w:tabs>
+          <w:tab w:val="left" w:leader="none" w:pos="216"/>
+          <w:tab w:val="left" w:leader="none" w:pos="216"/>
+          <w:tab w:val="left" w:leader="none" w:pos="216"/>
+          <w:tab w:val="left" w:leader="none" w:pos="216"/>
+        </w:tabs>
+        <w:jc w:val="left"/>
+        <w:rPr>
+          <w:highlight w:val="white"/>
+        </w:rPr>
+      </w:pPr>
+      <w:r>
+        <w:rPr>
+          <w:rtl w:val="0"/>
+        </w:rPr>
+      </w:r>
+    </w:p>
+    <w:p>
+      <w:pPr>
+        <w:tabs>
+          <w:tab w:val="left" w:leader="none" w:pos="216"/>
+          <w:tab w:val="left" w:leader="none" w:pos="216"/>
+          <w:tab w:val="left" w:leader="none" w:pos="216"/>
+          <w:tab w:val="left" w:leader="none" w:pos="216"/>
+        </w:tabs>
+        <w:jc w:val="left"/>
+        <w:rPr>
+          <w:highlight w:val="white"/>
+        </w:rPr>
+      </w:pPr>
+      <w:r>
+        <w:rPr>
+          <w:highlight w:val="white"/>
+          <w:rtl w:val="0"/>
+        </w:rPr>
+        <w:t xml:space="preserve">4.1. HTM Classifier</w:t>
+      </w:r>
+    </w:p>
+    <w:p>
+      <w:pPr>
+        <w:tabs>
+          <w:tab w:val="left" w:leader="none" w:pos="216"/>
+          <w:tab w:val="left" w:leader="none" w:pos="216"/>
+          <w:tab w:val="left" w:leader="none" w:pos="216"/>
+          <w:tab w:val="left" w:leader="none" w:pos="216"/>
+        </w:tabs>
+        <w:jc w:val="left"/>
+        <w:rPr>
+          <w:highlight w:val="white"/>
+        </w:rPr>
+      </w:pPr>
+      <w:r>
+        <w:rPr>
+          <w:rtl w:val="0"/>
+        </w:rPr>
+      </w:r>
+    </w:p>
+    <w:p>
+      <w:pPr>
+        <w:tabs>
+          <w:tab w:val="left" w:leader="none" w:pos="216"/>
+          <w:tab w:val="left" w:leader="none" w:pos="216"/>
+          <w:tab w:val="left" w:leader="none" w:pos="216"/>
+          <w:tab w:val="left" w:leader="none" w:pos="216"/>
+        </w:tabs>
+        <w:jc w:val="left"/>
+        <w:rPr>
+          <w:highlight w:val="white"/>
+        </w:rPr>
+      </w:pPr>
+      <w:r>
+        <w:rPr>
+          <w:highlight w:val="white"/>
+          <w:rtl w:val="0"/>
+        </w:rPr>
+        <w:t xml:space="preserve">Most test cases indicated HTM having a high level of preservation and robustness to noise. Nevertheless, its performance dropped for images containing very fine features and low contrast. In these instances, HTM's spatial pooling mechanism was forced to generalize too broadly which resulted in reconstruction that was overly smoothed or blurred. HTM also had some trouble dealing with sharp object boundaries with pixel level noise or ambiguity in the binarization phase of the SDR.</w:t>
+      </w:r>
+    </w:p>
+    <w:p>
+      <w:pPr>
+        <w:tabs>
+          <w:tab w:val="left" w:leader="none" w:pos="216"/>
+          <w:tab w:val="left" w:leader="none" w:pos="216"/>
+          <w:tab w:val="left" w:leader="none" w:pos="216"/>
+          <w:tab w:val="left" w:leader="none" w:pos="216"/>
+        </w:tabs>
+        <w:jc w:val="left"/>
+        <w:rPr>
+          <w:highlight w:val="white"/>
+        </w:rPr>
+      </w:pPr>
+      <w:r>
+        <w:rPr>
+          <w:rtl w:val="0"/>
+        </w:rPr>
+      </w:r>
+    </w:p>
+    <w:p>
+      <w:pPr>
+        <w:tabs>
+          <w:tab w:val="left" w:leader="none" w:pos="216"/>
+          <w:tab w:val="left" w:leader="none" w:pos="216"/>
+          <w:tab w:val="left" w:leader="none" w:pos="216"/>
+          <w:tab w:val="left" w:leader="none" w:pos="216"/>
+        </w:tabs>
+        <w:jc w:val="left"/>
+        <w:rPr>
+          <w:highlight w:val="white"/>
+        </w:rPr>
+      </w:pPr>
+      <w:r>
+        <w:rPr>
+          <w:highlight w:val="white"/>
+          <w:rtl w:val="0"/>
+        </w:rPr>
+        <w:t xml:space="preserve">An interesting phenomena was HTM’s reliance on parameter tuning. The model was unable to learn distinct representations with insufficient training iterations and the right levels of sparsity. Images containing overlapping textures and complex spatial arrangements made the problem much more difficult, often leading to SDRs that deviated structurally from the input.</w:t>
+      </w:r>
+    </w:p>
+    <w:p>
+      <w:pPr>
+        <w:tabs>
+          <w:tab w:val="left" w:leader="none" w:pos="216"/>
+          <w:tab w:val="left" w:leader="none" w:pos="216"/>
+          <w:tab w:val="left" w:leader="none" w:pos="216"/>
+          <w:tab w:val="left" w:leader="none" w:pos="216"/>
+        </w:tabs>
+        <w:jc w:val="left"/>
+        <w:rPr>
+          <w:highlight w:val="white"/>
+        </w:rPr>
+      </w:pPr>
+      <w:r>
+        <w:rPr>
+          <w:rtl w:val="0"/>
+        </w:rPr>
+      </w:r>
+    </w:p>
+    <w:p>
+      <w:pPr>
+        <w:tabs>
+          <w:tab w:val="left" w:leader="none" w:pos="216"/>
+          <w:tab w:val="left" w:leader="none" w:pos="216"/>
+          <w:tab w:val="left" w:leader="none" w:pos="216"/>
+          <w:tab w:val="left" w:leader="none" w:pos="216"/>
+        </w:tabs>
+        <w:jc w:val="left"/>
+        <w:rPr>
+          <w:highlight w:val="white"/>
+        </w:rPr>
+      </w:pPr>
+      <w:r>
+        <w:rPr>
+          <w:highlight w:val="white"/>
+          <w:rtl w:val="0"/>
+        </w:rPr>
+        <w:t xml:space="preserve">4.2. k-NN Classifier</w:t>
+      </w:r>
+    </w:p>
+    <w:p>
+      <w:pPr>
+        <w:tabs>
+          <w:tab w:val="left" w:leader="none" w:pos="216"/>
+          <w:tab w:val="left" w:leader="none" w:pos="216"/>
+          <w:tab w:val="left" w:leader="none" w:pos="216"/>
+          <w:tab w:val="left" w:leader="none" w:pos="216"/>
+        </w:tabs>
+        <w:jc w:val="left"/>
+        <w:rPr>
+          <w:highlight w:val="white"/>
+        </w:rPr>
+      </w:pPr>
+      <w:r>
+        <w:rPr>
+          <w:rtl w:val="0"/>
+        </w:rPr>
+      </w:r>
+    </w:p>
+    <w:p>
+      <w:pPr>
+        <w:tabs>
+          <w:tab w:val="left" w:leader="none" w:pos="216"/>
+          <w:tab w:val="left" w:leader="none" w:pos="216"/>
+          <w:tab w:val="left" w:leader="none" w:pos="216"/>
+          <w:tab w:val="left" w:leader="none" w:pos="216"/>
+        </w:tabs>
+        <w:jc w:val="left"/>
+        <w:rPr>
+          <w:highlight w:val="white"/>
+        </w:rPr>
+      </w:pPr>
+      <w:r>
+        <w:rPr>
+          <w:highlight w:val="white"/>
+          <w:rtl w:val="0"/>
+        </w:rPr>
+        <w:t xml:space="preserve">The k-NN classifier’s reconstruction quality was closely tied to the diversity and representativeness of the training dataset. The classifier  has performed well on images that were closely aligned with those in the training dataset. But in cases where the input SDR was too different or had noisy encodings, the classifier would often match to suboptimal neighbors. As a result, the reconstructions may have had distorted shapes with mismatched features.we also tried to add some noises to predict the real result and to face such problems.</w:t>
+      </w:r>
+    </w:p>
+    <w:p>
+      <w:pPr>
+        <w:tabs>
+          <w:tab w:val="left" w:leader="none" w:pos="216"/>
+          <w:tab w:val="left" w:leader="none" w:pos="216"/>
+          <w:tab w:val="left" w:leader="none" w:pos="216"/>
+          <w:tab w:val="left" w:leader="none" w:pos="216"/>
+        </w:tabs>
+        <w:jc w:val="left"/>
+        <w:rPr>
+          <w:highlight w:val="white"/>
+        </w:rPr>
+      </w:pPr>
+      <w:r>
+        <w:rPr>
+          <w:rtl w:val="0"/>
+        </w:rPr>
+      </w:r>
+    </w:p>
+    <w:p>
+      <w:pPr>
+        <w:tabs>
+          <w:tab w:val="left" w:leader="none" w:pos="216"/>
+          <w:tab w:val="left" w:leader="none" w:pos="216"/>
+          <w:tab w:val="left" w:leader="none" w:pos="216"/>
+          <w:tab w:val="left" w:leader="none" w:pos="216"/>
+        </w:tabs>
+        <w:jc w:val="left"/>
+        <w:rPr>
+          <w:highlight w:val="white"/>
+        </w:rPr>
+      </w:pPr>
+      <w:r>
+        <w:rPr>
+          <w:rtl w:val="0"/>
+        </w:rPr>
+      </w:r>
+    </w:p>
+    <w:p>
+      <w:pPr>
+        <w:tabs>
+          <w:tab w:val="left" w:leader="none" w:pos="216"/>
+          <w:tab w:val="left" w:leader="none" w:pos="216"/>
+          <w:tab w:val="left" w:leader="none" w:pos="216"/>
+          <w:tab w:val="left" w:leader="none" w:pos="216"/>
+        </w:tabs>
+        <w:jc w:val="left"/>
+        <w:rPr>
+          <w:highlight w:val="white"/>
+        </w:rPr>
+      </w:pPr>
+      <w:r>
+        <w:rPr>
+          <w:highlight w:val="white"/>
+          <w:rtl w:val="0"/>
+        </w:rPr>
+        <w:t xml:space="preserve">In several test images, especially those with distinct outlines or asymmetric patterns, the k-NN classifier produced reconstructions that resembled multiple training samples simultaneously. This blending effect resulted in visual artifacts and lower similarity scores, particularly in Jaccard and Hamming metrics.</w:t>
+      </w:r>
+    </w:p>
+    <w:p>
+      <w:pPr>
+        <w:tabs>
+          <w:tab w:val="left" w:leader="none" w:pos="216"/>
+          <w:tab w:val="left" w:leader="none" w:pos="216"/>
+          <w:tab w:val="left" w:leader="none" w:pos="216"/>
+          <w:tab w:val="left" w:leader="none" w:pos="216"/>
+        </w:tabs>
+        <w:jc w:val="left"/>
+        <w:rPr>
+          <w:highlight w:val="white"/>
+        </w:rPr>
+      </w:pPr>
+      <w:r>
+        <w:rPr>
+          <w:rtl w:val="0"/>
+        </w:rPr>
+      </w:r>
+    </w:p>
+    <w:p>
+      <w:pPr>
+        <w:tabs>
+          <w:tab w:val="left" w:leader="none" w:pos="216"/>
+          <w:tab w:val="left" w:leader="none" w:pos="216"/>
+          <w:tab w:val="left" w:leader="none" w:pos="216"/>
+          <w:tab w:val="left" w:leader="none" w:pos="216"/>
+        </w:tabs>
+        <w:jc w:val="left"/>
+        <w:rPr>
+          <w:highlight w:val="white"/>
+        </w:rPr>
+      </w:pPr>
+      <w:r>
+        <w:rPr>
+          <w:highlight w:val="white"/>
+          <w:rtl w:val="0"/>
+        </w:rPr>
+        <w:t xml:space="preserve">4.3. Comparative Error Trends</w:t>
+      </w:r>
+    </w:p>
+    <w:p>
+      <w:pPr>
+        <w:tabs>
+          <w:tab w:val="left" w:leader="none" w:pos="216"/>
+          <w:tab w:val="left" w:leader="none" w:pos="216"/>
+          <w:tab w:val="left" w:leader="none" w:pos="216"/>
+          <w:tab w:val="left" w:leader="none" w:pos="216"/>
+        </w:tabs>
+        <w:jc w:val="left"/>
+        <w:rPr>
+          <w:highlight w:val="white"/>
+        </w:rPr>
+      </w:pPr>
+      <w:r>
+        <w:rPr>
+          <w:highlight w:val="white"/>
+          <w:rtl w:val="0"/>
+        </w:rPr>
+        <w:t xml:space="preserve">Figure 14 shows that the HTM classifier consistently achieved higher hybrid similarity scores, yet it is important to note that this advantage came with a computational overhead during training. k-NN, while computationally efficient and simpler to implement, exhibited greater variability in reconstruction accuracy.</w:t>
+      </w:r>
+    </w:p>
+    <w:p>
+      <w:pPr>
+        <w:tabs>
+          <w:tab w:val="left" w:leader="none" w:pos="216"/>
+          <w:tab w:val="left" w:leader="none" w:pos="216"/>
+          <w:tab w:val="left" w:leader="none" w:pos="216"/>
+          <w:tab w:val="left" w:leader="none" w:pos="216"/>
+        </w:tabs>
+        <w:jc w:val="left"/>
+        <w:rPr>
+          <w:highlight w:val="white"/>
+        </w:rPr>
+      </w:pPr>
+      <w:r>
+        <w:rPr>
+          <w:rtl w:val="0"/>
+        </w:rPr>
+      </w:r>
+    </w:p>
+    <w:p>
+      <w:pPr>
+        <w:tabs>
+          <w:tab w:val="left" w:leader="none" w:pos="216"/>
+          <w:tab w:val="left" w:leader="none" w:pos="216"/>
+          <w:tab w:val="left" w:leader="none" w:pos="216"/>
+          <w:tab w:val="left" w:leader="none" w:pos="216"/>
+        </w:tabs>
+        <w:jc w:val="left"/>
+        <w:rPr>
+          <w:sz w:val="16"/>
+          <w:szCs w:val="16"/>
+        </w:rPr>
+      </w:pPr>
+      <w:r>
+        <w:rPr>
+          <w:highlight w:val="white"/>
+          <w:rtl w:val="0"/>
+        </w:rPr>
+        <w:t xml:space="preserve">These remarks conclude that HTM seems to excel in tasks that require structural accuracy with a degree of noise tolerance, while k-NN appears to be more suitable for traffic-light tasks where the data is more homogenous. In further iterations of the framework, these error cases could be used to guide classifier choice or even motivate hybrid solutions that, based on SDR features, dynamically select the ideal classifier.</w:t>
+      </w:r>
+      <w:r>
+        <w:rPr>
+          <w:rtl w:val="0"/>
+        </w:rPr>
+      </w:r>
+    </w:p>
+    <w:p>
+      <w:pPr>
+        <w:pStyle w:val="Heading1"/>
+        <w:numPr>
+          <w:ilvl w:val="0"/>
+          <w:numId w:val="1"/>
+        </w:numPr>
+        <w:tabs>
+          <w:tab w:val="left" w:leader="none" w:pos="216"/>
+          <w:tab w:val="left" w:leader="none" w:pos="216"/>
+          <w:tab w:val="left" w:leader="none" w:pos="216"/>
+          <w:tab w:val="left" w:leader="none" w:pos="216"/>
+        </w:tabs>
+        <w:spacing w:line="240" w:lineRule="auto"/>
+        <w:ind w:left="0" w:firstLine="216"/>
+        <w:jc w:val="both"/>
+        <w:rPr>
+          <w:b w:val="1"/>
+        </w:rPr>
+      </w:pPr>
+      <w:r>
+        <w:rPr>
+          <w:b w:val="1"/>
+          <w:rtl w:val="0"/>
+        </w:rPr>
+        <w:t xml:space="preserve">Results</w:t>
+      </w:r>
+    </w:p>
+    <w:p>
+      <w:pPr>
+        <w:spacing w:line="240" w:lineRule="auto"/>
+        <w:jc w:val="both"/>
+        <w:rPr/>
+      </w:pPr>
+      <w:r>
+        <w:rPr>
+          <w:rtl w:val="0"/>
+        </w:rPr>
+        <w:t xml:space="preserve">Hierarchical Temporal Memory (HTM) and k-nearest Neighbors (k-NN) are employed for reconstruction of images . For better pattern recognition and noise resistance, the HTM-based reconstruction uses sparse distributed representations (SDRs), which makes the outcome more structured and easy to understand. Thus, the shape of the numbers is maintained, and noise is reduced. While it may maintain local pixel correlations, the k-NN-based reconstruction misses the global structure, so the HTM result is distorted. Since HTM is more efficient in computation, it is better suited for regular usage. The results show that the latter lacks picture reconstruction when comparing HTM to k-NN. The improved clarity, structural integrity, and noise resistance make it a potential tool for precise and efficient work.</w:t>
+      </w:r>
+    </w:p>
+    <w:p>
+      <w:pPr>
+        <w:keepNext w:val="0"/>
+        <w:keepLines w:val="0"/>
+        <w:pageBreakBefore w:val="0"/>
+        <w:widowControl w:val="1"/>
+        <w:pBdr>
+          <w:top w:space="0" w:sz="0" w:val="nil"/>
+          <w:left w:space="0" w:sz="0" w:val="nil"/>
+          <w:bottom w:space="0" w:sz="0" w:val="nil"/>
+          <w:right w:space="0" w:sz="0" w:val="nil"/>
+          <w:between w:space="0" w:sz="0" w:val="nil"/>
+        </w:pBdr>
+        <w:shd w:fill="auto" w:val="clear"/>
+        <w:tabs>
+          <w:tab w:val="left" w:leader="none" w:pos="288"/>
+        </w:tabs>
+        <w:spacing w:after="120" w:before="0" w:line="240" w:lineRule="auto"/>
+        <w:ind w:left="0" w:right="0" w:firstLine="288"/>
+        <w:jc w:val="both"/>
+        <w:rPr>
+          <w:i w:val="0"/>
+          <w:smallCaps w:val="0"/>
+          <w:strike w:val="0"/>
+          <w:u w:val="none"/>
+          <w:shd w:fill="auto" w:val="clear"/>
+          <w:vertAlign w:val="baseline"/>
+        </w:rPr>
+      </w:pPr>
+      <w:r>
+        <w:rPr>
+          <w:i w:val="0"/>
+          <w:smallCaps w:val="0"/>
+          <w:strike w:val="0"/>
           <w:u w:val="none"/>
           <w:shd w:fill="auto" w:val="clear"/>
           <w:vertAlign w:val="baseline"/>
@@ -2048,12 +2733,12 @@
           <wp:inline distB="0" distT="0" distL="114300" distR="114300">
             <wp:extent cx="1887855" cy="1226820"/>
             <wp:effectExtent b="0" l="0" r="0" t="0"/>
-            <wp:docPr id="8" name="image14.jpg"/>
+            <wp:docPr id="11" name="image1.jpg"/>
             <a:graphic>
               <a:graphicData uri="http://schemas.openxmlformats.org/drawingml/2006/picture">
                 <pic:pic>
                   <pic:nvPicPr>
-                    <pic:cNvPr id="0" name="image14.jpg"/>
+                    <pic:cNvPr id="0" name="image1.jpg"/>
                     <pic:cNvPicPr preferRelativeResize="0"/>
                   </pic:nvPicPr>
                   <pic:blipFill>
@@ -2107,30 +2792,28 @@
           <w:i w:val="0"/>
           <w:smallCaps w:val="0"/>
           <w:strike w:val="0"/>
-          <w:color w:val="000000"/>
-          <w:u w:val="none"/>
-          <w:shd w:fill="auto" w:val="clear"/>
-          <w:vertAlign w:val="baseline"/>
-        </w:rPr>
-      </w:pPr>
-      <w:r>
-        <w:rPr>
-          <w:rtl w:val="0"/>
-        </w:rPr>
-        <w:t xml:space="preserve">Fig.</w:t>
-      </w:r>
-      <w:r>
-        <w:rPr>
-          <w:i w:val="0"/>
-          <w:smallCaps w:val="0"/>
-          <w:strike w:val="0"/>
-          <w:color w:val="000000"/>
-          <w:u w:val="none"/>
-          <w:shd w:fill="auto" w:val="clear"/>
-          <w:vertAlign w:val="baseline"/>
-          <w:rtl w:val="0"/>
-        </w:rPr>
-        <w:t xml:space="preserve">2 </w:t>
+          <w:u w:val="none"/>
+          <w:shd w:fill="auto" w:val="clear"/>
+          <w:vertAlign w:val="baseline"/>
+        </w:rPr>
+      </w:pPr>
+      <w:r>
+        <w:rPr>
+          <w:rtl w:val="0"/>
+        </w:rPr>
+        <w:t xml:space="preserve">Fig.7:</w:t>
+      </w:r>
+      <w:r>
+        <w:rPr>
+          <w:i w:val="0"/>
+          <w:smallCaps w:val="0"/>
+          <w:strike w:val="0"/>
+          <w:u w:val="none"/>
+          <w:shd w:fill="auto" w:val="clear"/>
+          <w:vertAlign w:val="baseline"/>
+          <w:rtl w:val="0"/>
+        </w:rPr>
+        <w:t xml:space="preserve"> </w:t>
       </w:r>
       <w:r>
         <w:rPr>
@@ -2143,7 +2826,6 @@
           <w:i w:val="0"/>
           <w:smallCaps w:val="0"/>
           <w:strike w:val="0"/>
-          <w:color w:val="000000"/>
           <w:u w:val="none"/>
           <w:shd w:fill="auto" w:val="clear"/>
           <w:vertAlign w:val="baseline"/>
@@ -2164,12 +2846,12 @@
             <wp:extent cx="895667" cy="895667"/>
             <wp:effectExtent b="0" l="0" r="0" t="0"/>
             <wp:wrapNone/>
-            <wp:docPr id="1" name="image4.png"/>
+            <wp:docPr id="1" name="image3.png"/>
             <a:graphic>
               <a:graphicData uri="http://schemas.openxmlformats.org/drawingml/2006/picture">
                 <pic:pic>
                   <pic:nvPicPr>
-                    <pic:cNvPr id="0" name="image4.png"/>
+                    <pic:cNvPr id="0" name="image3.png"/>
                     <pic:cNvPicPr preferRelativeResize="0"/>
                   </pic:nvPicPr>
                   <pic:blipFill>
@@ -2206,7 +2888,6 @@
           <w:i w:val="0"/>
           <w:smallCaps w:val="0"/>
           <w:strike w:val="0"/>
-          <w:color w:val="000000"/>
           <w:u w:val="none"/>
           <w:shd w:fill="auto" w:val="clear"/>
           <w:vertAlign w:val="baseline"/>
@@ -2218,12 +2899,12 @@
           <wp:inline distB="114300" distT="114300" distL="114300" distR="114300">
             <wp:extent cx="896303" cy="896303"/>
             <wp:effectExtent b="0" l="0" r="0" t="0"/>
-            <wp:docPr id="10" name="image5.png"/>
+            <wp:docPr id="13" name="image13.png"/>
             <a:graphic>
               <a:graphicData uri="http://schemas.openxmlformats.org/drawingml/2006/picture">
                 <pic:pic>
                   <pic:nvPicPr>
-                    <pic:cNvPr id="0" name="image5.png"/>
+                    <pic:cNvPr id="0" name="image13.png"/>
                     <pic:cNvPicPr preferRelativeResize="0"/>
                   </pic:nvPicPr>
                   <pic:blipFill>
@@ -2277,37 +2958,22 @@
           <w:i w:val="0"/>
           <w:smallCaps w:val="0"/>
           <w:strike w:val="0"/>
-          <w:color w:val="000000"/>
-          <w:u w:val="none"/>
-          <w:shd w:fill="auto" w:val="clear"/>
-          <w:vertAlign w:val="baseline"/>
-        </w:rPr>
-      </w:pPr>
-      <w:r>
-        <w:rPr>
-          <w:i w:val="0"/>
-          <w:smallCaps w:val="0"/>
-          <w:strike w:val="0"/>
-          <w:color w:val="000000"/>
-          <w:u w:val="none"/>
-          <w:shd w:fill="auto" w:val="clear"/>
-          <w:vertAlign w:val="baseline"/>
-          <w:rtl w:val="0"/>
-        </w:rPr>
-        <w:t xml:space="preserve">                        </w:t>
-      </w:r>
-      <w:r>
-        <w:rPr>
-          <w:i w:val="0"/>
-          <w:smallCaps w:val="0"/>
-          <w:strike w:val="0"/>
-          <w:color w:val="000000"/>
-          <w:u w:val="none"/>
-          <w:shd w:fill="auto" w:val="clear"/>
-          <w:vertAlign w:val="baseline"/>
-          <w:rtl w:val="0"/>
-        </w:rPr>
-        <w:t xml:space="preserve">(a)                             (b)</w:t>
+          <w:u w:val="none"/>
+          <w:shd w:fill="auto" w:val="clear"/>
+          <w:vertAlign w:val="baseline"/>
+        </w:rPr>
+      </w:pPr>
+      <w:r>
+        <w:rPr>
+          <w:i w:val="0"/>
+          <w:smallCaps w:val="0"/>
+          <w:strike w:val="0"/>
+          <w:u w:val="none"/>
+          <w:shd w:fill="auto" w:val="clear"/>
+          <w:vertAlign w:val="baseline"/>
+          <w:rtl w:val="0"/>
+        </w:rPr>
+        <w:t xml:space="preserve">                        (a)                             (b)</w:t>
       </w:r>
     </w:p>
     <w:p>
@@ -2334,23 +3000,16 @@
           <w:i w:val="0"/>
           <w:smallCaps w:val="0"/>
           <w:strike w:val="0"/>
-          <w:color w:val="000000"/>
-          <w:u w:val="none"/>
-          <w:shd w:fill="auto" w:val="clear"/>
-          <w:vertAlign w:val="baseline"/>
-        </w:rPr>
-      </w:pPr>
-      <w:r>
-        <w:rPr>
-          <w:rtl w:val="0"/>
-        </w:rPr>
-        <w:t xml:space="preserve">Fig.</w:t>
-      </w:r>
-      <w:r>
-        <w:rPr>
-          <w:rtl w:val="0"/>
-        </w:rPr>
-        <w:t xml:space="preserve">3: Reconstructed Images (a) KNN (b) HTM</w:t>
+          <w:u w:val="none"/>
+          <w:shd w:fill="auto" w:val="clear"/>
+          <w:vertAlign w:val="baseline"/>
+        </w:rPr>
+      </w:pPr>
+      <w:r>
+        <w:rPr>
+          <w:rtl w:val="0"/>
+        </w:rPr>
+        <w:t xml:space="preserve">Fig.8: Reconstructed Images (a) KNN (b) HTM</w:t>
       </w:r>
       <w:r>
         <w:rPr>
@@ -2382,18 +3041,16 @@
           <w:i w:val="0"/>
           <w:smallCaps w:val="0"/>
           <w:strike w:val="0"/>
-          <w:color w:val="000000"/>
-          <w:u w:val="none"/>
-          <w:shd w:fill="auto" w:val="clear"/>
-          <w:vertAlign w:val="baseline"/>
-        </w:rPr>
-      </w:pPr>
-      <w:r>
-        <w:rPr>
-          <w:i w:val="0"/>
-          <w:smallCaps w:val="0"/>
-          <w:strike w:val="0"/>
-          <w:color w:val="000000"/>
+          <w:u w:val="none"/>
+          <w:shd w:fill="auto" w:val="clear"/>
+          <w:vertAlign w:val="baseline"/>
+        </w:rPr>
+      </w:pPr>
+      <w:r>
+        <w:rPr>
+          <w:i w:val="0"/>
+          <w:smallCaps w:val="0"/>
+          <w:strike w:val="0"/>
           <w:u w:val="none"/>
           <w:shd w:fill="auto" w:val="clear"/>
           <w:vertAlign w:val="baseline"/>
@@ -2402,12 +3059,12 @@
           <wp:inline distB="0" distT="0" distL="114300" distR="114300">
             <wp:extent cx="2014220" cy="1022985"/>
             <wp:effectExtent b="0" l="0" r="0" t="0"/>
-            <wp:docPr id="13" name="image20.jpg"/>
+            <wp:docPr id="16" name="image6.jpg"/>
             <a:graphic>
               <a:graphicData uri="http://schemas.openxmlformats.org/drawingml/2006/picture">
                 <pic:pic>
                   <pic:nvPicPr>
-                    <pic:cNvPr id="0" name="image20.jpg"/>
+                    <pic:cNvPr id="0" name="image6.jpg"/>
                     <pic:cNvPicPr preferRelativeResize="0"/>
                   </pic:nvPicPr>
                   <pic:blipFill>
@@ -2461,30 +3118,28 @@
           <w:i w:val="0"/>
           <w:smallCaps w:val="0"/>
           <w:strike w:val="0"/>
-          <w:color w:val="000000"/>
-          <w:u w:val="none"/>
-          <w:shd w:fill="auto" w:val="clear"/>
-          <w:vertAlign w:val="baseline"/>
-        </w:rPr>
-      </w:pPr>
-      <w:r>
-        <w:rPr>
-          <w:rtl w:val="0"/>
-        </w:rPr>
-        <w:t xml:space="preserve">Fig.</w:t>
-      </w:r>
-      <w:r>
-        <w:rPr>
-          <w:i w:val="0"/>
-          <w:smallCaps w:val="0"/>
-          <w:strike w:val="0"/>
-          <w:color w:val="000000"/>
-          <w:u w:val="none"/>
-          <w:shd w:fill="auto" w:val="clear"/>
-          <w:vertAlign w:val="baseline"/>
-          <w:rtl w:val="0"/>
-        </w:rPr>
-        <w:t xml:space="preserve">4 </w:t>
+          <w:u w:val="none"/>
+          <w:shd w:fill="auto" w:val="clear"/>
+          <w:vertAlign w:val="baseline"/>
+        </w:rPr>
+      </w:pPr>
+      <w:r>
+        <w:rPr>
+          <w:rtl w:val="0"/>
+        </w:rPr>
+        <w:t xml:space="preserve">Fig.9:</w:t>
+      </w:r>
+      <w:r>
+        <w:rPr>
+          <w:i w:val="0"/>
+          <w:smallCaps w:val="0"/>
+          <w:strike w:val="0"/>
+          <w:u w:val="none"/>
+          <w:shd w:fill="auto" w:val="clear"/>
+          <w:vertAlign w:val="baseline"/>
+          <w:rtl w:val="0"/>
+        </w:rPr>
+        <w:t xml:space="preserve"> </w:t>
       </w:r>
       <w:r>
         <w:rPr>
@@ -2497,7 +3152,6 @@
           <w:i w:val="0"/>
           <w:smallCaps w:val="0"/>
           <w:strike w:val="0"/>
-          <w:color w:val="000000"/>
           <w:u w:val="none"/>
           <w:shd w:fill="auto" w:val="clear"/>
           <w:vertAlign w:val="baseline"/>
@@ -2530,7 +3184,6 @@
           <w:i w:val="0"/>
           <w:smallCaps w:val="0"/>
           <w:strike w:val="0"/>
-          <w:color w:val="000000"/>
           <w:u w:val="none"/>
           <w:shd w:fill="auto" w:val="clear"/>
           <w:vertAlign w:val="baseline"/>
@@ -2549,12 +3202,12 @@
           <wp:inline distB="114300" distT="114300" distL="114300" distR="114300">
             <wp:extent cx="733108" cy="733108"/>
             <wp:effectExtent b="0" l="0" r="0" t="0"/>
-            <wp:docPr id="11" name="image18.png"/>
+            <wp:docPr id="14" name="image10.png"/>
             <a:graphic>
               <a:graphicData uri="http://schemas.openxmlformats.org/drawingml/2006/picture">
                 <pic:pic>
                   <pic:nvPicPr>
-                    <pic:cNvPr id="0" name="image18.png"/>
+                    <pic:cNvPr id="0" name="image10.png"/>
                     <pic:cNvPicPr preferRelativeResize="0"/>
                   </pic:nvPicPr>
                   <pic:blipFill>
@@ -2584,12 +3237,12 @@
           <wp:inline distB="114300" distT="114300" distL="114300" distR="114300">
             <wp:extent cx="724217" cy="724217"/>
             <wp:effectExtent b="0" l="0" r="0" t="0"/>
-            <wp:docPr id="12" name="image1.png"/>
+            <wp:docPr id="15" name="image15.png"/>
             <a:graphic>
               <a:graphicData uri="http://schemas.openxmlformats.org/drawingml/2006/picture">
                 <pic:pic>
                   <pic:nvPicPr>
-                    <pic:cNvPr id="0" name="image1.png"/>
+                    <pic:cNvPr id="0" name="image15.png"/>
                     <pic:cNvPicPr preferRelativeResize="0"/>
                   </pic:nvPicPr>
                   <pic:blipFill>
@@ -2643,18 +3296,16 @@
           <w:i w:val="0"/>
           <w:smallCaps w:val="0"/>
           <w:strike w:val="0"/>
-          <w:color w:val="000000"/>
-          <w:u w:val="none"/>
-          <w:shd w:fill="auto" w:val="clear"/>
-          <w:vertAlign w:val="baseline"/>
-        </w:rPr>
-      </w:pPr>
-      <w:r>
-        <w:rPr>
-          <w:i w:val="0"/>
-          <w:smallCaps w:val="0"/>
-          <w:strike w:val="0"/>
-          <w:color w:val="000000"/>
+          <w:u w:val="none"/>
+          <w:shd w:fill="auto" w:val="clear"/>
+          <w:vertAlign w:val="baseline"/>
+        </w:rPr>
+      </w:pPr>
+      <w:r>
+        <w:rPr>
+          <w:i w:val="0"/>
+          <w:smallCaps w:val="0"/>
+          <w:strike w:val="0"/>
           <w:u w:val="none"/>
           <w:shd w:fill="auto" w:val="clear"/>
           <w:vertAlign w:val="baseline"/>
@@ -2687,23 +3338,16 @@
           <w:i w:val="0"/>
           <w:smallCaps w:val="0"/>
           <w:strike w:val="0"/>
-          <w:color w:val="000000"/>
-          <w:u w:val="none"/>
-          <w:shd w:fill="auto" w:val="clear"/>
-          <w:vertAlign w:val="baseline"/>
-        </w:rPr>
-      </w:pPr>
-      <w:r>
-        <w:rPr>
-          <w:rtl w:val="0"/>
-        </w:rPr>
-        <w:t xml:space="preserve">Fig.</w:t>
-      </w:r>
-      <w:r>
-        <w:rPr>
-          <w:rtl w:val="0"/>
-        </w:rPr>
-        <w:t xml:space="preserve">5: Reconstructed Images (a) KNN (b) HTM</w:t>
+          <w:u w:val="none"/>
+          <w:shd w:fill="auto" w:val="clear"/>
+          <w:vertAlign w:val="baseline"/>
+        </w:rPr>
+      </w:pPr>
+      <w:r>
+        <w:rPr>
+          <w:rtl w:val="0"/>
+        </w:rPr>
+        <w:t xml:space="preserve">Fig.10: Reconstructed Images (a) KNN (b) HTM</w:t>
       </w:r>
       <w:r>
         <w:rPr>
@@ -2735,18 +3379,16 @@
           <w:i w:val="0"/>
           <w:smallCaps w:val="0"/>
           <w:strike w:val="0"/>
-          <w:color w:val="000000"/>
-          <w:u w:val="none"/>
-          <w:shd w:fill="auto" w:val="clear"/>
-          <w:vertAlign w:val="baseline"/>
-        </w:rPr>
-      </w:pPr>
-      <w:r>
-        <w:rPr>
-          <w:i w:val="0"/>
-          <w:smallCaps w:val="0"/>
-          <w:strike w:val="0"/>
-          <w:color w:val="000000"/>
+          <w:u w:val="none"/>
+          <w:shd w:fill="auto" w:val="clear"/>
+          <w:vertAlign w:val="baseline"/>
+        </w:rPr>
+      </w:pPr>
+      <w:r>
+        <w:rPr>
+          <w:i w:val="0"/>
+          <w:smallCaps w:val="0"/>
+          <w:strike w:val="0"/>
           <w:u w:val="none"/>
           <w:shd w:fill="auto" w:val="clear"/>
           <w:vertAlign w:val="baseline"/>
@@ -2755,12 +3397,12 @@
           <wp:inline distB="0" distT="0" distL="114300" distR="114300">
             <wp:extent cx="2195195" cy="1027430"/>
             <wp:effectExtent b="0" l="0" r="0" t="0"/>
-            <wp:docPr id="14" name="image11.jpg"/>
+            <wp:docPr id="17" name="image5.jpg"/>
             <a:graphic>
               <a:graphicData uri="http://schemas.openxmlformats.org/drawingml/2006/picture">
                 <pic:pic>
                   <pic:nvPicPr>
-                    <pic:cNvPr id="0" name="image11.jpg"/>
+                    <pic:cNvPr id="0" name="image5.jpg"/>
                     <pic:cNvPicPr preferRelativeResize="0"/>
                   </pic:nvPicPr>
                   <pic:blipFill>
@@ -2814,30 +3456,28 @@
           <w:i w:val="0"/>
           <w:smallCaps w:val="0"/>
           <w:strike w:val="0"/>
-          <w:color w:val="000000"/>
-          <w:u w:val="none"/>
-          <w:shd w:fill="auto" w:val="clear"/>
-          <w:vertAlign w:val="baseline"/>
-        </w:rPr>
-      </w:pPr>
-      <w:r>
-        <w:rPr>
-          <w:rtl w:val="0"/>
-        </w:rPr>
-        <w:t xml:space="preserve">Fig.</w:t>
-      </w:r>
-      <w:r>
-        <w:rPr>
-          <w:i w:val="0"/>
-          <w:smallCaps w:val="0"/>
-          <w:strike w:val="0"/>
-          <w:color w:val="000000"/>
-          <w:u w:val="none"/>
-          <w:shd w:fill="auto" w:val="clear"/>
-          <w:vertAlign w:val="baseline"/>
-          <w:rtl w:val="0"/>
-        </w:rPr>
-        <w:t xml:space="preserve">6 </w:t>
+          <w:u w:val="none"/>
+          <w:shd w:fill="auto" w:val="clear"/>
+          <w:vertAlign w:val="baseline"/>
+        </w:rPr>
+      </w:pPr>
+      <w:r>
+        <w:rPr>
+          <w:rtl w:val="0"/>
+        </w:rPr>
+        <w:t xml:space="preserve">Fig.11:</w:t>
+      </w:r>
+      <w:r>
+        <w:rPr>
+          <w:i w:val="0"/>
+          <w:smallCaps w:val="0"/>
+          <w:strike w:val="0"/>
+          <w:u w:val="none"/>
+          <w:shd w:fill="auto" w:val="clear"/>
+          <w:vertAlign w:val="baseline"/>
+          <w:rtl w:val="0"/>
+        </w:rPr>
+        <w:t xml:space="preserve"> </w:t>
       </w:r>
       <w:r>
         <w:rPr>
@@ -2850,7 +3490,6 @@
           <w:i w:val="0"/>
           <w:smallCaps w:val="0"/>
           <w:strike w:val="0"/>
-          <w:color w:val="000000"/>
           <w:u w:val="none"/>
           <w:shd w:fill="auto" w:val="clear"/>
           <w:vertAlign w:val="baseline"/>
@@ -2883,18 +3522,16 @@
           <w:i w:val="0"/>
           <w:smallCaps w:val="0"/>
           <w:strike w:val="0"/>
-          <w:color w:val="000000"/>
-          <w:u w:val="none"/>
-          <w:shd w:fill="auto" w:val="clear"/>
-          <w:vertAlign w:val="baseline"/>
-        </w:rPr>
-      </w:pPr>
-      <w:r>
-        <w:rPr>
-          <w:i w:val="0"/>
-          <w:smallCaps w:val="0"/>
-          <w:strike w:val="0"/>
-          <w:color w:val="000000"/>
+          <w:u w:val="none"/>
+          <w:shd w:fill="auto" w:val="clear"/>
+          <w:vertAlign w:val="baseline"/>
+        </w:rPr>
+      </w:pPr>
+      <w:r>
+        <w:rPr>
+          <w:i w:val="0"/>
+          <w:smallCaps w:val="0"/>
+          <w:strike w:val="0"/>
           <w:u w:val="none"/>
           <w:shd w:fill="auto" w:val="clear"/>
           <w:vertAlign w:val="baseline"/>
@@ -2908,12 +3545,12 @@
           <wp:inline distB="114300" distT="114300" distL="114300" distR="114300">
             <wp:extent cx="983852" cy="1057275"/>
             <wp:effectExtent b="0" l="0" r="0" t="0"/>
-            <wp:docPr id="15" name="image12.png"/>
+            <wp:docPr id="18" name="image8.png"/>
             <a:graphic>
               <a:graphicData uri="http://schemas.openxmlformats.org/drawingml/2006/picture">
                 <pic:pic>
                   <pic:nvPicPr>
-                    <pic:cNvPr id="0" name="image12.png"/>
+                    <pic:cNvPr id="0" name="image8.png"/>
                     <pic:cNvPicPr preferRelativeResize="0"/>
                   </pic:nvPicPr>
                   <pic:blipFill>
@@ -2943,12 +3580,12 @@
           <wp:inline distB="114300" distT="114300" distL="114300" distR="114300">
             <wp:extent cx="1018009" cy="1018009"/>
             <wp:effectExtent b="0" l="0" r="0" t="0"/>
-            <wp:docPr id="16" name="image19.png"/>
+            <wp:docPr id="19" name="image17.png"/>
             <a:graphic>
               <a:graphicData uri="http://schemas.openxmlformats.org/drawingml/2006/picture">
                 <pic:pic>
                   <pic:nvPicPr>
-                    <pic:cNvPr id="0" name="image19.png"/>
+                    <pic:cNvPr id="0" name="image17.png"/>
                     <pic:cNvPicPr preferRelativeResize="0"/>
                   </pic:nvPicPr>
                   <pic:blipFill>
@@ -3002,18 +3639,16 @@
           <w:i w:val="0"/>
           <w:smallCaps w:val="0"/>
           <w:strike w:val="0"/>
-          <w:color w:val="000000"/>
-          <w:u w:val="none"/>
-          <w:shd w:fill="auto" w:val="clear"/>
-          <w:vertAlign w:val="baseline"/>
-        </w:rPr>
-      </w:pPr>
-      <w:r>
-        <w:rPr>
-          <w:i w:val="0"/>
-          <w:smallCaps w:val="0"/>
-          <w:strike w:val="0"/>
-          <w:color w:val="000000"/>
+          <w:u w:val="none"/>
+          <w:shd w:fill="auto" w:val="clear"/>
+          <w:vertAlign w:val="baseline"/>
+        </w:rPr>
+      </w:pPr>
+      <w:r>
+        <w:rPr>
+          <w:i w:val="0"/>
+          <w:smallCaps w:val="0"/>
+          <w:strike w:val="0"/>
           <w:u w:val="none"/>
           <w:shd w:fill="auto" w:val="clear"/>
           <w:vertAlign w:val="baseline"/>
@@ -3046,23 +3681,16 @@
           <w:i w:val="0"/>
           <w:smallCaps w:val="0"/>
           <w:strike w:val="0"/>
-          <w:color w:val="000000"/>
-          <w:u w:val="none"/>
-          <w:shd w:fill="auto" w:val="clear"/>
-          <w:vertAlign w:val="baseline"/>
-        </w:rPr>
-      </w:pPr>
-      <w:r>
-        <w:rPr>
-          <w:rtl w:val="0"/>
-        </w:rPr>
-        <w:t xml:space="preserve">Fig.</w:t>
-      </w:r>
-      <w:r>
-        <w:rPr>
-          <w:rtl w:val="0"/>
-        </w:rPr>
-        <w:t xml:space="preserve">7: Reconstructed Images (a) KNN (b) HTM</w:t>
+          <w:u w:val="none"/>
+          <w:shd w:fill="auto" w:val="clear"/>
+          <w:vertAlign w:val="baseline"/>
+        </w:rPr>
+      </w:pPr>
+      <w:r>
+        <w:rPr>
+          <w:rtl w:val="0"/>
+        </w:rPr>
+        <w:t xml:space="preserve">Fig.12: Reconstructed Images (a) KNN (b) HTM</w:t>
       </w:r>
       <w:r>
         <w:rPr>
@@ -3090,47 +3718,75 @@
         <w:spacing w:after="120" w:before="0" w:line="240" w:lineRule="auto"/>
         <w:ind w:left="0" w:right="0" w:firstLine="0"/>
         <w:jc w:val="both"/>
-        <w:rPr>
-          <w:i w:val="0"/>
-          <w:smallCaps w:val="0"/>
-          <w:strike w:val="0"/>
-          <w:color w:val="000000"/>
-          <w:u w:val="none"/>
-          <w:shd w:fill="auto" w:val="clear"/>
-          <w:vertAlign w:val="baseline"/>
-        </w:rPr>
-      </w:pPr>
-      <w:r>
-        <w:rPr>
-          <w:i w:val="0"/>
-          <w:smallCaps w:val="0"/>
-          <w:strike w:val="0"/>
-          <w:color w:val="000000"/>
-          <w:u w:val="none"/>
-          <w:shd w:fill="auto" w:val="clear"/>
-          <w:vertAlign w:val="baseline"/>
-          <w:rtl w:val="0"/>
-        </w:rPr>
-        <w:t xml:space="preserve"> The improved effectiveness of HTM relative to k-NN can be exhibited regarding similarity percentage in the reconstructed images of 2, 4, and 6 (refer to Figures 3, 5, and 7a-b). The HTM classifier generates enhanced reconstructions that exhibit superior edge definition and better preservation of structural characteristics attributed to its sparse distributed representations (SDRs). SDRs are robust to noise and great at spotting patterns.  The k-NN reconstructions show higher distortion because they rely on local pixel matching instead of hierarchical feature integration. The performance difference emphasizes HTM's advantage in activities requiring structural integrity and precise picture reconstruction. The HTM classifier gave almost an average of 85-</w:t>
-      </w:r>
-      <w:r>
-        <w:rPr>
-          <w:rtl w:val="0"/>
-        </w:rPr>
-        <w:t xml:space="preserve">9</w:t>
-      </w:r>
-      <w:r>
-        <w:rPr>
-          <w:i w:val="0"/>
-          <w:smallCaps w:val="0"/>
-          <w:strike w:val="0"/>
-          <w:color w:val="000000"/>
-          <w:u w:val="none"/>
-          <w:shd w:fill="auto" w:val="clear"/>
-          <w:vertAlign w:val="baseline"/>
-          <w:rtl w:val="0"/>
-        </w:rPr>
-        <w:t xml:space="preserve">0% similarity for all test images with perfect pattern reconstruction, and the KNN classifier gave very high accuracy in the </w:t>
+        <w:rPr/>
+      </w:pPr>
+      <w:r>
+        <w:rPr>
+          <w:i w:val="0"/>
+          <w:smallCaps w:val="0"/>
+          <w:strike w:val="0"/>
+          <w:u w:val="none"/>
+          <w:shd w:fill="auto" w:val="clear"/>
+          <w:vertAlign w:val="baseline"/>
+          <w:rtl w:val="0"/>
+        </w:rPr>
+        <w:t xml:space="preserve"> </w:t>
+      </w:r>
+      <w:r>
+        <w:rPr>
+          <w:rtl w:val="0"/>
+        </w:rPr>
+        <w:t xml:space="preserve">The improved effectiveness of HTM relative to k-NN can be exhibited regarding similarity percentage in the reconstructed images shown explicitly in </w:t>
+      </w:r>
+      <w:r>
+        <w:rPr>
+          <w:b w:val="1"/>
+          <w:rtl w:val="0"/>
+        </w:rPr>
+        <w:t xml:space="preserve">Figs. 8, 10, and 12(a-b)</w:t>
+      </w:r>
+      <w:r>
+        <w:rPr>
+          <w:rtl w:val="0"/>
+        </w:rPr>
+        <w:t xml:space="preserve">. The HTM classifier generates enhanced reconstructions</w:t>
+      </w:r>
+      <w:r>
+        <w:rPr>
+          <w:i w:val="0"/>
+          <w:smallCaps w:val="0"/>
+          <w:strike w:val="0"/>
+          <w:u w:val="none"/>
+          <w:shd w:fill="auto" w:val="clear"/>
+          <w:vertAlign w:val="baseline"/>
+          <w:rtl w:val="0"/>
+        </w:rPr>
+        <w:t xml:space="preserve"> that exhibit superior edge definition and better preservation of structural characteristics attributed to its sparse distributed representations (SDRs). SDRs are robust to noise and great at spotting patterns.  The k-NN reconstructions show higher distortion because they rely on local pixel matching instead of hierarchical feature integration. The performance difference emphasizes HTM's advantage in activities requiring structural integrity and precise picture reconstruction. </w:t>
+      </w:r>
+      <w:r>
+        <w:rPr>
+          <w:rtl w:val="0"/>
+        </w:rPr>
+        <w:t xml:space="preserve">The HTM classifier gave almost an average of 85-90% similarity for all test images with perfect pattern reconstruction, as demonstrated in the results in </w:t>
+      </w:r>
+      <w:r>
+        <w:rPr>
+          <w:b w:val="1"/>
+          <w:rtl w:val="0"/>
+        </w:rPr>
+        <w:t xml:space="preserve">Fig. 13(c)</w:t>
+      </w:r>
+      <w:r>
+        <w:rPr>
+          <w:i w:val="0"/>
+          <w:smallCaps w:val="0"/>
+          <w:strike w:val="0"/>
+          <w:u w:val="none"/>
+          <w:shd w:fill="auto" w:val="clear"/>
+          <w:vertAlign w:val="baseline"/>
+          <w:rtl w:val="0"/>
+        </w:rPr>
+        <w:t xml:space="preserve">, and the KNN classifier gave very high accuracy in the </w:t>
       </w:r>
       <w:r>
         <w:rPr>
@@ -3143,7 +3799,6 @@
           <w:i w:val="0"/>
           <w:smallCaps w:val="0"/>
           <w:strike w:val="0"/>
-          <w:color w:val="000000"/>
           <w:u w:val="none"/>
           <w:shd w:fill="auto" w:val="clear"/>
           <w:vertAlign w:val="baseline"/>
@@ -3162,7 +3817,6 @@
           <w:i w:val="0"/>
           <w:smallCaps w:val="0"/>
           <w:strike w:val="0"/>
-          <w:color w:val="000000"/>
           <w:u w:val="none"/>
           <w:shd w:fill="auto" w:val="clear"/>
           <w:vertAlign w:val="baseline"/>
@@ -3181,7 +3835,6 @@
           <w:i w:val="0"/>
           <w:smallCaps w:val="0"/>
           <w:strike w:val="0"/>
-          <w:color w:val="000000"/>
           <w:u w:val="none"/>
           <w:shd w:fill="auto" w:val="clear"/>
           <w:vertAlign w:val="baseline"/>
@@ -3200,13 +3853,33 @@
           <w:i w:val="0"/>
           <w:smallCaps w:val="0"/>
           <w:strike w:val="0"/>
-          <w:color w:val="000000"/>
-          <w:u w:val="none"/>
-          <w:shd w:fill="auto" w:val="clear"/>
-          <w:vertAlign w:val="baseline"/>
-          <w:rtl w:val="0"/>
-        </w:rPr>
-        <w:t xml:space="preserve"> Unit tests for the known and the classifier and their similarity percentage are depicted in Fig 8 (a),(b), and (c); similarly, similarity comparison graphs are illustrated in Fig 9 (a) and (b) below.</w:t>
+          <w:u w:val="none"/>
+          <w:shd w:fill="auto" w:val="clear"/>
+          <w:vertAlign w:val="baseline"/>
+          <w:rtl w:val="0"/>
+        </w:rPr>
+        <w:t xml:space="preserve"> </w:t>
+      </w:r>
+      <w:r>
+        <w:rPr>
+          <w:rtl w:val="0"/>
+        </w:rPr>
+        <w:t xml:space="preserve">To validate the reliability and correctness of our classifiers, comprehensive unit tests were performed, as shown in Fig. 13. In particular, the output provided in Fig. 13(a) is the prediction results populated by the HTM classifier, whereas the output shown in Fig. 13(b) is the k-NN classifier’s output. Furthermore, Fig. 13(c) quantitatively verifies with similarity percentages both illustratively and statistically proving that the HTM and k-NN classifiers are effective and accurate under ideal conditions. These unit tests ascertained that the classifiers accurately reconstructed the original SDRs and labeled them, thereby forming reliable grounds for further analysis and real data evaluation.</w:t>
+      </w:r>
+    </w:p>
+    <w:p>
+      <w:pPr>
+        <w:tabs>
+          <w:tab w:val="left" w:leader="none" w:pos="288"/>
+        </w:tabs>
+        <w:spacing w:after="120" w:lineRule="auto"/>
+        <w:jc w:val="both"/>
+        <w:rPr/>
+      </w:pPr>
+      <w:r>
+        <w:rPr>
+          <w:rtl w:val="0"/>
+        </w:rPr>
       </w:r>
     </w:p>
     <w:p>
@@ -3229,36 +3902,62 @@
         <w:spacing w:after="120" w:before="0" w:line="240" w:lineRule="auto"/>
         <w:ind w:left="0" w:right="0" w:firstLine="0"/>
         <w:jc w:val="both"/>
-        <w:rPr>
-          <w:i w:val="0"/>
-          <w:smallCaps w:val="0"/>
-          <w:strike w:val="0"/>
-          <w:color w:val="000000"/>
-          <w:u w:val="none"/>
-          <w:shd w:fill="auto" w:val="clear"/>
-          <w:vertAlign w:val="baseline"/>
-        </w:rPr>
-      </w:pPr>
-      <w:r>
-        <w:rPr>
-          <w:i w:val="0"/>
-          <w:smallCaps w:val="0"/>
-          <w:strike w:val="0"/>
-          <w:color w:val="000000"/>
-          <w:u w:val="none"/>
-          <w:shd w:fill="auto" w:val="clear"/>
-          <w:vertAlign w:val="baseline"/>
-        </w:rPr>
+        <w:rPr/>
+      </w:pPr>
+      <w:r>
+        <w:rPr>
+          <w:highlight w:val="white"/>
+          <w:rtl w:val="0"/>
+        </w:rPr>
+        <w:t xml:space="preserve">Figure 14 provides an integrated analysis of reconstruction accuracy for both HTM and k-NN classification. In particular, Fig. 14(a) provides a proportional representation of similarity percentage scores for the original and the reconstructed images for each classifier. The bar graphs demonstrate that HTM outdoes k-NN in similarity scores for the multiple tested images. Also, figure 14b does not show the data from earlier bars but instead focuses on the other similarity measures: Jaccard, Cosine, Hamming and the hybrid one, proving again that HTM gives the better overall reconstruction quality.These quantitative visualizations underscore the strengths and weaknesses of each classifier, demonstrating HTM’s advantages in sequential pattern reconstruction tasks.</w:t>
+      </w:r>
+      <w:r>
+        <w:rPr>
+          <w:rtl w:val="0"/>
+        </w:rPr>
+      </w:r>
+    </w:p>
+    <w:p>
+      <w:pPr>
+        <w:keepNext w:val="0"/>
+        <w:keepLines w:val="0"/>
+        <w:pageBreakBefore w:val="0"/>
+        <w:widowControl w:val="1"/>
+        <w:pBdr>
+          <w:top w:space="0" w:sz="0" w:val="nil"/>
+          <w:left w:space="0" w:sz="0" w:val="nil"/>
+          <w:bottom w:space="0" w:sz="0" w:val="nil"/>
+          <w:right w:space="0" w:sz="0" w:val="nil"/>
+          <w:between w:space="0" w:sz="0" w:val="nil"/>
+        </w:pBdr>
+        <w:shd w:fill="auto" w:val="clear"/>
+        <w:tabs>
+          <w:tab w:val="left" w:leader="none" w:pos="288"/>
+        </w:tabs>
+        <w:spacing w:after="120" w:before="0" w:line="240" w:lineRule="auto"/>
+        <w:ind w:left="0" w:right="0" w:firstLine="0"/>
+        <w:jc w:val="both"/>
+        <w:rPr>
+          <w:i w:val="0"/>
+          <w:smallCaps w:val="0"/>
+          <w:strike w:val="0"/>
+          <w:u w:val="none"/>
+          <w:shd w:fill="auto" w:val="clear"/>
+          <w:vertAlign w:val="baseline"/>
+        </w:rPr>
+      </w:pPr>
+      <w:r>
+        <w:rPr/>
         <w:drawing>
-          <wp:inline distB="0" distT="0" distL="114300" distR="114300">
-            <wp:extent cx="2975445" cy="1574800"/>
+          <wp:inline distB="114300" distT="114300" distL="114300" distR="114300">
+            <wp:extent cx="2971800" cy="1574800"/>
             <wp:effectExtent b="0" l="0" r="0" t="0"/>
-            <wp:docPr id="17" name="image9.jpg"/>
+            <wp:docPr id="5" name="image18.png"/>
             <a:graphic>
               <a:graphicData uri="http://schemas.openxmlformats.org/drawingml/2006/picture">
                 <pic:pic>
                   <pic:nvPicPr>
-                    <pic:cNvPr id="0" name="image9.jpg"/>
+                    <pic:cNvPr id="0" name="image18.png"/>
                     <pic:cNvPicPr preferRelativeResize="0"/>
                   </pic:nvPicPr>
                   <pic:blipFill>
@@ -3271,7 +3970,7 @@
                   <pic:spPr>
                     <a:xfrm>
                       <a:off x="0" y="0"/>
-                      <a:ext cx="2975445" cy="1574800"/>
+                      <a:ext cx="2971800" cy="1574800"/>
                     </a:xfrm>
                     <a:prstGeom prst="rect"/>
                     <a:ln/>
@@ -3312,18 +4011,16 @@
           <w:i w:val="0"/>
           <w:smallCaps w:val="0"/>
           <w:strike w:val="0"/>
-          <w:color w:val="000000"/>
-          <w:u w:val="none"/>
-          <w:shd w:fill="auto" w:val="clear"/>
-          <w:vertAlign w:val="baseline"/>
-        </w:rPr>
-      </w:pPr>
-      <w:r>
-        <w:rPr>
-          <w:i w:val="0"/>
-          <w:smallCaps w:val="0"/>
-          <w:strike w:val="0"/>
-          <w:color w:val="000000"/>
+          <w:u w:val="none"/>
+          <w:shd w:fill="auto" w:val="clear"/>
+          <w:vertAlign w:val="baseline"/>
+        </w:rPr>
+      </w:pPr>
+      <w:r>
+        <w:rPr>
+          <w:i w:val="0"/>
+          <w:smallCaps w:val="0"/>
+          <w:strike w:val="0"/>
           <w:u w:val="none"/>
           <w:shd w:fill="auto" w:val="clear"/>
           <w:vertAlign w:val="baseline"/>
@@ -3356,32 +4053,23 @@
           <w:i w:val="0"/>
           <w:smallCaps w:val="0"/>
           <w:strike w:val="0"/>
-          <w:color w:val="000000"/>
-          <w:u w:val="none"/>
-          <w:shd w:fill="auto" w:val="clear"/>
-          <w:vertAlign w:val="baseline"/>
-        </w:rPr>
-      </w:pPr>
-      <w:r>
-        <w:rPr>
-          <w:i w:val="0"/>
-          <w:smallCaps w:val="0"/>
-          <w:strike w:val="0"/>
-          <w:color w:val="000000"/>
-          <w:u w:val="none"/>
-          <w:shd w:fill="auto" w:val="clear"/>
-          <w:vertAlign w:val="baseline"/>
-        </w:rPr>
+          <w:u w:val="none"/>
+          <w:shd w:fill="auto" w:val="clear"/>
+          <w:vertAlign w:val="baseline"/>
+        </w:rPr>
+      </w:pPr>
+      <w:r>
+        <w:rPr/>
         <w:drawing>
-          <wp:inline distB="0" distT="0" distL="114300" distR="114300">
-            <wp:extent cx="2975445" cy="1574800"/>
+          <wp:inline distB="114300" distT="114300" distL="114300" distR="114300">
+            <wp:extent cx="2971800" cy="1574800"/>
             <wp:effectExtent b="0" l="0" r="0" t="0"/>
-            <wp:docPr id="18" name="image7.jpg"/>
+            <wp:docPr id="3" name="image16.png"/>
             <a:graphic>
               <a:graphicData uri="http://schemas.openxmlformats.org/drawingml/2006/picture">
                 <pic:pic>
                   <pic:nvPicPr>
-                    <pic:cNvPr id="0" name="image7.jpg"/>
+                    <pic:cNvPr id="0" name="image16.png"/>
                     <pic:cNvPicPr preferRelativeResize="0"/>
                   </pic:nvPicPr>
                   <pic:blipFill>
@@ -3394,7 +4082,7 @@
                   <pic:spPr>
                     <a:xfrm>
                       <a:off x="0" y="0"/>
-                      <a:ext cx="2975445" cy="1574800"/>
+                      <a:ext cx="2971800" cy="1574800"/>
                     </a:xfrm>
                     <a:prstGeom prst="rect"/>
                     <a:ln/>
@@ -3435,18 +4123,16 @@
           <w:i w:val="0"/>
           <w:smallCaps w:val="0"/>
           <w:strike w:val="0"/>
-          <w:color w:val="000000"/>
-          <w:u w:val="none"/>
-          <w:shd w:fill="auto" w:val="clear"/>
-          <w:vertAlign w:val="baseline"/>
-        </w:rPr>
-      </w:pPr>
-      <w:r>
-        <w:rPr>
-          <w:i w:val="0"/>
-          <w:smallCaps w:val="0"/>
-          <w:strike w:val="0"/>
-          <w:color w:val="000000"/>
+          <w:u w:val="none"/>
+          <w:shd w:fill="auto" w:val="clear"/>
+          <w:vertAlign w:val="baseline"/>
+        </w:rPr>
+      </w:pPr>
+      <w:r>
+        <w:rPr>
+          <w:i w:val="0"/>
+          <w:smallCaps w:val="0"/>
+          <w:strike w:val="0"/>
           <w:u w:val="none"/>
           <w:shd w:fill="auto" w:val="clear"/>
           <w:vertAlign w:val="baseline"/>
@@ -3479,7 +4165,6 @@
           <w:i w:val="0"/>
           <w:smallCaps w:val="0"/>
           <w:strike w:val="0"/>
-          <w:color w:val="000000"/>
           <w:u w:val="none"/>
           <w:shd w:fill="auto" w:val="clear"/>
           <w:vertAlign w:val="baseline"/>
@@ -3489,14 +4174,14 @@
         <w:rPr/>
         <w:drawing>
           <wp:inline distB="114300" distT="114300" distL="114300" distR="114300">
-            <wp:extent cx="2975445" cy="2425700"/>
+            <wp:extent cx="2971800" cy="1574800"/>
             <wp:effectExtent b="0" l="0" r="0" t="0"/>
-            <wp:docPr id="19" name="image2.png"/>
+            <wp:docPr id="2" name="image4.png"/>
             <a:graphic>
               <a:graphicData uri="http://schemas.openxmlformats.org/drawingml/2006/picture">
                 <pic:pic>
                   <pic:nvPicPr>
-                    <pic:cNvPr id="0" name="image2.png"/>
+                    <pic:cNvPr id="0" name="image4.png"/>
                     <pic:cNvPicPr preferRelativeResize="0"/>
                   </pic:nvPicPr>
                   <pic:blipFill>
@@ -3509,7 +4194,7 @@
                   <pic:spPr>
                     <a:xfrm>
                       <a:off x="0" y="0"/>
-                      <a:ext cx="2975445" cy="2425700"/>
+                      <a:ext cx="2971800" cy="1574800"/>
                     </a:xfrm>
                     <a:prstGeom prst="rect"/>
                     <a:ln/>
@@ -3550,18 +4235,16 @@
           <w:i w:val="0"/>
           <w:smallCaps w:val="0"/>
           <w:strike w:val="0"/>
-          <w:color w:val="000000"/>
-          <w:u w:val="none"/>
-          <w:shd w:fill="auto" w:val="clear"/>
-          <w:vertAlign w:val="baseline"/>
-        </w:rPr>
-      </w:pPr>
-      <w:r>
-        <w:rPr>
-          <w:i w:val="0"/>
-          <w:smallCaps w:val="0"/>
-          <w:strike w:val="0"/>
-          <w:color w:val="000000"/>
+          <w:u w:val="none"/>
+          <w:shd w:fill="auto" w:val="clear"/>
+          <w:vertAlign w:val="baseline"/>
+        </w:rPr>
+      </w:pPr>
+      <w:r>
+        <w:rPr>
+          <w:i w:val="0"/>
+          <w:smallCaps w:val="0"/>
+          <w:strike w:val="0"/>
           <w:u w:val="none"/>
           <w:shd w:fill="auto" w:val="clear"/>
           <w:vertAlign w:val="baseline"/>
@@ -3594,23 +4277,16 @@
           <w:i w:val="0"/>
           <w:smallCaps w:val="0"/>
           <w:strike w:val="0"/>
-          <w:color w:val="000000"/>
-          <w:u w:val="none"/>
-          <w:shd w:fill="auto" w:val="clear"/>
-          <w:vertAlign w:val="baseline"/>
-        </w:rPr>
-      </w:pPr>
-      <w:r>
-        <w:rPr>
-          <w:rtl w:val="0"/>
-        </w:rPr>
-        <w:t xml:space="preserve">Fig.</w:t>
-      </w:r>
-      <w:r>
-        <w:rPr>
-          <w:rtl w:val="0"/>
-        </w:rPr>
-        <w:t xml:space="preserve">8: Unit Tests - (a) HTM (b) KNN (c) Similarity Percentages</w:t>
+          <w:u w:val="none"/>
+          <w:shd w:fill="auto" w:val="clear"/>
+          <w:vertAlign w:val="baseline"/>
+        </w:rPr>
+      </w:pPr>
+      <w:r>
+        <w:rPr>
+          <w:rtl w:val="0"/>
+        </w:rPr>
+        <w:t xml:space="preserve">Fig.13: Unit Tests - (a) HTM (b) KNN (c) Similarity Percentages</w:t>
       </w:r>
       <w:r>
         <w:rPr>
@@ -3642,18 +4318,16 @@
           <w:i w:val="0"/>
           <w:smallCaps w:val="0"/>
           <w:strike w:val="0"/>
-          <w:color w:val="ff0000"/>
-          <w:u w:val="none"/>
-          <w:shd w:fill="auto" w:val="clear"/>
-          <w:vertAlign w:val="baseline"/>
-        </w:rPr>
-      </w:pPr>
-      <w:r>
-        <w:rPr>
-          <w:i w:val="0"/>
-          <w:smallCaps w:val="0"/>
-          <w:strike w:val="0"/>
-          <w:color w:val="000000"/>
+          <w:u w:val="none"/>
+          <w:shd w:fill="auto" w:val="clear"/>
+          <w:vertAlign w:val="baseline"/>
+        </w:rPr>
+      </w:pPr>
+      <w:r>
+        <w:rPr>
+          <w:i w:val="0"/>
+          <w:smallCaps w:val="0"/>
+          <w:strike w:val="0"/>
           <w:u w:val="none"/>
           <w:shd w:fill="auto" w:val="clear"/>
           <w:vertAlign w:val="baseline"/>
@@ -3662,19 +4336,17 @@
         <w:t xml:space="preserve"> </w:t>
       </w:r>
       <w:r>
-        <w:rPr>
-          <w:color w:val="ff0000"/>
-        </w:rPr>
+        <w:rPr/>
         <w:drawing>
           <wp:inline distB="114300" distT="114300" distL="114300" distR="114300">
             <wp:extent cx="2975445" cy="1117600"/>
             <wp:effectExtent b="0" l="0" r="0" t="0"/>
-            <wp:docPr id="20" name="image6.png"/>
+            <wp:docPr id="20" name="image19.png"/>
             <a:graphic>
               <a:graphicData uri="http://schemas.openxmlformats.org/drawingml/2006/picture">
                 <pic:pic>
                   <pic:nvPicPr>
-                    <pic:cNvPr id="0" name="image6.png"/>
+                    <pic:cNvPr id="0" name="image19.png"/>
                     <pic:cNvPicPr preferRelativeResize="0"/>
                   </pic:nvPicPr>
                   <pic:blipFill>
@@ -3728,18 +4400,16 @@
           <w:i w:val="0"/>
           <w:smallCaps w:val="0"/>
           <w:strike w:val="0"/>
-          <w:color w:val="000000"/>
-          <w:u w:val="none"/>
-          <w:shd w:fill="auto" w:val="clear"/>
-          <w:vertAlign w:val="baseline"/>
-        </w:rPr>
-      </w:pPr>
-      <w:r>
-        <w:rPr>
-          <w:i w:val="0"/>
-          <w:smallCaps w:val="0"/>
-          <w:strike w:val="0"/>
-          <w:color w:val="000000"/>
+          <w:u w:val="none"/>
+          <w:shd w:fill="auto" w:val="clear"/>
+          <w:vertAlign w:val="baseline"/>
+        </w:rPr>
+      </w:pPr>
+      <w:r>
+        <w:rPr>
+          <w:i w:val="0"/>
+          <w:smallCaps w:val="0"/>
+          <w:strike w:val="0"/>
           <w:u w:val="none"/>
           <w:shd w:fill="auto" w:val="clear"/>
           <w:vertAlign w:val="baseline"/>
@@ -3772,16 +4442,13 @@
           <w:i w:val="0"/>
           <w:smallCaps w:val="0"/>
           <w:strike w:val="0"/>
-          <w:color w:val="ff0000"/>
-          <w:u w:val="none"/>
-          <w:shd w:fill="auto" w:val="clear"/>
-          <w:vertAlign w:val="baseline"/>
-        </w:rPr>
-      </w:pPr>
-      <w:r>
-        <w:rPr>
-          <w:color w:val="ff0000"/>
-        </w:rPr>
+          <w:u w:val="none"/>
+          <w:shd w:fill="auto" w:val="clear"/>
+          <w:vertAlign w:val="baseline"/>
+        </w:rPr>
+      </w:pPr>
+      <w:r>
+        <w:rPr/>
         <w:drawing>
           <wp:inline distB="114300" distT="114300" distL="114300" distR="114300">
             <wp:extent cx="2975445" cy="1866900"/>
@@ -3845,18 +4512,16 @@
           <w:i w:val="0"/>
           <w:smallCaps w:val="0"/>
           <w:strike w:val="0"/>
-          <w:color w:val="000000"/>
-          <w:u w:val="none"/>
-          <w:shd w:fill="auto" w:val="clear"/>
-          <w:vertAlign w:val="baseline"/>
-        </w:rPr>
-      </w:pPr>
-      <w:r>
-        <w:rPr>
-          <w:i w:val="0"/>
-          <w:smallCaps w:val="0"/>
-          <w:strike w:val="0"/>
-          <w:color w:val="000000"/>
+          <w:u w:val="none"/>
+          <w:shd w:fill="auto" w:val="clear"/>
+          <w:vertAlign w:val="baseline"/>
+        </w:rPr>
+      </w:pPr>
+      <w:r>
+        <w:rPr>
+          <w:i w:val="0"/>
+          <w:smallCaps w:val="0"/>
+          <w:strike w:val="0"/>
           <w:u w:val="none"/>
           <w:shd w:fill="auto" w:val="clear"/>
           <w:vertAlign w:val="baseline"/>
@@ -3889,23 +4554,16 @@
           <w:i w:val="0"/>
           <w:smallCaps w:val="0"/>
           <w:strike w:val="0"/>
-          <w:color w:val="000000"/>
-          <w:u w:val="none"/>
-          <w:shd w:fill="auto" w:val="clear"/>
-          <w:vertAlign w:val="baseline"/>
-        </w:rPr>
-      </w:pPr>
-      <w:r>
-        <w:rPr>
-          <w:rtl w:val="0"/>
-        </w:rPr>
-        <w:t xml:space="preserve">Fig.</w:t>
-      </w:r>
-      <w:r>
-        <w:rPr>
-          <w:rtl w:val="0"/>
-        </w:rPr>
-        <w:t xml:space="preserve">9: HTM vs KNN - (a) Similarity Comparison (b) Algorithm-Based Similarity</w:t>
+          <w:u w:val="none"/>
+          <w:shd w:fill="auto" w:val="clear"/>
+          <w:vertAlign w:val="baseline"/>
+        </w:rPr>
+      </w:pPr>
+      <w:r>
+        <w:rPr>
+          <w:rtl w:val="0"/>
+        </w:rPr>
+        <w:t xml:space="preserve">Fig.14: HTM vs KNN - (a) Similarity Comparison (b) Algorithm-Based Similarity</w:t>
       </w:r>
       <w:r>
         <w:rPr>
@@ -3958,7 +4616,6 @@
           <w:i w:val="0"/>
           <w:smallCaps w:val="1"/>
           <w:strike w:val="0"/>
-          <w:color w:val="000000"/>
           <w:u w:val="none"/>
           <w:shd w:fill="auto" w:val="clear"/>
           <w:vertAlign w:val="baseline"/>
@@ -4032,7 +4689,6 @@
                 <w:i w:val="0"/>
                 <w:smallCaps w:val="0"/>
                 <w:strike w:val="0"/>
-                <w:color w:val="000000"/>
                 <w:u w:val="none"/>
                 <w:shd w:fill="auto" w:val="clear"/>
                 <w:vertAlign w:val="baseline"/>
@@ -4044,7 +4700,6 @@
                 <w:i w:val="0"/>
                 <w:smallCaps w:val="0"/>
                 <w:strike w:val="0"/>
-                <w:color w:val="000000"/>
                 <w:u w:val="none"/>
                 <w:shd w:fill="auto" w:val="clear"/>
                 <w:vertAlign w:val="baseline"/>
@@ -4080,7 +4735,6 @@
                 <w:i w:val="0"/>
                 <w:smallCaps w:val="0"/>
                 <w:strike w:val="0"/>
-                <w:color w:val="000000"/>
                 <w:u w:val="none"/>
                 <w:shd w:fill="auto" w:val="clear"/>
                 <w:vertAlign w:val="baseline"/>
@@ -4092,7 +4746,6 @@
                 <w:i w:val="0"/>
                 <w:smallCaps w:val="0"/>
                 <w:strike w:val="0"/>
-                <w:color w:val="000000"/>
                 <w:u w:val="none"/>
                 <w:shd w:fill="auto" w:val="clear"/>
                 <w:vertAlign w:val="baseline"/>
@@ -4124,7 +4777,6 @@
                 <w:i w:val="0"/>
                 <w:smallCaps w:val="0"/>
                 <w:strike w:val="0"/>
-                <w:color w:val="000000"/>
                 <w:u w:val="none"/>
                 <w:shd w:fill="auto" w:val="clear"/>
                 <w:vertAlign w:val="baseline"/>
@@ -4163,15 +4815,14 @@
                 <w:between w:space="0" w:sz="0" w:val="nil"/>
               </w:pBdr>
               <w:shd w:fill="auto" w:val="clear"/>
-              <w:spacing w:after="0" w:before="0" w:line="240" w:lineRule="auto"/>
+              <w:spacing w:after="0" w:before="0" w:line="276" w:lineRule="auto"/>
               <w:ind w:left="0" w:right="0" w:firstLine="0"/>
-              <w:jc w:val="both"/>
+              <w:jc w:val="left"/>
               <w:rPr>
                 <w:b w:val="1"/>
                 <w:i w:val="0"/>
                 <w:smallCaps w:val="0"/>
                 <w:strike w:val="0"/>
-                <w:color w:val="000000"/>
                 <w:u w:val="none"/>
                 <w:shd w:fill="auto" w:val="clear"/>
                 <w:vertAlign w:val="baseline"/>
@@ -4207,7 +4858,6 @@
                 <w:i w:val="1"/>
                 <w:smallCaps w:val="0"/>
                 <w:strike w:val="0"/>
-                <w:color w:val="000000"/>
                 <w:u w:val="none"/>
                 <w:shd w:fill="auto" w:val="clear"/>
                 <w:vertAlign w:val="baseline"/>
@@ -4219,7 +4869,6 @@
                 <w:i w:val="1"/>
                 <w:smallCaps w:val="0"/>
                 <w:strike w:val="0"/>
-                <w:color w:val="000000"/>
                 <w:u w:val="none"/>
                 <w:shd w:fill="auto" w:val="clear"/>
                 <w:vertAlign w:val="baseline"/>
@@ -4252,7 +4901,6 @@
                 <w:i w:val="1"/>
                 <w:smallCaps w:val="0"/>
                 <w:strike w:val="0"/>
-                <w:color w:val="000000"/>
                 <w:u w:val="none"/>
                 <w:shd w:fill="auto" w:val="clear"/>
                 <w:vertAlign w:val="baseline"/>
@@ -4264,7 +4912,6 @@
                 <w:i w:val="1"/>
                 <w:smallCaps w:val="0"/>
                 <w:strike w:val="0"/>
-                <w:color w:val="000000"/>
                 <w:u w:val="none"/>
                 <w:shd w:fill="auto" w:val="clear"/>
                 <w:vertAlign w:val="baseline"/>
@@ -4305,7 +4952,6 @@
                 <w:i w:val="0"/>
                 <w:smallCaps w:val="0"/>
                 <w:strike w:val="0"/>
-                <w:color w:val="000000"/>
                 <w:u w:val="none"/>
                 <w:shd w:fill="auto" w:val="clear"/>
                 <w:vertAlign w:val="baseline"/>
@@ -4316,18 +4962,12 @@
                 <w:i w:val="0"/>
                 <w:smallCaps w:val="0"/>
                 <w:strike w:val="0"/>
-                <w:color w:val="000000"/>
                 <w:u w:val="none"/>
                 <w:shd w:fill="auto" w:val="clear"/>
                 <w:vertAlign w:val="baseline"/>
                 <w:rtl w:val="0"/>
               </w:rPr>
               <w:t xml:space="preserve">Type</w:t>
-            </w:r>
-            <w:r>
-              <w:rPr>
-                <w:rtl w:val="0"/>
-              </w:rPr>
             </w:r>
           </w:p>
         </w:tc>
@@ -4355,7 +4995,6 @@
                 <w:i w:val="0"/>
                 <w:smallCaps w:val="0"/>
                 <w:strike w:val="0"/>
-                <w:color w:val="000000"/>
                 <w:u w:val="none"/>
                 <w:shd w:fill="auto" w:val="clear"/>
                 <w:vertAlign w:val="baseline"/>
@@ -4366,7 +5005,6 @@
                 <w:i w:val="0"/>
                 <w:smallCaps w:val="0"/>
                 <w:strike w:val="0"/>
-                <w:color w:val="000000"/>
                 <w:u w:val="none"/>
                 <w:shd w:fill="auto" w:val="clear"/>
                 <w:vertAlign w:val="baseline"/>
@@ -4395,7 +5033,6 @@
                 <w:i w:val="0"/>
                 <w:smallCaps w:val="0"/>
                 <w:strike w:val="0"/>
-                <w:color w:val="000000"/>
                 <w:u w:val="none"/>
                 <w:shd w:fill="auto" w:val="clear"/>
                 <w:vertAlign w:val="baseline"/>
@@ -4406,7 +5043,6 @@
                 <w:i w:val="0"/>
                 <w:smallCaps w:val="0"/>
                 <w:strike w:val="0"/>
-                <w:color w:val="000000"/>
                 <w:u w:val="none"/>
                 <w:shd w:fill="auto" w:val="clear"/>
                 <w:vertAlign w:val="baseline"/>
@@ -4476,7 +5112,6 @@
                 <w:i w:val="0"/>
                 <w:smallCaps w:val="0"/>
                 <w:strike w:val="0"/>
-                <w:color w:val="000000"/>
                 <w:u w:val="none"/>
                 <w:shd w:fill="auto" w:val="clear"/>
                 <w:vertAlign w:val="baseline"/>
@@ -4487,7 +5122,6 @@
                 <w:i w:val="0"/>
                 <w:smallCaps w:val="0"/>
                 <w:strike w:val="0"/>
-                <w:color w:val="000000"/>
                 <w:u w:val="none"/>
                 <w:shd w:fill="auto" w:val="clear"/>
                 <w:vertAlign w:val="baseline"/>
@@ -4519,7 +5153,6 @@
                 <w:i w:val="0"/>
                 <w:smallCaps w:val="0"/>
                 <w:strike w:val="0"/>
-                <w:color w:val="000000"/>
                 <w:u w:val="none"/>
                 <w:shd w:fill="auto" w:val="clear"/>
                 <w:vertAlign w:val="baseline"/>
@@ -4530,7 +5163,6 @@
                 <w:i w:val="0"/>
                 <w:smallCaps w:val="0"/>
                 <w:strike w:val="0"/>
-                <w:color w:val="000000"/>
                 <w:u w:val="none"/>
                 <w:shd w:fill="auto" w:val="clear"/>
                 <w:vertAlign w:val="baseline"/>
@@ -4585,7 +5217,6 @@
                 <w:i w:val="0"/>
                 <w:smallCaps w:val="0"/>
                 <w:strike w:val="0"/>
-                <w:color w:val="000000"/>
                 <w:u w:val="none"/>
                 <w:shd w:fill="auto" w:val="clear"/>
                 <w:vertAlign w:val="baseline"/>
@@ -4596,7 +5227,6 @@
                 <w:i w:val="0"/>
                 <w:smallCaps w:val="0"/>
                 <w:strike w:val="0"/>
-                <w:color w:val="000000"/>
                 <w:u w:val="none"/>
                 <w:shd w:fill="auto" w:val="clear"/>
                 <w:vertAlign w:val="baseline"/>
@@ -4628,7 +5258,6 @@
                 <w:i w:val="0"/>
                 <w:smallCaps w:val="0"/>
                 <w:strike w:val="0"/>
-                <w:color w:val="000000"/>
                 <w:u w:val="none"/>
                 <w:shd w:fill="auto" w:val="clear"/>
                 <w:vertAlign w:val="baseline"/>
@@ -4639,7 +5268,6 @@
                 <w:i w:val="0"/>
                 <w:smallCaps w:val="0"/>
                 <w:strike w:val="0"/>
-                <w:color w:val="000000"/>
                 <w:u w:val="none"/>
                 <w:shd w:fill="auto" w:val="clear"/>
                 <w:vertAlign w:val="baseline"/>
@@ -4694,7 +5322,6 @@
                 <w:i w:val="0"/>
                 <w:smallCaps w:val="0"/>
                 <w:strike w:val="0"/>
-                <w:color w:val="000000"/>
                 <w:u w:val="none"/>
                 <w:shd w:fill="auto" w:val="clear"/>
                 <w:vertAlign w:val="baseline"/>
@@ -4705,7 +5332,6 @@
                 <w:i w:val="0"/>
                 <w:smallCaps w:val="0"/>
                 <w:strike w:val="0"/>
-                <w:color w:val="000000"/>
                 <w:u w:val="none"/>
                 <w:shd w:fill="auto" w:val="clear"/>
                 <w:vertAlign w:val="baseline"/>
@@ -4737,7 +5363,6 @@
                 <w:i w:val="0"/>
                 <w:smallCaps w:val="0"/>
                 <w:strike w:val="0"/>
-                <w:color w:val="000000"/>
                 <w:u w:val="none"/>
                 <w:shd w:fill="auto" w:val="clear"/>
                 <w:vertAlign w:val="baseline"/>
@@ -4748,7 +5373,6 @@
                 <w:i w:val="0"/>
                 <w:smallCaps w:val="0"/>
                 <w:strike w:val="0"/>
-                <w:color w:val="000000"/>
                 <w:u w:val="none"/>
                 <w:shd w:fill="auto" w:val="clear"/>
                 <w:vertAlign w:val="baseline"/>
@@ -4803,7 +5427,6 @@
                 <w:i w:val="0"/>
                 <w:smallCaps w:val="0"/>
                 <w:strike w:val="0"/>
-                <w:color w:val="000000"/>
                 <w:u w:val="none"/>
                 <w:shd w:fill="auto" w:val="clear"/>
                 <w:vertAlign w:val="baseline"/>
@@ -4814,7 +5437,6 @@
                 <w:i w:val="0"/>
                 <w:smallCaps w:val="0"/>
                 <w:strike w:val="0"/>
-                <w:color w:val="000000"/>
                 <w:u w:val="none"/>
                 <w:shd w:fill="auto" w:val="clear"/>
                 <w:vertAlign w:val="baseline"/>
@@ -4846,7 +5468,6 @@
                 <w:i w:val="0"/>
                 <w:smallCaps w:val="0"/>
                 <w:strike w:val="0"/>
-                <w:color w:val="000000"/>
                 <w:u w:val="none"/>
                 <w:shd w:fill="auto" w:val="clear"/>
                 <w:vertAlign w:val="baseline"/>
@@ -4857,7 +5478,6 @@
                 <w:i w:val="0"/>
                 <w:smallCaps w:val="0"/>
                 <w:strike w:val="0"/>
-                <w:color w:val="000000"/>
                 <w:u w:val="none"/>
                 <w:shd w:fill="auto" w:val="clear"/>
                 <w:vertAlign w:val="baseline"/>
@@ -4896,6 +5516,7 @@
           <w:tab w:val="left" w:leader="none" w:pos="216"/>
           <w:tab w:val="left" w:leader="none" w:pos="216"/>
           <w:tab w:val="left" w:leader="none" w:pos="216"/>
+          <w:tab w:val="left" w:leader="none" w:pos="216"/>
         </w:tabs>
         <w:spacing w:line="240" w:lineRule="auto"/>
         <w:ind w:left="0" w:firstLine="216"/>
@@ -4936,18 +5557,16 @@
           <w:i w:val="0"/>
           <w:smallCaps w:val="0"/>
           <w:strike w:val="0"/>
-          <w:color w:val="000000"/>
-          <w:u w:val="none"/>
-          <w:shd w:fill="auto" w:val="clear"/>
-          <w:vertAlign w:val="baseline"/>
-        </w:rPr>
-      </w:pPr>
-      <w:r>
-        <w:rPr>
-          <w:i w:val="0"/>
-          <w:smallCaps w:val="0"/>
-          <w:strike w:val="0"/>
-          <w:color w:val="000000"/>
+          <w:u w:val="none"/>
+          <w:shd w:fill="auto" w:val="clear"/>
+          <w:vertAlign w:val="baseline"/>
+        </w:rPr>
+      </w:pPr>
+      <w:r>
+        <w:rPr>
+          <w:i w:val="0"/>
+          <w:smallCaps w:val="0"/>
+          <w:strike w:val="0"/>
           <w:u w:val="none"/>
           <w:shd w:fill="auto" w:val="clear"/>
           <w:vertAlign w:val="baseline"/>
@@ -4980,18 +5599,16 @@
           <w:i w:val="0"/>
           <w:smallCaps w:val="0"/>
           <w:strike w:val="0"/>
-          <w:color w:val="000000"/>
-          <w:u w:val="none"/>
-          <w:shd w:fill="auto" w:val="clear"/>
-          <w:vertAlign w:val="baseline"/>
-        </w:rPr>
-      </w:pPr>
-      <w:r>
-        <w:rPr>
-          <w:i w:val="0"/>
-          <w:smallCaps w:val="0"/>
-          <w:strike w:val="0"/>
-          <w:color w:val="000000"/>
+          <w:u w:val="none"/>
+          <w:shd w:fill="auto" w:val="clear"/>
+          <w:vertAlign w:val="baseline"/>
+        </w:rPr>
+      </w:pPr>
+      <w:r>
+        <w:rPr>
+          <w:i w:val="0"/>
+          <w:smallCaps w:val="0"/>
+          <w:strike w:val="0"/>
           <w:u w:val="none"/>
           <w:shd w:fill="auto" w:val="clear"/>
           <w:vertAlign w:val="baseline"/>
@@ -5024,18 +5641,16 @@
           <w:i w:val="0"/>
           <w:smallCaps w:val="0"/>
           <w:strike w:val="0"/>
-          <w:color w:val="000000"/>
-          <w:u w:val="none"/>
-          <w:shd w:fill="auto" w:val="clear"/>
-          <w:vertAlign w:val="baseline"/>
-        </w:rPr>
-      </w:pPr>
-      <w:r>
-        <w:rPr>
-          <w:i w:val="0"/>
-          <w:smallCaps w:val="0"/>
-          <w:strike w:val="0"/>
-          <w:color w:val="000000"/>
+          <w:u w:val="none"/>
+          <w:shd w:fill="auto" w:val="clear"/>
+          <w:vertAlign w:val="baseline"/>
+        </w:rPr>
+      </w:pPr>
+      <w:r>
+        <w:rPr>
+          <w:i w:val="0"/>
+          <w:smallCaps w:val="0"/>
+          <w:strike w:val="0"/>
           <w:u w:val="none"/>
           <w:shd w:fill="auto" w:val="clear"/>
           <w:vertAlign w:val="baseline"/>
@@ -5071,7 +5686,6 @@
           <w:i w:val="0"/>
           <w:smallCaps w:val="0"/>
           <w:strike w:val="0"/>
-          <w:color w:val="000000"/>
           <w:u w:val="none"/>
           <w:shd w:fill="auto" w:val="clear"/>
           <w:vertAlign w:val="baseline"/>
@@ -5079,6 +5693,74 @@
         </w:rPr>
         <w:t xml:space="preserve">Regarding generalization, KNN will prioritize speed and simplicity at the expense of the more complex HTM training but will not yield as high an accuracy nor robustness as given by HTM. In contrast to more traditional approaches, biologically inspired models like HTM are of potential interest in high-dimensional pattern recognition tasks. Much recent material in machine learning is in concordance with this research.</w:t>
       </w:r>
+      <w:r>
+        <w:rPr>
+          <w:rtl w:val="0"/>
+        </w:rPr>
+      </w:r>
+    </w:p>
+    <w:p>
+      <w:pPr>
+        <w:tabs>
+          <w:tab w:val="left" w:leader="none" w:pos="216"/>
+          <w:tab w:val="left" w:leader="none" w:pos="216"/>
+          <w:tab w:val="left" w:leader="none" w:pos="216"/>
+        </w:tabs>
+        <w:jc w:val="left"/>
+        <w:rPr/>
+      </w:pPr>
+      <w:r>
+        <w:rPr>
+          <w:rtl w:val="0"/>
+        </w:rPr>
+      </w:r>
+    </w:p>
+    <w:p>
+      <w:pPr>
+        <w:tabs>
+          <w:tab w:val="left" w:leader="none" w:pos="216"/>
+          <w:tab w:val="left" w:leader="none" w:pos="216"/>
+          <w:tab w:val="left" w:leader="none" w:pos="216"/>
+        </w:tabs>
+        <w:jc w:val="left"/>
+        <w:rPr>
+          <w:rFonts w:ascii="Courier New" w:cs="Courier New" w:eastAsia="Courier New" w:hAnsi="Courier New"/>
+        </w:rPr>
+      </w:pPr>
+      <w:r>
+        <w:rPr>
+          <w:rtl w:val="0"/>
+        </w:rPr>
+      </w:r>
+    </w:p>
+    <w:p>
+      <w:pPr>
+        <w:tabs>
+          <w:tab w:val="left" w:leader="none" w:pos="216"/>
+          <w:tab w:val="left" w:leader="none" w:pos="216"/>
+          <w:tab w:val="left" w:leader="none" w:pos="216"/>
+        </w:tabs>
+        <w:jc w:val="left"/>
+        <w:rPr>
+          <w:rFonts w:ascii="Courier New" w:cs="Courier New" w:eastAsia="Courier New" w:hAnsi="Courier New"/>
+        </w:rPr>
+      </w:pPr>
+      <w:r>
+        <w:rPr>
+          <w:rtl w:val="0"/>
+        </w:rPr>
+      </w:r>
+    </w:p>
+    <w:p>
+      <w:pPr>
+        <w:tabs>
+          <w:tab w:val="left" w:leader="none" w:pos="216"/>
+          <w:tab w:val="left" w:leader="none" w:pos="216"/>
+          <w:tab w:val="left" w:leader="none" w:pos="216"/>
+        </w:tabs>
+        <w:jc w:val="left"/>
+        <w:rPr/>
+      </w:pPr>
       <w:r>
         <w:rPr>
           <w:rtl w:val="0"/>
@@ -5094,552 +5776,6 @@
         </w:numPr>
         <w:tabs>
           <w:tab w:val="left" w:leader="none" w:pos="216"/>
-          <w:tab w:val="left" w:leader="none" w:pos="216"/>
-          <w:tab w:val="left" w:leader="none" w:pos="216"/>
-        </w:tabs>
-        <w:spacing w:after="240" w:before="240" w:lineRule="auto"/>
-        <w:ind w:right="600" w:firstLine="216"/>
-        <w:jc w:val="both"/>
-      </w:pPr>
-      <w:bookmarkStart w:colFirst="0" w:colLast="0" w:name="_xp5619m38a6t" w:id="2"/>
-      <w:bookmarkEnd w:id="2"/>
-      <w:r>
-        <w:rPr>
-          <w:b w:val="1"/>
-          <w:rtl w:val="0"/>
-        </w:rPr>
-        <w:t xml:space="preserve">Appendix A — Project Folder Structure  </w:t>
-      </w:r>
-    </w:p>
-    <w:p>
-      <w:pPr>
-        <w:tabs>
-          <w:tab w:val="left" w:leader="none" w:pos="216"/>
-          <w:tab w:val="left" w:leader="none" w:pos="216"/>
-          <w:tab w:val="left" w:leader="none" w:pos="216"/>
-        </w:tabs>
-        <w:jc w:val="left"/>
-        <w:rPr>
-          <w:rFonts w:ascii="Courier New" w:cs="Courier New" w:eastAsia="Courier New" w:hAnsi="Courier New"/>
-        </w:rPr>
-      </w:pPr>
-      <w:r>
-        <w:rPr>
-          <w:rFonts w:ascii="Courier New" w:cs="Courier New" w:eastAsia="Courier New" w:hAnsi="Courier New"/>
-          <w:rtl w:val="0"/>
-        </w:rPr>
-        <w:t xml:space="preserve">C:\Software Engineering Project\neocortexapi\source\Samples\</w:t>
-      </w:r>
-    </w:p>
-    <w:p>
-      <w:pPr>
-        <w:tabs>
-          <w:tab w:val="left" w:leader="none" w:pos="216"/>
-          <w:tab w:val="left" w:leader="none" w:pos="216"/>
-          <w:tab w:val="left" w:leader="none" w:pos="216"/>
-        </w:tabs>
-        <w:jc w:val="left"/>
-        <w:rPr>
-          <w:rFonts w:ascii="Courier New" w:cs="Courier New" w:eastAsia="Courier New" w:hAnsi="Courier New"/>
-        </w:rPr>
-      </w:pPr>
-      <w:r>
-        <w:rPr>
-          <w:rFonts w:ascii="Courier New" w:cs="Courier New" w:eastAsia="Courier New" w:hAnsi="Courier New"/>
-          <w:rtl w:val="0"/>
-        </w:rPr>
-        <w:t xml:space="preserve">│</w:t>
-      </w:r>
-    </w:p>
-    <w:p>
-      <w:pPr>
-        <w:tabs>
-          <w:tab w:val="left" w:leader="none" w:pos="216"/>
-          <w:tab w:val="left" w:leader="none" w:pos="216"/>
-          <w:tab w:val="left" w:leader="none" w:pos="216"/>
-        </w:tabs>
-        <w:jc w:val="left"/>
-        <w:rPr>
-          <w:rFonts w:ascii="Courier New" w:cs="Courier New" w:eastAsia="Courier New" w:hAnsi="Courier New"/>
-        </w:rPr>
-      </w:pPr>
-      <w:r>
-        <w:rPr>
-          <w:rFonts w:ascii="Courier New" w:cs="Courier New" w:eastAsia="Courier New" w:hAnsi="Courier New"/>
-          <w:rtl w:val="0"/>
-        </w:rPr>
-        <w:t xml:space="preserve">├── NeoCortexApiSample.sln                       # Visual Studio solution file</w:t>
-      </w:r>
-    </w:p>
-    <w:p>
-      <w:pPr>
-        <w:tabs>
-          <w:tab w:val="left" w:leader="none" w:pos="216"/>
-          <w:tab w:val="left" w:leader="none" w:pos="216"/>
-          <w:tab w:val="left" w:leader="none" w:pos="216"/>
-        </w:tabs>
-        <w:jc w:val="left"/>
-        <w:rPr>
-          <w:rFonts w:ascii="Courier New" w:cs="Courier New" w:eastAsia="Courier New" w:hAnsi="Courier New"/>
-        </w:rPr>
-      </w:pPr>
-      <w:r>
-        <w:rPr>
-          <w:rFonts w:ascii="Courier New" w:cs="Courier New" w:eastAsia="Courier New" w:hAnsi="Courier New"/>
-          <w:rtl w:val="0"/>
-        </w:rPr>
-        <w:t xml:space="preserve">│</w:t>
-      </w:r>
-    </w:p>
-    <w:p>
-      <w:pPr>
-        <w:tabs>
-          <w:tab w:val="left" w:leader="none" w:pos="216"/>
-          <w:tab w:val="left" w:leader="none" w:pos="216"/>
-          <w:tab w:val="left" w:leader="none" w:pos="216"/>
-        </w:tabs>
-        <w:jc w:val="left"/>
-        <w:rPr>
-          <w:rFonts w:ascii="Courier New" w:cs="Courier New" w:eastAsia="Courier New" w:hAnsi="Courier New"/>
-        </w:rPr>
-      </w:pPr>
-      <w:r>
-        <w:rPr>
-          <w:rFonts w:ascii="Courier New" w:cs="Courier New" w:eastAsia="Courier New" w:hAnsi="Courier New"/>
-          <w:rtl w:val="0"/>
-        </w:rPr>
-        <w:t xml:space="preserve">├── NeoCortexApiSample\                          # Main project folder</w:t>
-      </w:r>
-    </w:p>
-    <w:p>
-      <w:pPr>
-        <w:tabs>
-          <w:tab w:val="left" w:leader="none" w:pos="216"/>
-          <w:tab w:val="left" w:leader="none" w:pos="216"/>
-          <w:tab w:val="left" w:leader="none" w:pos="216"/>
-        </w:tabs>
-        <w:jc w:val="left"/>
-        <w:rPr>
-          <w:rFonts w:ascii="Courier New" w:cs="Courier New" w:eastAsia="Courier New" w:hAnsi="Courier New"/>
-        </w:rPr>
-      </w:pPr>
-      <w:r>
-        <w:rPr>
-          <w:rFonts w:ascii="Courier New" w:cs="Courier New" w:eastAsia="Courier New" w:hAnsi="Courier New"/>
-          <w:rtl w:val="0"/>
-        </w:rPr>
-        <w:t xml:space="preserve">│   ├── Program.cs                                # Main execution logic</w:t>
-      </w:r>
-    </w:p>
-    <w:p>
-      <w:pPr>
-        <w:tabs>
-          <w:tab w:val="left" w:leader="none" w:pos="216"/>
-          <w:tab w:val="left" w:leader="none" w:pos="216"/>
-          <w:tab w:val="left" w:leader="none" w:pos="216"/>
-        </w:tabs>
-        <w:jc w:val="left"/>
-        <w:rPr>
-          <w:rFonts w:ascii="Courier New" w:cs="Courier New" w:eastAsia="Courier New" w:hAnsi="Courier New"/>
-        </w:rPr>
-      </w:pPr>
-      <w:r>
-        <w:rPr>
-          <w:rFonts w:ascii="Courier New" w:cs="Courier New" w:eastAsia="Courier New" w:hAnsi="Courier New"/>
-          <w:rtl w:val="0"/>
-        </w:rPr>
-        <w:t xml:space="preserve">│   ├── HtmImageClassifier.cs                     # HTM-based classifier</w:t>
-      </w:r>
-    </w:p>
-    <w:p>
-      <w:pPr>
-        <w:tabs>
-          <w:tab w:val="left" w:leader="none" w:pos="216"/>
-          <w:tab w:val="left" w:leader="none" w:pos="216"/>
-          <w:tab w:val="left" w:leader="none" w:pos="216"/>
-        </w:tabs>
-        <w:jc w:val="left"/>
-        <w:rPr>
-          <w:rFonts w:ascii="Courier New" w:cs="Courier New" w:eastAsia="Courier New" w:hAnsi="Courier New"/>
-        </w:rPr>
-      </w:pPr>
-      <w:r>
-        <w:rPr>
-          <w:rFonts w:ascii="Courier New" w:cs="Courier New" w:eastAsia="Courier New" w:hAnsi="Courier New"/>
-          <w:rtl w:val="0"/>
-        </w:rPr>
-        <w:t xml:space="preserve">│   ├── KnnImageClassifier.cs                     # k-NN-based classifier</w:t>
-      </w:r>
-    </w:p>
-    <w:p>
-      <w:pPr>
-        <w:tabs>
-          <w:tab w:val="left" w:leader="none" w:pos="216"/>
-          <w:tab w:val="left" w:leader="none" w:pos="216"/>
-          <w:tab w:val="left" w:leader="none" w:pos="216"/>
-        </w:tabs>
-        <w:jc w:val="left"/>
-        <w:rPr>
-          <w:rFonts w:ascii="Courier New" w:cs="Courier New" w:eastAsia="Courier New" w:hAnsi="Courier New"/>
-        </w:rPr>
-      </w:pPr>
-      <w:r>
-        <w:rPr>
-          <w:rFonts w:ascii="Courier New" w:cs="Courier New" w:eastAsia="Courier New" w:hAnsi="Courier New"/>
-          <w:rtl w:val="0"/>
-        </w:rPr>
-        <w:t xml:space="preserve">│   ├── HtmImageReconstructor.cs                  # HTM reconstruction logic</w:t>
-      </w:r>
-    </w:p>
-    <w:p>
-      <w:pPr>
-        <w:tabs>
-          <w:tab w:val="left" w:leader="none" w:pos="216"/>
-          <w:tab w:val="left" w:leader="none" w:pos="216"/>
-          <w:tab w:val="left" w:leader="none" w:pos="216"/>
-        </w:tabs>
-        <w:jc w:val="left"/>
-        <w:rPr>
-          <w:rFonts w:ascii="Courier New" w:cs="Courier New" w:eastAsia="Courier New" w:hAnsi="Courier New"/>
-        </w:rPr>
-      </w:pPr>
-      <w:r>
-        <w:rPr>
-          <w:rFonts w:ascii="Courier New" w:cs="Courier New" w:eastAsia="Courier New" w:hAnsi="Courier New"/>
-          <w:rtl w:val="0"/>
-        </w:rPr>
-        <w:t xml:space="preserve">│   ├── KnnImageReconstructor.cs                  # k-NN reconstruction logic</w:t>
-      </w:r>
-    </w:p>
-    <w:p>
-      <w:pPr>
-        <w:tabs>
-          <w:tab w:val="left" w:leader="none" w:pos="216"/>
-          <w:tab w:val="left" w:leader="none" w:pos="216"/>
-          <w:tab w:val="left" w:leader="none" w:pos="216"/>
-        </w:tabs>
-        <w:jc w:val="left"/>
-        <w:rPr>
-          <w:rFonts w:ascii="Courier New" w:cs="Courier New" w:eastAsia="Courier New" w:hAnsi="Courier New"/>
-        </w:rPr>
-      </w:pPr>
-      <w:r>
-        <w:rPr>
-          <w:rFonts w:ascii="Courier New" w:cs="Courier New" w:eastAsia="Courier New" w:hAnsi="Courier New"/>
-          <w:rtl w:val="0"/>
-        </w:rPr>
-        <w:t xml:space="preserve">│   ├── ImageBinarizerSpatialPattern.cs           # Binarization and SDR encoding</w:t>
-      </w:r>
-    </w:p>
-    <w:p>
-      <w:pPr>
-        <w:tabs>
-          <w:tab w:val="left" w:leader="none" w:pos="216"/>
-          <w:tab w:val="left" w:leader="none" w:pos="216"/>
-          <w:tab w:val="left" w:leader="none" w:pos="216"/>
-        </w:tabs>
-        <w:jc w:val="left"/>
-        <w:rPr>
-          <w:rFonts w:ascii="Courier New" w:cs="Courier New" w:eastAsia="Courier New" w:hAnsi="Courier New"/>
-        </w:rPr>
-      </w:pPr>
-      <w:r>
-        <w:rPr>
-          <w:rFonts w:ascii="Courier New" w:cs="Courier New" w:eastAsia="Courier New" w:hAnsi="Courier New"/>
-          <w:rtl w:val="0"/>
-        </w:rPr>
-        <w:t xml:space="preserve">│   ├── Sample\                                   # Input images (grayscale)</w:t>
-      </w:r>
-    </w:p>
-    <w:p>
-      <w:pPr>
-        <w:tabs>
-          <w:tab w:val="left" w:leader="none" w:pos="216"/>
-          <w:tab w:val="left" w:leader="none" w:pos="216"/>
-          <w:tab w:val="left" w:leader="none" w:pos="216"/>
-        </w:tabs>
-        <w:jc w:val="left"/>
-        <w:rPr>
-          <w:rFonts w:ascii="Courier New" w:cs="Courier New" w:eastAsia="Courier New" w:hAnsi="Courier New"/>
-        </w:rPr>
-      </w:pPr>
-      <w:r>
-        <w:rPr>
-          <w:rFonts w:ascii="Courier New" w:cs="Courier New" w:eastAsia="Courier New" w:hAnsi="Courier New"/>
-          <w:rtl w:val="0"/>
-        </w:rPr>
-        <w:t xml:space="preserve">│   └── bin\Debug\net8.0\                         # Output artifacts:</w:t>
-      </w:r>
-    </w:p>
-    <w:p>
-      <w:pPr>
-        <w:tabs>
-          <w:tab w:val="left" w:leader="none" w:pos="216"/>
-          <w:tab w:val="left" w:leader="none" w:pos="216"/>
-          <w:tab w:val="left" w:leader="none" w:pos="216"/>
-        </w:tabs>
-        <w:jc w:val="left"/>
-        <w:rPr>
-          <w:rFonts w:ascii="Courier New" w:cs="Courier New" w:eastAsia="Courier New" w:hAnsi="Courier New"/>
-        </w:rPr>
-      </w:pPr>
-      <w:r>
-        <w:rPr>
-          <w:rFonts w:ascii="Courier New" w:cs="Courier New" w:eastAsia="Courier New" w:hAnsi="Courier New"/>
-          <w:rtl w:val="0"/>
-        </w:rPr>
-        <w:t xml:space="preserve">│       ├── SDR_Values\                           # Encoded SDRs (original)</w:t>
-      </w:r>
-    </w:p>
-    <w:p>
-      <w:pPr>
-        <w:tabs>
-          <w:tab w:val="left" w:leader="none" w:pos="216"/>
-          <w:tab w:val="left" w:leader="none" w:pos="216"/>
-          <w:tab w:val="left" w:leader="none" w:pos="216"/>
-        </w:tabs>
-        <w:jc w:val="left"/>
-        <w:rPr>
-          <w:rFonts w:ascii="Courier New" w:cs="Courier New" w:eastAsia="Courier New" w:hAnsi="Courier New"/>
-        </w:rPr>
-      </w:pPr>
-      <w:r>
-        <w:rPr>
-          <w:rFonts w:ascii="Courier New" w:cs="Courier New" w:eastAsia="Courier New" w:hAnsi="Courier New"/>
-          <w:rtl w:val="0"/>
-        </w:rPr>
-        <w:t xml:space="preserve">│       ├── Reconstructed_SDRs\                   # Predicted SDRs</w:t>
-      </w:r>
-    </w:p>
-    <w:p>
-      <w:pPr>
-        <w:tabs>
-          <w:tab w:val="left" w:leader="none" w:pos="216"/>
-          <w:tab w:val="left" w:leader="none" w:pos="216"/>
-          <w:tab w:val="left" w:leader="none" w:pos="216"/>
-        </w:tabs>
-        <w:jc w:val="left"/>
-        <w:rPr>
-          <w:rFonts w:ascii="Courier New" w:cs="Courier New" w:eastAsia="Courier New" w:hAnsi="Courier New"/>
-        </w:rPr>
-      </w:pPr>
-      <w:r>
-        <w:rPr>
-          <w:rFonts w:ascii="Courier New" w:cs="Courier New" w:eastAsia="Courier New" w:hAnsi="Courier New"/>
-          <w:rtl w:val="0"/>
-        </w:rPr>
-        <w:t xml:space="preserve">│       ├── ReconstructedImages\                  # Reconstructed PNGs</w:t>
-      </w:r>
-    </w:p>
-    <w:p>
-      <w:pPr>
-        <w:tabs>
-          <w:tab w:val="left" w:leader="none" w:pos="216"/>
-          <w:tab w:val="left" w:leader="none" w:pos="216"/>
-          <w:tab w:val="left" w:leader="none" w:pos="216"/>
-        </w:tabs>
-        <w:jc w:val="left"/>
-        <w:rPr>
-          <w:rFonts w:ascii="Courier New" w:cs="Courier New" w:eastAsia="Courier New" w:hAnsi="Courier New"/>
-        </w:rPr>
-      </w:pPr>
-      <w:r>
-        <w:rPr>
-          <w:rFonts w:ascii="Courier New" w:cs="Courier New" w:eastAsia="Courier New" w:hAnsi="Courier New"/>
-          <w:rtl w:val="0"/>
-        </w:rPr>
-        <w:t xml:space="preserve">│       └── SimilarityPlots_Image_Inputs\         # HTM vs. k-NN similarity graphs</w:t>
-      </w:r>
-    </w:p>
-    <w:p>
-      <w:pPr>
-        <w:tabs>
-          <w:tab w:val="left" w:leader="none" w:pos="216"/>
-          <w:tab w:val="left" w:leader="none" w:pos="216"/>
-          <w:tab w:val="left" w:leader="none" w:pos="216"/>
-        </w:tabs>
-        <w:jc w:val="left"/>
-        <w:rPr>
-          <w:rFonts w:ascii="Courier New" w:cs="Courier New" w:eastAsia="Courier New" w:hAnsi="Courier New"/>
-        </w:rPr>
-      </w:pPr>
-      <w:r>
-        <w:rPr>
-          <w:rFonts w:ascii="Courier New" w:cs="Courier New" w:eastAsia="Courier New" w:hAnsi="Courier New"/>
-          <w:rtl w:val="0"/>
-        </w:rPr>
-        <w:t xml:space="preserve">│</w:t>
-      </w:r>
-    </w:p>
-    <w:p>
-      <w:pPr>
-        <w:tabs>
-          <w:tab w:val="left" w:leader="none" w:pos="216"/>
-          <w:tab w:val="left" w:leader="none" w:pos="216"/>
-          <w:tab w:val="left" w:leader="none" w:pos="216"/>
-        </w:tabs>
-        <w:jc w:val="left"/>
-        <w:rPr>
-          <w:rFonts w:ascii="Courier New" w:cs="Courier New" w:eastAsia="Courier New" w:hAnsi="Courier New"/>
-        </w:rPr>
-      </w:pPr>
-      <w:r>
-        <w:rPr>
-          <w:rFonts w:ascii="Courier New" w:cs="Courier New" w:eastAsia="Courier New" w:hAnsi="Courier New"/>
-          <w:rtl w:val="0"/>
-        </w:rPr>
-        <w:t xml:space="preserve">├── NeoCortexApiSample1.Tests\                   # MSTest unit tests</w:t>
-      </w:r>
-    </w:p>
-    <w:p>
-      <w:pPr>
-        <w:tabs>
-          <w:tab w:val="left" w:leader="none" w:pos="216"/>
-          <w:tab w:val="left" w:leader="none" w:pos="216"/>
-          <w:tab w:val="left" w:leader="none" w:pos="216"/>
-        </w:tabs>
-        <w:jc w:val="left"/>
-        <w:rPr>
-          <w:rFonts w:ascii="Courier New" w:cs="Courier New" w:eastAsia="Courier New" w:hAnsi="Courier New"/>
-        </w:rPr>
-      </w:pPr>
-      <w:r>
-        <w:rPr>
-          <w:rFonts w:ascii="Courier New" w:cs="Courier New" w:eastAsia="Courier New" w:hAnsi="Courier New"/>
-          <w:rtl w:val="0"/>
-        </w:rPr>
-        <w:t xml:space="preserve">│   └── [Tests for classifiers and reconstructor components]</w:t>
-      </w:r>
-    </w:p>
-    <w:p>
-      <w:pPr>
-        <w:tabs>
-          <w:tab w:val="left" w:leader="none" w:pos="216"/>
-          <w:tab w:val="left" w:leader="none" w:pos="216"/>
-          <w:tab w:val="left" w:leader="none" w:pos="216"/>
-        </w:tabs>
-        <w:jc w:val="left"/>
-        <w:rPr>
-          <w:rFonts w:ascii="Courier New" w:cs="Courier New" w:eastAsia="Courier New" w:hAnsi="Courier New"/>
-        </w:rPr>
-      </w:pPr>
-      <w:r>
-        <w:rPr>
-          <w:rtl w:val="0"/>
-        </w:rPr>
-      </w:r>
-    </w:p>
-    <w:p>
-      <w:pPr>
-        <w:tabs>
-          <w:tab w:val="left" w:leader="none" w:pos="216"/>
-          <w:tab w:val="left" w:leader="none" w:pos="216"/>
-          <w:tab w:val="left" w:leader="none" w:pos="216"/>
-        </w:tabs>
-        <w:jc w:val="left"/>
-        <w:rPr>
-          <w:rFonts w:ascii="Courier New" w:cs="Courier New" w:eastAsia="Courier New" w:hAnsi="Courier New"/>
-        </w:rPr>
-      </w:pPr>
-      <w:r>
-        <w:rPr>
-          <w:rtl w:val="0"/>
-        </w:rPr>
-      </w:r>
-    </w:p>
-    <w:p>
-      <w:pPr>
-        <w:tabs>
-          <w:tab w:val="left" w:leader="none" w:pos="216"/>
-          <w:tab w:val="left" w:leader="none" w:pos="216"/>
-          <w:tab w:val="left" w:leader="none" w:pos="216"/>
-        </w:tabs>
-        <w:jc w:val="left"/>
-        <w:rPr/>
-      </w:pPr>
-      <w:r>
-        <w:rPr>
-          <w:rtl w:val="0"/>
-        </w:rPr>
-        <w:t xml:space="preserve">This solution is designed to decouple the main pipeline from the testing parts and the artifacts it produces. All the application logic is organized within the Source/Sample project. Input images are stored in the Sample folder, whereas output images, SDRs, and graphs are directed into the default bin\Debug\net8.0 runtime folder. Unit tests for classifier and reconstructor behaviors are placed in a separate NeoCortexApiSample1.Tests project. Such modular structure enhances system maintainability and allows reproducible assessment.Program.cs is used as a pipeline for the project and logics like similarity calculation and all the runs happen here,so the code blocks remain scalable and reusable. reconstruction and classifier logics have been used in different files for the same purpose.</w:t>
-      </w:r>
-    </w:p>
-    <w:p>
-      <w:pPr>
-        <w:tabs>
-          <w:tab w:val="left" w:leader="none" w:pos="216"/>
-          <w:tab w:val="left" w:leader="none" w:pos="216"/>
-          <w:tab w:val="left" w:leader="none" w:pos="216"/>
-        </w:tabs>
-        <w:jc w:val="left"/>
-        <w:rPr/>
-      </w:pPr>
-      <w:r>
-        <w:rPr>
-          <w:rtl w:val="0"/>
-        </w:rPr>
-      </w:r>
-    </w:p>
-    <w:p>
-      <w:pPr>
-        <w:tabs>
-          <w:tab w:val="left" w:leader="none" w:pos="216"/>
-          <w:tab w:val="left" w:leader="none" w:pos="216"/>
-          <w:tab w:val="left" w:leader="none" w:pos="216"/>
-        </w:tabs>
-        <w:jc w:val="left"/>
-        <w:rPr>
-          <w:rFonts w:ascii="Courier New" w:cs="Courier New" w:eastAsia="Courier New" w:hAnsi="Courier New"/>
-        </w:rPr>
-      </w:pPr>
-      <w:r>
-        <w:rPr>
-          <w:rtl w:val="0"/>
-        </w:rPr>
-      </w:r>
-    </w:p>
-    <w:p>
-      <w:pPr>
-        <w:tabs>
-          <w:tab w:val="left" w:leader="none" w:pos="216"/>
-          <w:tab w:val="left" w:leader="none" w:pos="216"/>
-          <w:tab w:val="left" w:leader="none" w:pos="216"/>
-        </w:tabs>
-        <w:jc w:val="left"/>
-        <w:rPr>
-          <w:rFonts w:ascii="Courier New" w:cs="Courier New" w:eastAsia="Courier New" w:hAnsi="Courier New"/>
-        </w:rPr>
-      </w:pPr>
-      <w:r>
-        <w:rPr>
-          <w:rtl w:val="0"/>
-        </w:rPr>
-      </w:r>
-    </w:p>
-    <w:p>
-      <w:pPr>
-        <w:tabs>
-          <w:tab w:val="left" w:leader="none" w:pos="216"/>
-          <w:tab w:val="left" w:leader="none" w:pos="216"/>
-          <w:tab w:val="left" w:leader="none" w:pos="216"/>
-        </w:tabs>
-        <w:jc w:val="left"/>
-        <w:rPr/>
-      </w:pPr>
-      <w:r>
-        <w:rPr>
-          <w:rtl w:val="0"/>
-        </w:rPr>
-      </w:r>
-    </w:p>
-    <w:p>
-      <w:pPr>
-        <w:pStyle w:val="Heading1"/>
-        <w:numPr>
-          <w:ilvl w:val="0"/>
-          <w:numId w:val="1"/>
-        </w:numPr>
-        <w:tabs>
           <w:tab w:val="left" w:leader="none" w:pos="216"/>
           <w:tab w:val="left" w:leader="none" w:pos="216"/>
           <w:tab w:val="left" w:leader="none" w:pos="216"/>
@@ -5682,9 +5818,7 @@
         <w:spacing w:line="240" w:lineRule="auto"/>
         <w:ind w:left="288" w:hanging="288"/>
         <w:jc w:val="both"/>
-        <w:rPr>
-          <w:b w:val="1"/>
-        </w:rPr>
+        <w:rPr/>
       </w:pPr>
       <w:r>
         <w:rPr>
@@ -5718,30 +5852,29 @@
           <w:i w:val="0"/>
           <w:smallCaps w:val="0"/>
           <w:strike w:val="0"/>
-          <w:color w:val="000000"/>
-          <w:u w:val="none"/>
-          <w:shd w:fill="auto" w:val="clear"/>
-          <w:vertAlign w:val="baseline"/>
-        </w:rPr>
-      </w:pPr>
-      <w:r>
-        <w:rPr>
-          <w:i w:val="0"/>
-          <w:smallCaps w:val="0"/>
-          <w:strike w:val="0"/>
-          <w:color w:val="000000"/>
-          <w:u w:val="none"/>
-          <w:shd w:fill="auto" w:val="clear"/>
-          <w:vertAlign w:val="baseline"/>
-          <w:rtl w:val="0"/>
-        </w:rPr>
-        <w:t xml:space="preserve">Future work would have to address tuning HTM parameters (e.g., column width, sparsity) for particular application areas such as medical imaging or satellite imagery, as well as investigate hybrid models blending HTM's global pattern detection with CNNs for improved local detail. Comparing HTM with deep generative models (e.g., VAEs, GANs) would identify clearly in which specific application, e.g., denoising or super-resolution, it performs its unique function while comparing its performance in real-time on edge hardware would confirm its scalability for use in IoT or autonomous applications. Augmenting HTM with dynamic data (e.g., video or 3D reconstruction) can enhance its process of handling temporal processes in which high-dimensional pattern completion shortcomings exist..</w:t>
+          <w:u w:val="none"/>
+          <w:shd w:fill="auto" w:val="clear"/>
+          <w:vertAlign w:val="baseline"/>
+        </w:rPr>
+      </w:pPr>
+      <w:r>
+        <w:rPr>
+          <w:i w:val="0"/>
+          <w:smallCaps w:val="0"/>
+          <w:strike w:val="0"/>
+          <w:u w:val="none"/>
+          <w:shd w:fill="auto" w:val="clear"/>
+          <w:vertAlign w:val="baseline"/>
+          <w:rtl w:val="0"/>
+        </w:rPr>
+        <w:t xml:space="preserve">Future work would have to address tuning HTM parameters (e.g., column width, sparsity) for particular application areas such as medical imaging or satellite imagery, as well as investigate hybrid models blending HTM's global pattern detection with CNNs for improved local detail. Comparing HTM with deep generative models (e.g., VAEs, GANs) would identify clearly in which specific application, e.g., denoising or super-resolution, it performs its unique function while comparing its performance in real-time on edge hardware would confirm its scalability for use in IoT or autonomous applications. Augmenting HTM with dynamic data (e.g., video or 3D reconstruction) can enhance its process of handling temporal processes in which high-dimensional pattern completion shortcomings exist.</w:t>
       </w:r>
     </w:p>
     <w:p>
       <w:pPr>
         <w:pStyle w:val="Heading5"/>
         <w:tabs>
+          <w:tab w:val="left" w:leader="none" w:pos="360"/>
           <w:tab w:val="left" w:leader="none" w:pos="360"/>
           <w:tab w:val="left" w:leader="none" w:pos="360"/>
           <w:tab w:val="left" w:leader="none" w:pos="360"/>
@@ -5784,22 +5917,13 @@
         <w:spacing w:after="120" w:before="0" w:line="240" w:lineRule="auto"/>
         <w:ind w:left="0" w:right="0" w:firstLine="288"/>
         <w:jc w:val="both"/>
-        <w:rPr>
-          <w:i w:val="0"/>
-          <w:smallCaps w:val="0"/>
-          <w:strike w:val="0"/>
-          <w:color w:val="000000"/>
-          <w:u w:val="none"/>
-          <w:shd w:fill="auto" w:val="clear"/>
-          <w:vertAlign w:val="baseline"/>
-        </w:rPr>
-      </w:pPr>
-      <w:r>
-        <w:rPr>
-          <w:i w:val="0"/>
-          <w:smallCaps w:val="0"/>
-          <w:strike w:val="0"/>
-          <w:color w:val="000000"/>
+        <w:rPr/>
+      </w:pPr>
+      <w:r>
+        <w:rPr>
+          <w:i w:val="0"/>
+          <w:smallCaps w:val="0"/>
+          <w:strike w:val="0"/>
           <w:u w:val="none"/>
           <w:shd w:fill="auto" w:val="clear"/>
           <w:vertAlign w:val="baseline"/>
@@ -5818,13 +5942,17 @@
           <w:i w:val="0"/>
           <w:smallCaps w:val="0"/>
           <w:strike w:val="0"/>
-          <w:color w:val="000000"/>
           <w:u w:val="none"/>
           <w:shd w:fill="auto" w:val="clear"/>
           <w:vertAlign w:val="baseline"/>
           <w:rtl w:val="0"/>
         </w:rPr>
         <w:t xml:space="preserve"> project together.</w:t>
+      </w:r>
+      <w:r>
+        <w:rPr>
+          <w:rtl w:val="0"/>
+        </w:rPr>
       </w:r>
     </w:p>
     <w:p>
@@ -5846,1283 +5974,6 @@
         </w:tabs>
         <w:spacing w:after="120" w:before="0" w:line="240" w:lineRule="auto"/>
         <w:ind w:left="0" w:right="0" w:firstLine="288"/>
-        <w:jc w:val="both"/>
-        <w:rPr/>
-      </w:pPr>
-      <w:r>
-        <w:rPr>
-          <w:rtl w:val="0"/>
-        </w:rPr>
-        <w:t xml:space="preserve">                                        </w:t>
-      </w:r>
-    </w:p>
-    <w:tbl>
-      <w:tblPr>
-        <w:tblStyle w:val="Table2"/>
-        <w:tblW w:w="4685.74" w:type="dxa"/>
-        <w:jc w:val="left"/>
-        <w:tblBorders>
-          <w:top w:color="000000" w:space="0" w:sz="8" w:val="single"/>
-          <w:left w:color="000000" w:space="0" w:sz="8" w:val="single"/>
-          <w:bottom w:color="000000" w:space="0" w:sz="8" w:val="single"/>
-          <w:right w:color="000000" w:space="0" w:sz="8" w:val="single"/>
-          <w:insideH w:color="000000" w:space="0" w:sz="8" w:val="single"/>
-          <w:insideV w:color="000000" w:space="0" w:sz="8" w:val="single"/>
-        </w:tblBorders>
-        <w:tblLayout w:type="fixed"/>
-        <w:tblLook w:val="0600"/>
-      </w:tblPr>
-      <w:tblGrid>
-        <w:gridCol w:w="2342.87"/>
-        <w:gridCol w:w="2342.87"/>
-        <w:tblGridChange w:id="0">
-          <w:tblGrid>
-            <w:gridCol w:w="2342.87"/>
-            <w:gridCol w:w="2342.87"/>
-          </w:tblGrid>
-        </w:tblGridChange>
-      </w:tblGrid>
-      <w:tr>
-        <w:trPr>
-          <w:cantSplit w:val="0"/>
-          <w:trHeight w:val="400" w:hRule="atLeast"/>
-          <w:tblHeader w:val="1"/>
-        </w:trPr>
-        <w:tc>
-          <w:tcPr>
-            <w:gridSpan w:val="2"/>
-            <w:shd w:fill="f1f3f4" w:val="clear"/>
-            <w:tcMar>
-              <w:top w:w="100.0" w:type="dxa"/>
-              <w:left w:w="100.0" w:type="dxa"/>
-              <w:bottom w:w="100.0" w:type="dxa"/>
-              <w:right w:w="100.0" w:type="dxa"/>
-            </w:tcMar>
-            <w:vAlign w:val="top"/>
-          </w:tcPr>
-          <w:p>
-            <w:pPr>
-              <w:pStyle w:val="Heading5"/>
-              <w:tabs>
-                <w:tab w:val="left" w:leader="none" w:pos="360"/>
-                <w:tab w:val="left" w:leader="none" w:pos="360"/>
-                <w:tab w:val="left" w:leader="none" w:pos="360"/>
-              </w:tabs>
-              <w:spacing w:line="240" w:lineRule="auto"/>
-              <w:jc w:val="both"/>
-              <w:rPr/>
-            </w:pPr>
-            <w:bookmarkStart w:colFirst="0" w:colLast="0" w:name="_vr52ig8livfw" w:id="3"/>
-            <w:bookmarkEnd w:id="3"/>
-            <w:r>
-              <w:rPr>
-                <w:rtl w:val="0"/>
-              </w:rPr>
-              <w:t xml:space="preserve">List of Figures</w:t>
-            </w:r>
-            <w:r>
-              <w:rPr>
-                <w:rtl w:val="0"/>
-              </w:rPr>
-            </w:r>
-          </w:p>
-        </w:tc>
-      </w:tr>
-      <w:tr>
-        <w:trPr>
-          <w:cantSplit w:val="0"/>
-          <w:tblHeader w:val="0"/>
-        </w:trPr>
-        <w:tc>
-          <w:tcPr>
-            <w:shd w:fill="auto" w:val="clear"/>
-            <w:tcMar>
-              <w:top w:w="100.0" w:type="dxa"/>
-              <w:left w:w="100.0" w:type="dxa"/>
-              <w:bottom w:w="100.0" w:type="dxa"/>
-              <w:right w:w="100.0" w:type="dxa"/>
-            </w:tcMar>
-            <w:vAlign w:val="top"/>
-          </w:tcPr>
-          <w:p>
-            <w:pPr>
-              <w:keepNext w:val="0"/>
-              <w:keepLines w:val="0"/>
-              <w:pageBreakBefore w:val="0"/>
-              <w:widowControl w:val="0"/>
-              <w:pBdr>
-                <w:top w:space="0" w:sz="0" w:val="nil"/>
-                <w:left w:space="0" w:sz="0" w:val="nil"/>
-                <w:bottom w:space="0" w:sz="0" w:val="nil"/>
-                <w:right w:space="0" w:sz="0" w:val="nil"/>
-                <w:between w:space="0" w:sz="0" w:val="nil"/>
-              </w:pBdr>
-              <w:shd w:fill="auto" w:val="clear"/>
-              <w:spacing w:after="0" w:before="0" w:line="240" w:lineRule="auto"/>
-              <w:ind w:left="0" w:right="0" w:firstLine="0"/>
-              <w:jc w:val="both"/>
-              <w:rPr/>
-            </w:pPr>
-            <w:r>
-              <w:rPr>
-                <w:rtl w:val="0"/>
-              </w:rPr>
-              <w:t xml:space="preserve">Fig.1</w:t>
-            </w:r>
-          </w:p>
-        </w:tc>
-        <w:tc>
-          <w:tcPr>
-            <w:shd w:fill="auto" w:val="clear"/>
-            <w:tcMar>
-              <w:top w:w="100.0" w:type="dxa"/>
-              <w:left w:w="100.0" w:type="dxa"/>
-              <w:bottom w:w="100.0" w:type="dxa"/>
-              <w:right w:w="100.0" w:type="dxa"/>
-            </w:tcMar>
-            <w:vAlign w:val="top"/>
-          </w:tcPr>
-          <w:p>
-            <w:pPr>
-              <w:keepNext w:val="0"/>
-              <w:keepLines w:val="0"/>
-              <w:pageBreakBefore w:val="0"/>
-              <w:widowControl w:val="0"/>
-              <w:pBdr>
-                <w:top w:space="0" w:sz="0" w:val="nil"/>
-                <w:left w:space="0" w:sz="0" w:val="nil"/>
-                <w:bottom w:space="0" w:sz="0" w:val="nil"/>
-                <w:right w:space="0" w:sz="0" w:val="nil"/>
-                <w:between w:space="0" w:sz="0" w:val="nil"/>
-              </w:pBdr>
-              <w:shd w:fill="auto" w:val="clear"/>
-              <w:spacing w:after="0" w:before="0" w:line="240" w:lineRule="auto"/>
-              <w:ind w:left="0" w:right="0" w:firstLine="0"/>
-              <w:jc w:val="both"/>
-              <w:rPr/>
-            </w:pPr>
-            <w:r>
-              <w:rPr>
-                <w:rtl w:val="0"/>
-              </w:rPr>
-              <w:t xml:space="preserve">Flowchart of the image reconstruction process using HTM and k-NN classifiers.</w:t>
-            </w:r>
-          </w:p>
-        </w:tc>
-      </w:tr>
-      <w:tr>
-        <w:trPr>
-          <w:cantSplit w:val="0"/>
-          <w:tblHeader w:val="0"/>
-        </w:trPr>
-        <w:tc>
-          <w:tcPr>
-            <w:shd w:fill="auto" w:val="clear"/>
-            <w:tcMar>
-              <w:top w:w="100.0" w:type="dxa"/>
-              <w:left w:w="100.0" w:type="dxa"/>
-              <w:bottom w:w="100.0" w:type="dxa"/>
-              <w:right w:w="100.0" w:type="dxa"/>
-            </w:tcMar>
-            <w:vAlign w:val="top"/>
-          </w:tcPr>
-          <w:p>
-            <w:pPr>
-              <w:keepNext w:val="0"/>
-              <w:keepLines w:val="0"/>
-              <w:pageBreakBefore w:val="0"/>
-              <w:widowControl w:val="0"/>
-              <w:pBdr>
-                <w:top w:space="0" w:sz="0" w:val="nil"/>
-                <w:left w:space="0" w:sz="0" w:val="nil"/>
-                <w:bottom w:space="0" w:sz="0" w:val="nil"/>
-                <w:right w:space="0" w:sz="0" w:val="nil"/>
-                <w:between w:space="0" w:sz="0" w:val="nil"/>
-              </w:pBdr>
-              <w:shd w:fill="auto" w:val="clear"/>
-              <w:spacing w:after="0" w:before="0" w:line="240" w:lineRule="auto"/>
-              <w:ind w:left="0" w:right="0" w:firstLine="0"/>
-              <w:jc w:val="both"/>
-              <w:rPr/>
-            </w:pPr>
-            <w:r>
-              <w:rPr>
-                <w:rtl w:val="0"/>
-              </w:rPr>
-              <w:t xml:space="preserve">Fig.2</w:t>
-            </w:r>
-          </w:p>
-        </w:tc>
-        <w:tc>
-          <w:tcPr>
-            <w:shd w:fill="auto" w:val="clear"/>
-            <w:tcMar>
-              <w:top w:w="100.0" w:type="dxa"/>
-              <w:left w:w="100.0" w:type="dxa"/>
-              <w:bottom w:w="100.0" w:type="dxa"/>
-              <w:right w:w="100.0" w:type="dxa"/>
-            </w:tcMar>
-            <w:vAlign w:val="top"/>
-          </w:tcPr>
-          <w:p>
-            <w:pPr>
-              <w:keepNext w:val="0"/>
-              <w:keepLines w:val="0"/>
-              <w:pageBreakBefore w:val="0"/>
-              <w:widowControl w:val="0"/>
-              <w:pBdr>
-                <w:top w:space="0" w:sz="0" w:val="nil"/>
-                <w:left w:space="0" w:sz="0" w:val="nil"/>
-                <w:bottom w:space="0" w:sz="0" w:val="nil"/>
-                <w:right w:space="0" w:sz="0" w:val="nil"/>
-                <w:between w:space="0" w:sz="0" w:val="nil"/>
-              </w:pBdr>
-              <w:shd w:fill="auto" w:val="clear"/>
-              <w:spacing w:after="0" w:before="0" w:line="240" w:lineRule="auto"/>
-              <w:ind w:left="0" w:right="0" w:firstLine="0"/>
-              <w:jc w:val="both"/>
-              <w:rPr/>
-            </w:pPr>
-            <w:r>
-              <w:rPr>
-                <w:rtl w:val="0"/>
-              </w:rPr>
-              <w:t xml:space="preserve">Original input image used for reconstruction evaluation.</w:t>
-            </w:r>
-          </w:p>
-        </w:tc>
-      </w:tr>
-      <w:tr>
-        <w:trPr>
-          <w:cantSplit w:val="0"/>
-          <w:tblHeader w:val="0"/>
-        </w:trPr>
-        <w:tc>
-          <w:tcPr>
-            <w:shd w:fill="auto" w:val="clear"/>
-            <w:tcMar>
-              <w:top w:w="100.0" w:type="dxa"/>
-              <w:left w:w="100.0" w:type="dxa"/>
-              <w:bottom w:w="100.0" w:type="dxa"/>
-              <w:right w:w="100.0" w:type="dxa"/>
-            </w:tcMar>
-            <w:vAlign w:val="top"/>
-          </w:tcPr>
-          <w:p>
-            <w:pPr>
-              <w:keepNext w:val="0"/>
-              <w:keepLines w:val="0"/>
-              <w:pageBreakBefore w:val="0"/>
-              <w:widowControl w:val="0"/>
-              <w:pBdr>
-                <w:top w:space="0" w:sz="0" w:val="nil"/>
-                <w:left w:space="0" w:sz="0" w:val="nil"/>
-                <w:bottom w:space="0" w:sz="0" w:val="nil"/>
-                <w:right w:space="0" w:sz="0" w:val="nil"/>
-                <w:between w:space="0" w:sz="0" w:val="nil"/>
-              </w:pBdr>
-              <w:shd w:fill="auto" w:val="clear"/>
-              <w:spacing w:after="0" w:before="0" w:line="240" w:lineRule="auto"/>
-              <w:ind w:left="0" w:right="0" w:firstLine="0"/>
-              <w:jc w:val="both"/>
-              <w:rPr/>
-            </w:pPr>
-            <w:r>
-              <w:rPr>
-                <w:rtl w:val="0"/>
-              </w:rPr>
-              <w:t xml:space="preserve">Fig.3</w:t>
-            </w:r>
-          </w:p>
-        </w:tc>
-        <w:tc>
-          <w:tcPr>
-            <w:shd w:fill="auto" w:val="clear"/>
-            <w:tcMar>
-              <w:top w:w="100.0" w:type="dxa"/>
-              <w:left w:w="100.0" w:type="dxa"/>
-              <w:bottom w:w="100.0" w:type="dxa"/>
-              <w:right w:w="100.0" w:type="dxa"/>
-            </w:tcMar>
-            <w:vAlign w:val="top"/>
-          </w:tcPr>
-          <w:p>
-            <w:pPr>
-              <w:keepNext w:val="0"/>
-              <w:keepLines w:val="0"/>
-              <w:pageBreakBefore w:val="0"/>
-              <w:widowControl w:val="0"/>
-              <w:pBdr>
-                <w:top w:space="0" w:sz="0" w:val="nil"/>
-                <w:left w:space="0" w:sz="0" w:val="nil"/>
-                <w:bottom w:space="0" w:sz="0" w:val="nil"/>
-                <w:right w:space="0" w:sz="0" w:val="nil"/>
-                <w:between w:space="0" w:sz="0" w:val="nil"/>
-              </w:pBdr>
-              <w:shd w:fill="auto" w:val="clear"/>
-              <w:spacing w:after="0" w:before="0" w:line="240" w:lineRule="auto"/>
-              <w:ind w:left="0" w:right="0" w:firstLine="0"/>
-              <w:jc w:val="both"/>
-              <w:rPr/>
-            </w:pPr>
-            <w:r>
-              <w:rPr>
-                <w:rtl w:val="0"/>
-              </w:rPr>
-              <w:t xml:space="preserve">Reconstructed images of the input in Fig.2 — (a) using k-NN classifier, (b) using HTM classifier.</w:t>
-            </w:r>
-          </w:p>
-        </w:tc>
-      </w:tr>
-      <w:tr>
-        <w:trPr>
-          <w:cantSplit w:val="0"/>
-          <w:tblHeader w:val="0"/>
-        </w:trPr>
-        <w:tc>
-          <w:tcPr>
-            <w:shd w:fill="auto" w:val="clear"/>
-            <w:tcMar>
-              <w:top w:w="100.0" w:type="dxa"/>
-              <w:left w:w="100.0" w:type="dxa"/>
-              <w:bottom w:w="100.0" w:type="dxa"/>
-              <w:right w:w="100.0" w:type="dxa"/>
-            </w:tcMar>
-            <w:vAlign w:val="top"/>
-          </w:tcPr>
-          <w:p>
-            <w:pPr>
-              <w:keepNext w:val="0"/>
-              <w:keepLines w:val="0"/>
-              <w:pageBreakBefore w:val="0"/>
-              <w:widowControl w:val="0"/>
-              <w:pBdr>
-                <w:top w:space="0" w:sz="0" w:val="nil"/>
-                <w:left w:space="0" w:sz="0" w:val="nil"/>
-                <w:bottom w:space="0" w:sz="0" w:val="nil"/>
-                <w:right w:space="0" w:sz="0" w:val="nil"/>
-                <w:between w:space="0" w:sz="0" w:val="nil"/>
-              </w:pBdr>
-              <w:shd w:fill="auto" w:val="clear"/>
-              <w:spacing w:after="0" w:before="0" w:line="240" w:lineRule="auto"/>
-              <w:ind w:left="0" w:right="0" w:firstLine="0"/>
-              <w:jc w:val="both"/>
-              <w:rPr/>
-            </w:pPr>
-            <w:r>
-              <w:rPr>
-                <w:rtl w:val="0"/>
-              </w:rPr>
-              <w:t xml:space="preserve">Fig.4</w:t>
-            </w:r>
-          </w:p>
-        </w:tc>
-        <w:tc>
-          <w:tcPr>
-            <w:shd w:fill="auto" w:val="clear"/>
-            <w:tcMar>
-              <w:top w:w="100.0" w:type="dxa"/>
-              <w:left w:w="100.0" w:type="dxa"/>
-              <w:bottom w:w="100.0" w:type="dxa"/>
-              <w:right w:w="100.0" w:type="dxa"/>
-            </w:tcMar>
-            <w:vAlign w:val="top"/>
-          </w:tcPr>
-          <w:p>
-            <w:pPr>
-              <w:keepNext w:val="0"/>
-              <w:keepLines w:val="0"/>
-              <w:pageBreakBefore w:val="0"/>
-              <w:widowControl w:val="0"/>
-              <w:pBdr>
-                <w:top w:space="0" w:sz="0" w:val="nil"/>
-                <w:left w:space="0" w:sz="0" w:val="nil"/>
-                <w:bottom w:space="0" w:sz="0" w:val="nil"/>
-                <w:right w:space="0" w:sz="0" w:val="nil"/>
-                <w:between w:space="0" w:sz="0" w:val="nil"/>
-              </w:pBdr>
-              <w:shd w:fill="auto" w:val="clear"/>
-              <w:spacing w:after="0" w:before="0" w:line="240" w:lineRule="auto"/>
-              <w:ind w:left="0" w:right="0" w:firstLine="0"/>
-              <w:jc w:val="both"/>
-              <w:rPr/>
-            </w:pPr>
-            <w:r>
-              <w:rPr>
-                <w:rtl w:val="0"/>
-              </w:rPr>
-              <w:t xml:space="preserve">Second original input image for comparison.</w:t>
-            </w:r>
-          </w:p>
-        </w:tc>
-      </w:tr>
-      <w:tr>
-        <w:trPr>
-          <w:cantSplit w:val="0"/>
-          <w:tblHeader w:val="0"/>
-        </w:trPr>
-        <w:tc>
-          <w:tcPr>
-            <w:shd w:fill="auto" w:val="clear"/>
-            <w:tcMar>
-              <w:top w:w="100.0" w:type="dxa"/>
-              <w:left w:w="100.0" w:type="dxa"/>
-              <w:bottom w:w="100.0" w:type="dxa"/>
-              <w:right w:w="100.0" w:type="dxa"/>
-            </w:tcMar>
-            <w:vAlign w:val="top"/>
-          </w:tcPr>
-          <w:p>
-            <w:pPr>
-              <w:keepNext w:val="0"/>
-              <w:keepLines w:val="0"/>
-              <w:pageBreakBefore w:val="0"/>
-              <w:widowControl w:val="0"/>
-              <w:pBdr>
-                <w:top w:space="0" w:sz="0" w:val="nil"/>
-                <w:left w:space="0" w:sz="0" w:val="nil"/>
-                <w:bottom w:space="0" w:sz="0" w:val="nil"/>
-                <w:right w:space="0" w:sz="0" w:val="nil"/>
-                <w:between w:space="0" w:sz="0" w:val="nil"/>
-              </w:pBdr>
-              <w:shd w:fill="auto" w:val="clear"/>
-              <w:spacing w:after="0" w:before="0" w:line="240" w:lineRule="auto"/>
-              <w:ind w:left="0" w:right="0" w:firstLine="0"/>
-              <w:jc w:val="both"/>
-              <w:rPr/>
-            </w:pPr>
-            <w:r>
-              <w:rPr>
-                <w:rtl w:val="0"/>
-              </w:rPr>
-              <w:t xml:space="preserve">Fig.5</w:t>
-            </w:r>
-          </w:p>
-        </w:tc>
-        <w:tc>
-          <w:tcPr>
-            <w:shd w:fill="auto" w:val="clear"/>
-            <w:tcMar>
-              <w:top w:w="100.0" w:type="dxa"/>
-              <w:left w:w="100.0" w:type="dxa"/>
-              <w:bottom w:w="100.0" w:type="dxa"/>
-              <w:right w:w="100.0" w:type="dxa"/>
-            </w:tcMar>
-            <w:vAlign w:val="top"/>
-          </w:tcPr>
-          <w:p>
-            <w:pPr>
-              <w:keepNext w:val="0"/>
-              <w:keepLines w:val="0"/>
-              <w:pageBreakBefore w:val="0"/>
-              <w:widowControl w:val="0"/>
-              <w:pBdr>
-                <w:top w:space="0" w:sz="0" w:val="nil"/>
-                <w:left w:space="0" w:sz="0" w:val="nil"/>
-                <w:bottom w:space="0" w:sz="0" w:val="nil"/>
-                <w:right w:space="0" w:sz="0" w:val="nil"/>
-                <w:between w:space="0" w:sz="0" w:val="nil"/>
-              </w:pBdr>
-              <w:shd w:fill="auto" w:val="clear"/>
-              <w:spacing w:after="0" w:before="0" w:line="240" w:lineRule="auto"/>
-              <w:ind w:left="0" w:right="0" w:firstLine="0"/>
-              <w:jc w:val="both"/>
-              <w:rPr/>
-            </w:pPr>
-            <w:r>
-              <w:rPr>
-                <w:rtl w:val="0"/>
-              </w:rPr>
-              <w:t xml:space="preserve">Reconstructed images of the input in Fig.4 — (a) using k-NN classifier, (b) using HTM classifier.</w:t>
-            </w:r>
-          </w:p>
-        </w:tc>
-      </w:tr>
-      <w:tr>
-        <w:trPr>
-          <w:cantSplit w:val="0"/>
-          <w:tblHeader w:val="0"/>
-        </w:trPr>
-        <w:tc>
-          <w:tcPr>
-            <w:shd w:fill="auto" w:val="clear"/>
-            <w:tcMar>
-              <w:top w:w="100.0" w:type="dxa"/>
-              <w:left w:w="100.0" w:type="dxa"/>
-              <w:bottom w:w="100.0" w:type="dxa"/>
-              <w:right w:w="100.0" w:type="dxa"/>
-            </w:tcMar>
-            <w:vAlign w:val="top"/>
-          </w:tcPr>
-          <w:p>
-            <w:pPr>
-              <w:keepNext w:val="0"/>
-              <w:keepLines w:val="0"/>
-              <w:pageBreakBefore w:val="0"/>
-              <w:widowControl w:val="0"/>
-              <w:pBdr>
-                <w:top w:space="0" w:sz="0" w:val="nil"/>
-                <w:left w:space="0" w:sz="0" w:val="nil"/>
-                <w:bottom w:space="0" w:sz="0" w:val="nil"/>
-                <w:right w:space="0" w:sz="0" w:val="nil"/>
-                <w:between w:space="0" w:sz="0" w:val="nil"/>
-              </w:pBdr>
-              <w:shd w:fill="auto" w:val="clear"/>
-              <w:spacing w:after="0" w:before="0" w:line="240" w:lineRule="auto"/>
-              <w:ind w:left="0" w:right="0" w:firstLine="0"/>
-              <w:jc w:val="both"/>
-              <w:rPr/>
-            </w:pPr>
-            <w:r>
-              <w:rPr>
-                <w:rtl w:val="0"/>
-              </w:rPr>
-              <w:t xml:space="preserve">Fig.6</w:t>
-            </w:r>
-          </w:p>
-        </w:tc>
-        <w:tc>
-          <w:tcPr>
-            <w:shd w:fill="auto" w:val="clear"/>
-            <w:tcMar>
-              <w:top w:w="100.0" w:type="dxa"/>
-              <w:left w:w="100.0" w:type="dxa"/>
-              <w:bottom w:w="100.0" w:type="dxa"/>
-              <w:right w:w="100.0" w:type="dxa"/>
-            </w:tcMar>
-            <w:vAlign w:val="top"/>
-          </w:tcPr>
-          <w:p>
-            <w:pPr>
-              <w:keepNext w:val="0"/>
-              <w:keepLines w:val="0"/>
-              <w:pageBreakBefore w:val="0"/>
-              <w:widowControl w:val="0"/>
-              <w:pBdr>
-                <w:top w:space="0" w:sz="0" w:val="nil"/>
-                <w:left w:space="0" w:sz="0" w:val="nil"/>
-                <w:bottom w:space="0" w:sz="0" w:val="nil"/>
-                <w:right w:space="0" w:sz="0" w:val="nil"/>
-                <w:between w:space="0" w:sz="0" w:val="nil"/>
-              </w:pBdr>
-              <w:shd w:fill="auto" w:val="clear"/>
-              <w:spacing w:after="0" w:before="0" w:line="240" w:lineRule="auto"/>
-              <w:ind w:left="0" w:right="0" w:firstLine="0"/>
-              <w:jc w:val="both"/>
-              <w:rPr/>
-            </w:pPr>
-            <w:r>
-              <w:rPr>
-                <w:rtl w:val="0"/>
-              </w:rPr>
-              <w:t xml:space="preserve">Third original input image for comparison.</w:t>
-            </w:r>
-          </w:p>
-        </w:tc>
-      </w:tr>
-      <w:tr>
-        <w:trPr>
-          <w:cantSplit w:val="0"/>
-          <w:tblHeader w:val="0"/>
-        </w:trPr>
-        <w:tc>
-          <w:tcPr>
-            <w:shd w:fill="auto" w:val="clear"/>
-            <w:tcMar>
-              <w:top w:w="100.0" w:type="dxa"/>
-              <w:left w:w="100.0" w:type="dxa"/>
-              <w:bottom w:w="100.0" w:type="dxa"/>
-              <w:right w:w="100.0" w:type="dxa"/>
-            </w:tcMar>
-            <w:vAlign w:val="top"/>
-          </w:tcPr>
-          <w:p>
-            <w:pPr>
-              <w:keepNext w:val="0"/>
-              <w:keepLines w:val="0"/>
-              <w:pageBreakBefore w:val="0"/>
-              <w:widowControl w:val="0"/>
-              <w:pBdr>
-                <w:top w:space="0" w:sz="0" w:val="nil"/>
-                <w:left w:space="0" w:sz="0" w:val="nil"/>
-                <w:bottom w:space="0" w:sz="0" w:val="nil"/>
-                <w:right w:space="0" w:sz="0" w:val="nil"/>
-                <w:between w:space="0" w:sz="0" w:val="nil"/>
-              </w:pBdr>
-              <w:shd w:fill="auto" w:val="clear"/>
-              <w:spacing w:after="0" w:before="0" w:line="240" w:lineRule="auto"/>
-              <w:ind w:left="0" w:right="0" w:firstLine="0"/>
-              <w:jc w:val="both"/>
-              <w:rPr/>
-            </w:pPr>
-            <w:r>
-              <w:rPr>
-                <w:rtl w:val="0"/>
-              </w:rPr>
-              <w:t xml:space="preserve">Fig.7</w:t>
-            </w:r>
-          </w:p>
-        </w:tc>
-        <w:tc>
-          <w:tcPr>
-            <w:shd w:fill="auto" w:val="clear"/>
-            <w:tcMar>
-              <w:top w:w="100.0" w:type="dxa"/>
-              <w:left w:w="100.0" w:type="dxa"/>
-              <w:bottom w:w="100.0" w:type="dxa"/>
-              <w:right w:w="100.0" w:type="dxa"/>
-            </w:tcMar>
-            <w:vAlign w:val="top"/>
-          </w:tcPr>
-          <w:p>
-            <w:pPr>
-              <w:keepNext w:val="0"/>
-              <w:keepLines w:val="0"/>
-              <w:pageBreakBefore w:val="0"/>
-              <w:widowControl w:val="0"/>
-              <w:pBdr>
-                <w:top w:space="0" w:sz="0" w:val="nil"/>
-                <w:left w:space="0" w:sz="0" w:val="nil"/>
-                <w:bottom w:space="0" w:sz="0" w:val="nil"/>
-                <w:right w:space="0" w:sz="0" w:val="nil"/>
-                <w:between w:space="0" w:sz="0" w:val="nil"/>
-              </w:pBdr>
-              <w:shd w:fill="auto" w:val="clear"/>
-              <w:spacing w:after="0" w:before="0" w:line="240" w:lineRule="auto"/>
-              <w:ind w:left="0" w:right="0" w:firstLine="0"/>
-              <w:jc w:val="both"/>
-              <w:rPr/>
-            </w:pPr>
-            <w:r>
-              <w:rPr>
-                <w:rtl w:val="0"/>
-              </w:rPr>
-              <w:t xml:space="preserve">Reconstructed images of the input in Fig.6 — (a) using k-NN classifier, (b) using HTM classifier.</w:t>
-            </w:r>
-          </w:p>
-        </w:tc>
-      </w:tr>
-      <w:tr>
-        <w:trPr>
-          <w:cantSplit w:val="0"/>
-          <w:tblHeader w:val="0"/>
-        </w:trPr>
-        <w:tc>
-          <w:tcPr>
-            <w:shd w:fill="auto" w:val="clear"/>
-            <w:tcMar>
-              <w:top w:w="100.0" w:type="dxa"/>
-              <w:left w:w="100.0" w:type="dxa"/>
-              <w:bottom w:w="100.0" w:type="dxa"/>
-              <w:right w:w="100.0" w:type="dxa"/>
-            </w:tcMar>
-            <w:vAlign w:val="top"/>
-          </w:tcPr>
-          <w:p>
-            <w:pPr>
-              <w:keepNext w:val="0"/>
-              <w:keepLines w:val="0"/>
-              <w:pageBreakBefore w:val="0"/>
-              <w:widowControl w:val="0"/>
-              <w:pBdr>
-                <w:top w:space="0" w:sz="0" w:val="nil"/>
-                <w:left w:space="0" w:sz="0" w:val="nil"/>
-                <w:bottom w:space="0" w:sz="0" w:val="nil"/>
-                <w:right w:space="0" w:sz="0" w:val="nil"/>
-                <w:between w:space="0" w:sz="0" w:val="nil"/>
-              </w:pBdr>
-              <w:shd w:fill="auto" w:val="clear"/>
-              <w:spacing w:after="0" w:before="0" w:line="240" w:lineRule="auto"/>
-              <w:ind w:left="0" w:right="0" w:firstLine="0"/>
-              <w:jc w:val="both"/>
-              <w:rPr/>
-            </w:pPr>
-            <w:r>
-              <w:rPr>
-                <w:rtl w:val="0"/>
-              </w:rPr>
-              <w:t xml:space="preserve">Fig.8</w:t>
-            </w:r>
-          </w:p>
-        </w:tc>
-        <w:tc>
-          <w:tcPr>
-            <w:shd w:fill="auto" w:val="clear"/>
-            <w:tcMar>
-              <w:top w:w="100.0" w:type="dxa"/>
-              <w:left w:w="100.0" w:type="dxa"/>
-              <w:bottom w:w="100.0" w:type="dxa"/>
-              <w:right w:w="100.0" w:type="dxa"/>
-            </w:tcMar>
-            <w:vAlign w:val="top"/>
-          </w:tcPr>
-          <w:p>
-            <w:pPr>
-              <w:keepNext w:val="0"/>
-              <w:keepLines w:val="0"/>
-              <w:pageBreakBefore w:val="0"/>
-              <w:widowControl w:val="0"/>
-              <w:pBdr>
-                <w:top w:space="0" w:sz="0" w:val="nil"/>
-                <w:left w:space="0" w:sz="0" w:val="nil"/>
-                <w:bottom w:space="0" w:sz="0" w:val="nil"/>
-                <w:right w:space="0" w:sz="0" w:val="nil"/>
-                <w:between w:space="0" w:sz="0" w:val="nil"/>
-              </w:pBdr>
-              <w:shd w:fill="auto" w:val="clear"/>
-              <w:spacing w:after="0" w:before="0" w:line="240" w:lineRule="auto"/>
-              <w:ind w:left="0" w:right="0" w:firstLine="0"/>
-              <w:jc w:val="both"/>
-              <w:rPr/>
-            </w:pPr>
-            <w:r>
-              <w:rPr>
-                <w:rtl w:val="0"/>
-              </w:rPr>
-              <w:t xml:space="preserve">Unit test results — (a) HTM output, (b) k-NN output, (c) similarity percentages.</w:t>
-            </w:r>
-          </w:p>
-        </w:tc>
-      </w:tr>
-      <w:tr>
-        <w:trPr>
-          <w:cantSplit w:val="0"/>
-          <w:tblHeader w:val="0"/>
-        </w:trPr>
-        <w:tc>
-          <w:tcPr>
-            <w:shd w:fill="auto" w:val="clear"/>
-            <w:tcMar>
-              <w:top w:w="100.0" w:type="dxa"/>
-              <w:left w:w="100.0" w:type="dxa"/>
-              <w:bottom w:w="100.0" w:type="dxa"/>
-              <w:right w:w="100.0" w:type="dxa"/>
-            </w:tcMar>
-            <w:vAlign w:val="top"/>
-          </w:tcPr>
-          <w:p>
-            <w:pPr>
-              <w:keepNext w:val="0"/>
-              <w:keepLines w:val="0"/>
-              <w:pageBreakBefore w:val="0"/>
-              <w:widowControl w:val="0"/>
-              <w:pBdr>
-                <w:top w:space="0" w:sz="0" w:val="nil"/>
-                <w:left w:space="0" w:sz="0" w:val="nil"/>
-                <w:bottom w:space="0" w:sz="0" w:val="nil"/>
-                <w:right w:space="0" w:sz="0" w:val="nil"/>
-                <w:between w:space="0" w:sz="0" w:val="nil"/>
-              </w:pBdr>
-              <w:shd w:fill="auto" w:val="clear"/>
-              <w:spacing w:after="0" w:before="0" w:line="240" w:lineRule="auto"/>
-              <w:ind w:left="0" w:right="0" w:firstLine="0"/>
-              <w:jc w:val="both"/>
-              <w:rPr/>
-            </w:pPr>
-            <w:r>
-              <w:rPr>
-                <w:rtl w:val="0"/>
-              </w:rPr>
-              <w:t xml:space="preserve">Fig.9</w:t>
-            </w:r>
-          </w:p>
-        </w:tc>
-        <w:tc>
-          <w:tcPr>
-            <w:shd w:fill="auto" w:val="clear"/>
-            <w:tcMar>
-              <w:top w:w="100.0" w:type="dxa"/>
-              <w:left w:w="100.0" w:type="dxa"/>
-              <w:bottom w:w="100.0" w:type="dxa"/>
-              <w:right w:w="100.0" w:type="dxa"/>
-            </w:tcMar>
-            <w:vAlign w:val="top"/>
-          </w:tcPr>
-          <w:p>
-            <w:pPr>
-              <w:keepNext w:val="0"/>
-              <w:keepLines w:val="0"/>
-              <w:pageBreakBefore w:val="0"/>
-              <w:widowControl w:val="0"/>
-              <w:pBdr>
-                <w:top w:space="0" w:sz="0" w:val="nil"/>
-                <w:left w:space="0" w:sz="0" w:val="nil"/>
-                <w:bottom w:space="0" w:sz="0" w:val="nil"/>
-                <w:right w:space="0" w:sz="0" w:val="nil"/>
-                <w:between w:space="0" w:sz="0" w:val="nil"/>
-              </w:pBdr>
-              <w:shd w:fill="auto" w:val="clear"/>
-              <w:spacing w:after="0" w:before="0" w:line="240" w:lineRule="auto"/>
-              <w:ind w:left="0" w:right="0" w:firstLine="0"/>
-              <w:jc w:val="both"/>
-              <w:rPr/>
-            </w:pPr>
-            <w:r>
-              <w:rPr>
-                <w:rtl w:val="0"/>
-              </w:rPr>
-              <w:t xml:space="preserve">Visual comparison of reconstruction accuracy — (a) HTM vs k-NN similarity bar chart, (b) comparison across different algorithms</w:t>
-            </w:r>
-          </w:p>
-        </w:tc>
-      </w:tr>
-      <w:tr>
-        <w:trPr>
-          <w:cantSplit w:val="0"/>
-          <w:tblHeader w:val="0"/>
-        </w:trPr>
-        <w:tc>
-          <w:tcPr>
-            <w:shd w:fill="auto" w:val="clear"/>
-            <w:tcMar>
-              <w:top w:w="100.0" w:type="dxa"/>
-              <w:left w:w="100.0" w:type="dxa"/>
-              <w:bottom w:w="100.0" w:type="dxa"/>
-              <w:right w:w="100.0" w:type="dxa"/>
-            </w:tcMar>
-            <w:vAlign w:val="top"/>
-          </w:tcPr>
-          <w:p>
-            <w:pPr>
-              <w:keepNext w:val="0"/>
-              <w:keepLines w:val="0"/>
-              <w:pageBreakBefore w:val="0"/>
-              <w:widowControl w:val="0"/>
-              <w:pBdr>
-                <w:top w:space="0" w:sz="0" w:val="nil"/>
-                <w:left w:space="0" w:sz="0" w:val="nil"/>
-                <w:bottom w:space="0" w:sz="0" w:val="nil"/>
-                <w:right w:space="0" w:sz="0" w:val="nil"/>
-                <w:between w:space="0" w:sz="0" w:val="nil"/>
-              </w:pBdr>
-              <w:shd w:fill="auto" w:val="clear"/>
-              <w:spacing w:after="0" w:before="0" w:line="240" w:lineRule="auto"/>
-              <w:ind w:left="0" w:right="0" w:firstLine="0"/>
-              <w:jc w:val="both"/>
-              <w:rPr/>
-            </w:pPr>
-            <w:r>
-              <w:rPr>
-                <w:rtl w:val="0"/>
-              </w:rPr>
-              <w:t xml:space="preserve">Fig.10</w:t>
-            </w:r>
-          </w:p>
-        </w:tc>
-        <w:tc>
-          <w:tcPr>
-            <w:shd w:fill="auto" w:val="clear"/>
-            <w:tcMar>
-              <w:top w:w="100.0" w:type="dxa"/>
-              <w:left w:w="100.0" w:type="dxa"/>
-              <w:bottom w:w="100.0" w:type="dxa"/>
-              <w:right w:w="100.0" w:type="dxa"/>
-            </w:tcMar>
-            <w:vAlign w:val="top"/>
-          </w:tcPr>
-          <w:p>
-            <w:pPr>
-              <w:keepNext w:val="0"/>
-              <w:keepLines w:val="0"/>
-              <w:pageBreakBefore w:val="0"/>
-              <w:widowControl w:val="0"/>
-              <w:pBdr>
-                <w:top w:space="0" w:sz="0" w:val="nil"/>
-                <w:left w:space="0" w:sz="0" w:val="nil"/>
-                <w:bottom w:space="0" w:sz="0" w:val="nil"/>
-                <w:right w:space="0" w:sz="0" w:val="nil"/>
-                <w:between w:space="0" w:sz="0" w:val="nil"/>
-              </w:pBdr>
-              <w:shd w:fill="auto" w:val="clear"/>
-              <w:spacing w:after="0" w:before="0" w:line="240" w:lineRule="auto"/>
-              <w:ind w:left="0" w:right="0" w:firstLine="0"/>
-              <w:jc w:val="both"/>
-              <w:rPr>
-                <w:color w:val="434343"/>
-              </w:rPr>
-            </w:pPr>
-            <w:r>
-              <w:rPr>
-                <w:rtl w:val="0"/>
-              </w:rPr>
-              <w:t xml:space="preserve">Code snippet for image binarization and SDR generation using </w:t>
-            </w:r>
-            <w:r>
-              <w:rPr>
-                <w:color w:val="434343"/>
-                <w:rtl w:val="0"/>
-              </w:rPr>
-              <w:t xml:space="preserve">ImageBinarizerSpatialPattern</w:t>
-            </w:r>
-          </w:p>
-        </w:tc>
-      </w:tr>
-      <w:tr>
-        <w:trPr>
-          <w:cantSplit w:val="0"/>
-          <w:tblHeader w:val="0"/>
-        </w:trPr>
-        <w:tc>
-          <w:tcPr>
-            <w:shd w:fill="auto" w:val="clear"/>
-            <w:tcMar>
-              <w:top w:w="100.0" w:type="dxa"/>
-              <w:left w:w="100.0" w:type="dxa"/>
-              <w:bottom w:w="100.0" w:type="dxa"/>
-              <w:right w:w="100.0" w:type="dxa"/>
-            </w:tcMar>
-            <w:vAlign w:val="top"/>
-          </w:tcPr>
-          <w:p>
-            <w:pPr>
-              <w:keepNext w:val="0"/>
-              <w:keepLines w:val="0"/>
-              <w:pageBreakBefore w:val="0"/>
-              <w:widowControl w:val="0"/>
-              <w:pBdr>
-                <w:top w:space="0" w:sz="0" w:val="nil"/>
-                <w:left w:space="0" w:sz="0" w:val="nil"/>
-                <w:bottom w:space="0" w:sz="0" w:val="nil"/>
-                <w:right w:space="0" w:sz="0" w:val="nil"/>
-                <w:between w:space="0" w:sz="0" w:val="nil"/>
-              </w:pBdr>
-              <w:shd w:fill="auto" w:val="clear"/>
-              <w:spacing w:after="0" w:before="0" w:line="240" w:lineRule="auto"/>
-              <w:ind w:left="0" w:right="0" w:firstLine="0"/>
-              <w:jc w:val="both"/>
-              <w:rPr/>
-            </w:pPr>
-            <w:r>
-              <w:rPr>
-                <w:rtl w:val="0"/>
-              </w:rPr>
-              <w:t xml:space="preserve">Fig.11</w:t>
-            </w:r>
-          </w:p>
-        </w:tc>
-        <w:tc>
-          <w:tcPr>
-            <w:shd w:fill="auto" w:val="clear"/>
-            <w:tcMar>
-              <w:top w:w="100.0" w:type="dxa"/>
-              <w:left w:w="100.0" w:type="dxa"/>
-              <w:bottom w:w="100.0" w:type="dxa"/>
-              <w:right w:w="100.0" w:type="dxa"/>
-            </w:tcMar>
-            <w:vAlign w:val="top"/>
-          </w:tcPr>
-          <w:p>
-            <w:pPr>
-              <w:keepNext w:val="0"/>
-              <w:keepLines w:val="0"/>
-              <w:pageBreakBefore w:val="0"/>
-              <w:widowControl w:val="0"/>
-              <w:pBdr>
-                <w:top w:space="0" w:sz="0" w:val="nil"/>
-                <w:left w:space="0" w:sz="0" w:val="nil"/>
-                <w:bottom w:space="0" w:sz="0" w:val="nil"/>
-                <w:right w:space="0" w:sz="0" w:val="nil"/>
-                <w:between w:space="0" w:sz="0" w:val="nil"/>
-              </w:pBdr>
-              <w:shd w:fill="auto" w:val="clear"/>
-              <w:spacing w:after="0" w:before="0" w:line="240" w:lineRule="auto"/>
-              <w:ind w:left="0" w:right="0" w:firstLine="0"/>
-              <w:jc w:val="both"/>
-              <w:rPr/>
-            </w:pPr>
-            <w:r>
-              <w:rPr>
-                <w:rtl w:val="0"/>
-              </w:rPr>
-              <w:t xml:space="preserve">Code snippet for training both HTM and k-NN classifiers on the SDR dataset.</w:t>
-            </w:r>
-          </w:p>
-        </w:tc>
-      </w:tr>
-      <w:tr>
-        <w:trPr>
-          <w:cantSplit w:val="0"/>
-          <w:tblHeader w:val="0"/>
-        </w:trPr>
-        <w:tc>
-          <w:tcPr>
-            <w:shd w:fill="auto" w:val="clear"/>
-            <w:tcMar>
-              <w:top w:w="100.0" w:type="dxa"/>
-              <w:left w:w="100.0" w:type="dxa"/>
-              <w:bottom w:w="100.0" w:type="dxa"/>
-              <w:right w:w="100.0" w:type="dxa"/>
-            </w:tcMar>
-            <w:vAlign w:val="top"/>
-          </w:tcPr>
-          <w:p>
-            <w:pPr>
-              <w:keepNext w:val="0"/>
-              <w:keepLines w:val="0"/>
-              <w:pageBreakBefore w:val="0"/>
-              <w:widowControl w:val="0"/>
-              <w:pBdr>
-                <w:top w:space="0" w:sz="0" w:val="nil"/>
-                <w:left w:space="0" w:sz="0" w:val="nil"/>
-                <w:bottom w:space="0" w:sz="0" w:val="nil"/>
-                <w:right w:space="0" w:sz="0" w:val="nil"/>
-                <w:between w:space="0" w:sz="0" w:val="nil"/>
-              </w:pBdr>
-              <w:shd w:fill="auto" w:val="clear"/>
-              <w:spacing w:after="0" w:before="0" w:line="240" w:lineRule="auto"/>
-              <w:ind w:left="0" w:right="0" w:firstLine="0"/>
-              <w:jc w:val="both"/>
-              <w:rPr/>
-            </w:pPr>
-            <w:r>
-              <w:rPr>
-                <w:rtl w:val="0"/>
-              </w:rPr>
-              <w:t xml:space="preserve">Fig.12</w:t>
-            </w:r>
-          </w:p>
-        </w:tc>
-        <w:tc>
-          <w:tcPr>
-            <w:shd w:fill="auto" w:val="clear"/>
-            <w:tcMar>
-              <w:top w:w="100.0" w:type="dxa"/>
-              <w:left w:w="100.0" w:type="dxa"/>
-              <w:bottom w:w="100.0" w:type="dxa"/>
-              <w:right w:w="100.0" w:type="dxa"/>
-            </w:tcMar>
-            <w:vAlign w:val="top"/>
-          </w:tcPr>
-          <w:p>
-            <w:pPr>
-              <w:keepNext w:val="0"/>
-              <w:keepLines w:val="0"/>
-              <w:pageBreakBefore w:val="0"/>
-              <w:widowControl w:val="0"/>
-              <w:pBdr>
-                <w:top w:space="0" w:sz="0" w:val="nil"/>
-                <w:left w:space="0" w:sz="0" w:val="nil"/>
-                <w:bottom w:space="0" w:sz="0" w:val="nil"/>
-                <w:right w:space="0" w:sz="0" w:val="nil"/>
-                <w:between w:space="0" w:sz="0" w:val="nil"/>
-              </w:pBdr>
-              <w:shd w:fill="auto" w:val="clear"/>
-              <w:spacing w:after="0" w:before="0" w:line="240" w:lineRule="auto"/>
-              <w:ind w:left="0" w:right="0" w:firstLine="0"/>
-              <w:jc w:val="both"/>
-              <w:rPr/>
-            </w:pPr>
-            <w:r>
-              <w:rPr>
-                <w:rtl w:val="0"/>
-              </w:rPr>
-              <w:t xml:space="preserve">Code snippet for reconstructing images using HTM and k-NN classifiers.</w:t>
-            </w:r>
-          </w:p>
-        </w:tc>
-      </w:tr>
-      <w:tr>
-        <w:trPr>
-          <w:cantSplit w:val="0"/>
-          <w:tblHeader w:val="0"/>
-        </w:trPr>
-        <w:tc>
-          <w:tcPr>
-            <w:shd w:fill="auto" w:val="clear"/>
-            <w:tcMar>
-              <w:top w:w="100.0" w:type="dxa"/>
-              <w:left w:w="100.0" w:type="dxa"/>
-              <w:bottom w:w="100.0" w:type="dxa"/>
-              <w:right w:w="100.0" w:type="dxa"/>
-            </w:tcMar>
-            <w:vAlign w:val="top"/>
-          </w:tcPr>
-          <w:p>
-            <w:pPr>
-              <w:keepNext w:val="0"/>
-              <w:keepLines w:val="0"/>
-              <w:pageBreakBefore w:val="0"/>
-              <w:widowControl w:val="0"/>
-              <w:pBdr>
-                <w:top w:space="0" w:sz="0" w:val="nil"/>
-                <w:left w:space="0" w:sz="0" w:val="nil"/>
-                <w:bottom w:space="0" w:sz="0" w:val="nil"/>
-                <w:right w:space="0" w:sz="0" w:val="nil"/>
-                <w:between w:space="0" w:sz="0" w:val="nil"/>
-              </w:pBdr>
-              <w:shd w:fill="auto" w:val="clear"/>
-              <w:spacing w:after="0" w:before="0" w:line="240" w:lineRule="auto"/>
-              <w:ind w:left="0" w:right="0" w:firstLine="0"/>
-              <w:jc w:val="both"/>
-              <w:rPr/>
-            </w:pPr>
-            <w:r>
-              <w:rPr>
-                <w:rtl w:val="0"/>
-              </w:rPr>
-              <w:t xml:space="preserve">Fig.13</w:t>
-            </w:r>
-          </w:p>
-        </w:tc>
-        <w:tc>
-          <w:tcPr>
-            <w:shd w:fill="auto" w:val="clear"/>
-            <w:tcMar>
-              <w:top w:w="100.0" w:type="dxa"/>
-              <w:left w:w="100.0" w:type="dxa"/>
-              <w:bottom w:w="100.0" w:type="dxa"/>
-              <w:right w:w="100.0" w:type="dxa"/>
-            </w:tcMar>
-            <w:vAlign w:val="top"/>
-          </w:tcPr>
-          <w:p>
-            <w:pPr>
-              <w:keepNext w:val="0"/>
-              <w:keepLines w:val="0"/>
-              <w:pageBreakBefore w:val="0"/>
-              <w:widowControl w:val="0"/>
-              <w:pBdr>
-                <w:top w:space="0" w:sz="0" w:val="nil"/>
-                <w:left w:space="0" w:sz="0" w:val="nil"/>
-                <w:bottom w:space="0" w:sz="0" w:val="nil"/>
-                <w:right w:space="0" w:sz="0" w:val="nil"/>
-                <w:between w:space="0" w:sz="0" w:val="nil"/>
-              </w:pBdr>
-              <w:shd w:fill="auto" w:val="clear"/>
-              <w:spacing w:after="0" w:before="0" w:line="240" w:lineRule="auto"/>
-              <w:ind w:left="0" w:right="0" w:firstLine="0"/>
-              <w:jc w:val="both"/>
-              <w:rPr/>
-            </w:pPr>
-            <w:r>
-              <w:rPr>
-                <w:rtl w:val="0"/>
-              </w:rPr>
-              <w:t xml:space="preserve">Code snippet for computing Jaccard, Cosine, and Hamming similarity scores and hybrid metric.</w:t>
-            </w:r>
-          </w:p>
-        </w:tc>
-      </w:tr>
-      <w:tr>
-        <w:trPr>
-          <w:cantSplit w:val="0"/>
-          <w:tblHeader w:val="0"/>
-        </w:trPr>
-        <w:tc>
-          <w:tcPr>
-            <w:shd w:fill="auto" w:val="clear"/>
-            <w:tcMar>
-              <w:top w:w="100.0" w:type="dxa"/>
-              <w:left w:w="100.0" w:type="dxa"/>
-              <w:bottom w:w="100.0" w:type="dxa"/>
-              <w:right w:w="100.0" w:type="dxa"/>
-            </w:tcMar>
-            <w:vAlign w:val="top"/>
-          </w:tcPr>
-          <w:p>
-            <w:pPr>
-              <w:keepNext w:val="0"/>
-              <w:keepLines w:val="0"/>
-              <w:pageBreakBefore w:val="0"/>
-              <w:widowControl w:val="0"/>
-              <w:pBdr>
-                <w:top w:space="0" w:sz="0" w:val="nil"/>
-                <w:left w:space="0" w:sz="0" w:val="nil"/>
-                <w:bottom w:space="0" w:sz="0" w:val="nil"/>
-                <w:right w:space="0" w:sz="0" w:val="nil"/>
-                <w:between w:space="0" w:sz="0" w:val="nil"/>
-              </w:pBdr>
-              <w:shd w:fill="auto" w:val="clear"/>
-              <w:spacing w:after="0" w:before="0" w:line="240" w:lineRule="auto"/>
-              <w:ind w:left="0" w:right="0" w:firstLine="0"/>
-              <w:jc w:val="both"/>
-              <w:rPr/>
-            </w:pPr>
-            <w:r>
-              <w:rPr>
-                <w:rtl w:val="0"/>
-              </w:rPr>
-              <w:t xml:space="preserve">Fig.14</w:t>
-            </w:r>
-          </w:p>
-        </w:tc>
-        <w:tc>
-          <w:tcPr>
-            <w:shd w:fill="auto" w:val="clear"/>
-            <w:tcMar>
-              <w:top w:w="100.0" w:type="dxa"/>
-              <w:left w:w="100.0" w:type="dxa"/>
-              <w:bottom w:w="100.0" w:type="dxa"/>
-              <w:right w:w="100.0" w:type="dxa"/>
-            </w:tcMar>
-            <w:vAlign w:val="top"/>
-          </w:tcPr>
-          <w:p>
-            <w:pPr>
-              <w:keepNext w:val="0"/>
-              <w:keepLines w:val="0"/>
-              <w:pageBreakBefore w:val="0"/>
-              <w:widowControl w:val="0"/>
-              <w:pBdr>
-                <w:top w:space="0" w:sz="0" w:val="nil"/>
-                <w:left w:space="0" w:sz="0" w:val="nil"/>
-                <w:bottom w:space="0" w:sz="0" w:val="nil"/>
-                <w:right w:space="0" w:sz="0" w:val="nil"/>
-                <w:between w:space="0" w:sz="0" w:val="nil"/>
-              </w:pBdr>
-              <w:shd w:fill="auto" w:val="clear"/>
-              <w:spacing w:after="0" w:before="0" w:line="240" w:lineRule="auto"/>
-              <w:ind w:left="0" w:right="0" w:firstLine="0"/>
-              <w:jc w:val="both"/>
-              <w:rPr/>
-            </w:pPr>
-            <w:r>
-              <w:rPr>
-                <w:rtl w:val="0"/>
-              </w:rPr>
-              <w:t xml:space="preserve">Code snippet for generating a bar graph to visualize similarity between original and reconstructed SDRs</w:t>
-            </w:r>
-          </w:p>
-        </w:tc>
-      </w:tr>
-    </w:tbl>
-    <w:p>
-      <w:pPr>
-        <w:keepNext w:val="0"/>
-        <w:keepLines w:val="0"/>
-        <w:pageBreakBefore w:val="0"/>
-        <w:widowControl w:val="1"/>
-        <w:pBdr>
-          <w:top w:space="0" w:sz="0" w:val="nil"/>
-          <w:left w:space="0" w:sz="0" w:val="nil"/>
-          <w:bottom w:space="0" w:sz="0" w:val="nil"/>
-          <w:right w:space="0" w:sz="0" w:val="nil"/>
-          <w:between w:space="0" w:sz="0" w:val="nil"/>
-        </w:pBdr>
-        <w:shd w:fill="auto" w:val="clear"/>
-        <w:tabs>
-          <w:tab w:val="left" w:leader="none" w:pos="288"/>
-        </w:tabs>
-        <w:spacing w:after="120" w:before="0" w:line="240" w:lineRule="auto"/>
-        <w:ind w:left="0" w:right="0" w:firstLine="288"/>
-        <w:jc w:val="both"/>
-        <w:rPr/>
-      </w:pPr>
-      <w:r>
-        <w:rPr>
-          <w:rtl w:val="0"/>
-        </w:rPr>
-      </w:r>
-    </w:p>
-    <w:p>
-      <w:pPr>
-        <w:pStyle w:val="Heading5"/>
-        <w:tabs>
-          <w:tab w:val="left" w:leader="none" w:pos="360"/>
-          <w:tab w:val="left" w:leader="none" w:pos="360"/>
-          <w:tab w:val="left" w:leader="none" w:pos="360"/>
-        </w:tabs>
-        <w:spacing w:line="240" w:lineRule="auto"/>
         <w:jc w:val="both"/>
         <w:rPr/>
       </w:pPr>
@@ -7167,17 +6018,13 @@
         <w:spacing w:after="50" w:before="0" w:line="240" w:lineRule="auto"/>
         <w:ind w:left="360" w:right="0" w:hanging="360"/>
         <w:jc w:val="both"/>
-        <w:rPr>
-          <w:sz w:val="20"/>
-          <w:szCs w:val="20"/>
-        </w:rPr>
-      </w:pPr>
-      <w:r>
-        <w:rPr>
-          <w:i w:val="0"/>
-          <w:smallCaps w:val="0"/>
-          <w:strike w:val="0"/>
-          <w:color w:val="000000"/>
+        <w:rPr/>
+      </w:pPr>
+      <w:r>
+        <w:rPr>
+          <w:i w:val="0"/>
+          <w:smallCaps w:val="0"/>
+          <w:strike w:val="0"/>
           <w:u w:val="none"/>
           <w:shd w:fill="auto" w:val="clear"/>
           <w:vertAlign w:val="baseline"/>
@@ -7212,17 +6059,13 @@
         <w:spacing w:after="50" w:before="0" w:line="240" w:lineRule="auto"/>
         <w:ind w:left="360" w:right="0" w:hanging="360"/>
         <w:jc w:val="both"/>
-        <w:rPr>
-          <w:sz w:val="20"/>
-          <w:szCs w:val="20"/>
-        </w:rPr>
-      </w:pPr>
-      <w:r>
-        <w:rPr>
-          <w:i w:val="0"/>
-          <w:smallCaps w:val="0"/>
-          <w:strike w:val="0"/>
-          <w:color w:val="000000"/>
+        <w:rPr/>
+      </w:pPr>
+      <w:r>
+        <w:rPr>
+          <w:i w:val="0"/>
+          <w:smallCaps w:val="0"/>
+          <w:strike w:val="0"/>
           <w:u w:val="none"/>
           <w:shd w:fill="auto" w:val="clear"/>
           <w:vertAlign w:val="baseline"/>
@@ -7257,17 +6100,13 @@
         <w:spacing w:after="50" w:before="0" w:line="240" w:lineRule="auto"/>
         <w:ind w:left="360" w:right="0" w:hanging="360"/>
         <w:jc w:val="both"/>
-        <w:rPr>
-          <w:sz w:val="20"/>
-          <w:szCs w:val="20"/>
-        </w:rPr>
-      </w:pPr>
-      <w:r>
-        <w:rPr>
-          <w:i w:val="0"/>
-          <w:smallCaps w:val="0"/>
-          <w:strike w:val="0"/>
-          <w:color w:val="000000"/>
+        <w:rPr/>
+      </w:pPr>
+      <w:r>
+        <w:rPr>
+          <w:i w:val="0"/>
+          <w:smallCaps w:val="0"/>
+          <w:strike w:val="0"/>
           <w:u w:val="none"/>
           <w:shd w:fill="auto" w:val="clear"/>
           <w:vertAlign w:val="baseline"/>
@@ -7302,17 +6141,13 @@
         <w:spacing w:after="50" w:before="0" w:line="240" w:lineRule="auto"/>
         <w:ind w:left="360" w:right="0" w:hanging="360"/>
         <w:jc w:val="both"/>
-        <w:rPr>
-          <w:sz w:val="20"/>
-          <w:szCs w:val="20"/>
-        </w:rPr>
-      </w:pPr>
-      <w:r>
-        <w:rPr>
-          <w:i w:val="0"/>
-          <w:smallCaps w:val="0"/>
-          <w:strike w:val="0"/>
-          <w:color w:val="000000"/>
+        <w:rPr/>
+      </w:pPr>
+      <w:r>
+        <w:rPr>
+          <w:i w:val="0"/>
+          <w:smallCaps w:val="0"/>
+          <w:strike w:val="0"/>
           <w:u w:val="none"/>
           <w:shd w:fill="auto" w:val="clear"/>
           <w:vertAlign w:val="baseline"/>
@@ -7347,17 +6182,13 @@
         <w:spacing w:after="50" w:before="0" w:line="240" w:lineRule="auto"/>
         <w:ind w:left="360" w:right="0" w:hanging="360"/>
         <w:jc w:val="both"/>
-        <w:rPr>
-          <w:sz w:val="20"/>
-          <w:szCs w:val="20"/>
-        </w:rPr>
-      </w:pPr>
-      <w:r>
-        <w:rPr>
-          <w:i w:val="0"/>
-          <w:smallCaps w:val="0"/>
-          <w:strike w:val="0"/>
-          <w:color w:val="000000"/>
+        <w:rPr/>
+      </w:pPr>
+      <w:r>
+        <w:rPr>
+          <w:i w:val="0"/>
+          <w:smallCaps w:val="0"/>
+          <w:strike w:val="0"/>
           <w:u w:val="none"/>
           <w:shd w:fill="auto" w:val="clear"/>
           <w:vertAlign w:val="baseline"/>
@@ -7392,17 +6223,13 @@
         <w:spacing w:after="50" w:before="0" w:line="240" w:lineRule="auto"/>
         <w:ind w:left="360" w:right="0" w:hanging="360"/>
         <w:jc w:val="both"/>
-        <w:rPr>
-          <w:sz w:val="20"/>
-          <w:szCs w:val="20"/>
-        </w:rPr>
-      </w:pPr>
-      <w:r>
-        <w:rPr>
-          <w:i w:val="0"/>
-          <w:smallCaps w:val="0"/>
-          <w:strike w:val="0"/>
-          <w:color w:val="000000"/>
+        <w:rPr/>
+      </w:pPr>
+      <w:r>
+        <w:rPr>
+          <w:i w:val="0"/>
+          <w:smallCaps w:val="0"/>
+          <w:strike w:val="0"/>
           <w:u w:val="none"/>
           <w:shd w:fill="auto" w:val="clear"/>
           <w:vertAlign w:val="baseline"/>
@@ -7437,17 +6264,14 @@
         <w:spacing w:after="50" w:before="0" w:line="240" w:lineRule="auto"/>
         <w:ind w:left="360" w:right="0" w:hanging="360"/>
         <w:jc w:val="both"/>
-        <w:rPr>
-          <w:sz w:val="20"/>
-          <w:szCs w:val="20"/>
-        </w:rPr>
+        <w:rPr/>
         <w:sectPr>
           <w:type w:val="continuous"/>
           <w:pgSz w:h="16838" w:w="11906" w:orient="portrait"/>
           <w:pgMar w:bottom="1440" w:top="1080" w:left="907" w:right="907" w:header="720" w:footer="720"/>
           <w:cols w:equalWidth="0" w:num="2">
-            <w:col w:space="720" w:w="4685.74"/>
-            <w:col w:space="0" w:w="4685.74"/>
+            <w:col w:space="720" w:w="4685.999999999999"/>
+            <w:col w:space="0" w:w="4685.999999999999"/>
           </w:cols>
         </w:sectPr>
       </w:pPr>
@@ -7456,7 +6280,6 @@
           <w:i w:val="0"/>
           <w:smallCaps w:val="0"/>
           <w:strike w:val="0"/>
-          <w:color w:val="000000"/>
           <w:u w:val="none"/>
           <w:shd w:fill="auto" w:val="clear"/>
           <w:vertAlign w:val="baseline"/>
@@ -7491,7 +6314,6 @@
           <w:i w:val="0"/>
           <w:smallCaps w:val="0"/>
           <w:strike w:val="0"/>
-          <w:color w:val="000000"/>
           <w:u w:val="none"/>
           <w:shd w:fill="auto" w:val="clear"/>
           <w:vertAlign w:val="baseline"/>
@@ -7525,7 +6347,6 @@
           <w:i w:val="0"/>
           <w:smallCaps w:val="0"/>
           <w:strike w:val="0"/>
-          <w:color w:val="ff0000"/>
           <w:u w:val="none"/>
           <w:shd w:fill="auto" w:val="clear"/>
           <w:vertAlign w:val="baseline"/>
@@ -7546,7 +6367,6 @@
           <w:i w:val="0"/>
           <w:smallCaps w:val="0"/>
           <w:strike w:val="0"/>
-          <w:color w:val="ff0000"/>
           <w:u w:val="none"/>
           <w:shd w:fill="auto" w:val="clear"/>
           <w:vertAlign w:val="baseline"/>
@@ -7660,7 +6480,7 @@
   </w:p>
   <w:tbl>
     <w:tblPr>
-      <w:tblStyle w:val="Table3"/>
+      <w:tblStyle w:val="Table2"/>
       <w:tblW w:w="10260.0" w:type="dxa"/>
       <w:jc w:val="center"/>
       <w:tblLayout w:type="fixed"/>
@@ -7973,12 +6793,12 @@
               <wp:inline distB="0" distT="0" distL="114300" distR="114300">
                 <wp:extent cx="1217930" cy="629285"/>
                 <wp:effectExtent b="0" l="0" r="0" t="0"/>
-                <wp:docPr id="2" name="image16.jpg"/>
+                <wp:docPr id="4" name="image11.jpg"/>
                 <a:graphic>
                   <a:graphicData uri="http://schemas.openxmlformats.org/drawingml/2006/picture">
                     <pic:pic>
                       <pic:nvPicPr>
-                        <pic:cNvPr id="0" name="image16.jpg"/>
+                        <pic:cNvPr id="0" name="image11.jpg"/>
                         <pic:cNvPicPr preferRelativeResize="0"/>
                       </pic:nvPicPr>
                       <pic:blipFill>
@@ -8461,19 +7281,6 @@
     </w:tblPr>
   </w:style>
   <w:style w:type="table" w:styleId="Table2">
-    <w:basedOn w:val="TableNormal"/>
-    <w:tblPr>
-      <w:tblStyleRowBandSize w:val="1"/>
-      <w:tblStyleColBandSize w:val="1"/>
-      <w:tblCellMar>
-        <w:top w:w="100.0" w:type="dxa"/>
-        <w:left w:w="100.0" w:type="dxa"/>
-        <w:bottom w:w="100.0" w:type="dxa"/>
-        <w:right w:w="100.0" w:type="dxa"/>
-      </w:tblCellMar>
-    </w:tblPr>
-  </w:style>
-  <w:style w:type="table" w:styleId="Table3">
     <w:basedOn w:val="TableNormal"/>
     <w:tblPr>
       <w:tblStyleRowBandSize w:val="1"/>
